--- a/documents/templates/4_bs_com(ДКП через комисии).docx
+++ b/documents/templates/4_bs_com(ДКП через комисии).docx
@@ -13,17 +13,33 @@
           <w:szCs w:val="22"/>
         </w:rPr>
       </w:pPr>
-      <w:hyperlink r:id="rId7" w:tooltip="&quot;Гражданский кодекс Российской Федерации (часть вторая)&quot; от 26.01.1996 N 14-ФЗ (ред. от 28.03.2017){КонсультантПлюс}" w:history="1">
-        <w:r>
-          <w:rPr>
-            <w:rFonts w:ascii="Times New Roman" w:hAnsi="Times New Roman" w:cs="Times New Roman"/>
-            <w:b/>
-            <w:sz w:val="22"/>
-            <w:szCs w:val="22"/>
-          </w:rPr>
-          <w:t>ДОГОВОР</w:t>
-        </w:r>
-      </w:hyperlink>
+      <w:r>
+        <w:fldChar w:fldCharType="begin"/>
+      </w:r>
+      <w:r>
+        <w:instrText>HYPERLINK "consultantplus://offline/ref=8AB5B360FF7931583F83A780BEADC9D37DA0E177166BD7CA611FE62B51D390D73ACC691E40DF7FA0V92EJ" \o "\"Гражданский кодекс Российской Федерации (часть вторая)\" от 26.01.1996 N 14-ФЗ (ред. от 28.03.2017){КонсультантПлюс}"</w:instrText>
+      </w:r>
+      <w:r>
+        <w:fldChar w:fldCharType="separate"/>
+      </w:r>
+      <w:r>
+        <w:rPr>
+          <w:rFonts w:ascii="Times New Roman" w:hAnsi="Times New Roman" w:cs="Times New Roman"/>
+          <w:b/>
+          <w:sz w:val="22"/>
+          <w:szCs w:val="22"/>
+        </w:rPr>
+        <w:t>ДОГОВОР</w:t>
+      </w:r>
+      <w:r>
+        <w:rPr>
+          <w:rFonts w:ascii="Times New Roman" w:hAnsi="Times New Roman" w:cs="Times New Roman"/>
+          <w:b/>
+          <w:sz w:val="22"/>
+          <w:szCs w:val="22"/>
+        </w:rPr>
+        <w:fldChar w:fldCharType="end"/>
+      </w:r>
       <w:r>
         <w:rPr>
           <w:rFonts w:ascii="Times New Roman" w:hAnsi="Times New Roman" w:cs="Times New Roman"/>
@@ -234,7 +250,14 @@
         <w:rPr>
           <w:rFonts w:ascii="Times New Roman" w:hAnsi="Times New Roman" w:cs="Times New Roman"/>
         </w:rPr>
-        <w:t xml:space="preserve">    </w:t>
+        <w:t xml:space="preserve">  </w:t>
+      </w:r>
+      <w:proofErr w:type="gramStart"/>
+      <w:r>
+        <w:rPr>
+          <w:rFonts w:ascii="Times New Roman" w:hAnsi="Times New Roman" w:cs="Times New Roman"/>
+        </w:rPr>
+        <w:t xml:space="preserve">  </w:t>
       </w:r>
       <w:r>
         <w:rPr>
@@ -246,7 +269,14 @@
         <w:rPr>
           <w:rFonts w:ascii="Times New Roman" w:hAnsi="Times New Roman" w:cs="Times New Roman"/>
         </w:rPr>
-        <w:t>{{</w:t>
+        <w:t>{</w:t>
+      </w:r>
+      <w:proofErr w:type="gramEnd"/>
+      <w:r>
+        <w:rPr>
+          <w:rFonts w:ascii="Times New Roman" w:hAnsi="Times New Roman" w:cs="Times New Roman"/>
+        </w:rPr>
+        <w:t>{</w:t>
       </w:r>
       <w:r>
         <w:rPr>
@@ -1013,6 +1043,7 @@
         </w:rPr>
         <w:t xml:space="preserve">, {% </w:t>
       </w:r>
+      <w:proofErr w:type="spellStart"/>
       <w:r>
         <w:rPr>
           <w:rFonts w:ascii="Times New Roman" w:eastAsia="Calibri" w:hAnsi="Times New Roman" w:cs="Times New Roman"/>
@@ -1024,6 +1055,7 @@
         </w:rPr>
         <w:t>elif</w:t>
       </w:r>
+      <w:proofErr w:type="spellEnd"/>
       <w:r>
         <w:rPr>
           <w:rFonts w:ascii="Times New Roman" w:eastAsia="Calibri" w:hAnsi="Times New Roman" w:cs="Times New Roman"/>
@@ -1365,6 +1397,7 @@
         </w:rPr>
         <w:t>(</w:t>
       </w:r>
+      <w:proofErr w:type="spellStart"/>
       <w:r>
         <w:rPr>
           <w:rFonts w:ascii="Times New Roman" w:eastAsia="Calibri" w:hAnsi="Times New Roman" w:cs="Times New Roman"/>
@@ -1376,6 +1409,7 @@
         </w:rPr>
         <w:t>ая</w:t>
       </w:r>
+      <w:proofErr w:type="spellEnd"/>
       <w:r>
         <w:rPr>
           <w:rFonts w:ascii="Times New Roman" w:eastAsia="Calibri" w:hAnsi="Times New Roman" w:cs="Times New Roman"/>
@@ -1576,7 +1610,79 @@
           <w:szCs w:val="20"/>
           <w:lang w:val="en-US" w:eastAsia="en-US"/>
         </w:rPr>
-        <w:t>{% if buyer_type in ['internal_company', 'external_company'] %}</w:t>
+        <w:t xml:space="preserve">{% if </w:t>
+      </w:r>
+      <w:proofErr w:type="spellStart"/>
+      <w:r>
+        <w:rPr>
+          <w:rFonts w:ascii="Times New Roman" w:eastAsia="Calibri" w:hAnsi="Times New Roman" w:cs="Times New Roman"/>
+          <w:bCs/>
+          <w:color w:val="000000"/>
+          <w:sz w:val="20"/>
+          <w:szCs w:val="20"/>
+          <w:lang w:val="en-US" w:eastAsia="en-US"/>
+        </w:rPr>
+        <w:t>buyer_type</w:t>
+      </w:r>
+      <w:proofErr w:type="spellEnd"/>
+      <w:r>
+        <w:rPr>
+          <w:rFonts w:ascii="Times New Roman" w:eastAsia="Calibri" w:hAnsi="Times New Roman" w:cs="Times New Roman"/>
+          <w:bCs/>
+          <w:color w:val="000000"/>
+          <w:sz w:val="20"/>
+          <w:szCs w:val="20"/>
+          <w:lang w:val="en-US" w:eastAsia="en-US"/>
+        </w:rPr>
+        <w:t xml:space="preserve"> in ['</w:t>
+      </w:r>
+      <w:proofErr w:type="spellStart"/>
+      <w:r>
+        <w:rPr>
+          <w:rFonts w:ascii="Times New Roman" w:eastAsia="Calibri" w:hAnsi="Times New Roman" w:cs="Times New Roman"/>
+          <w:bCs/>
+          <w:color w:val="000000"/>
+          <w:sz w:val="20"/>
+          <w:szCs w:val="20"/>
+          <w:lang w:val="en-US" w:eastAsia="en-US"/>
+        </w:rPr>
+        <w:t>internal_company</w:t>
+      </w:r>
+      <w:proofErr w:type="spellEnd"/>
+      <w:r>
+        <w:rPr>
+          <w:rFonts w:ascii="Times New Roman" w:eastAsia="Calibri" w:hAnsi="Times New Roman" w:cs="Times New Roman"/>
+          <w:bCs/>
+          <w:color w:val="000000"/>
+          <w:sz w:val="20"/>
+          <w:szCs w:val="20"/>
+          <w:lang w:val="en-US" w:eastAsia="en-US"/>
+        </w:rPr>
+        <w:t>', '</w:t>
+      </w:r>
+      <w:proofErr w:type="spellStart"/>
+      <w:r>
+        <w:rPr>
+          <w:rFonts w:ascii="Times New Roman" w:eastAsia="Calibri" w:hAnsi="Times New Roman" w:cs="Times New Roman"/>
+          <w:bCs/>
+          <w:color w:val="000000"/>
+          <w:sz w:val="20"/>
+          <w:szCs w:val="20"/>
+          <w:lang w:val="en-US" w:eastAsia="en-US"/>
+        </w:rPr>
+        <w:t>external_company</w:t>
+      </w:r>
+      <w:proofErr w:type="spellEnd"/>
+      <w:r>
+        <w:rPr>
+          <w:rFonts w:ascii="Times New Roman" w:eastAsia="Calibri" w:hAnsi="Times New Roman" w:cs="Times New Roman"/>
+          <w:bCs/>
+          <w:color w:val="000000"/>
+          <w:sz w:val="20"/>
+          <w:szCs w:val="20"/>
+          <w:lang w:val="en-US" w:eastAsia="en-US"/>
+        </w:rPr>
+        <w:t>'] %}</w:t>
       </w:r>
       <w:r>
         <w:rPr>
@@ -1675,7 +1781,31 @@
           <w:szCs w:val="20"/>
           <w:lang w:val="en-US" w:eastAsia="en-US"/>
         </w:rPr>
-        <w:t>«{{ buyer_short_name }}»</w:t>
+        <w:t xml:space="preserve">«{{ </w:t>
+      </w:r>
+      <w:proofErr w:type="spellStart"/>
+      <w:r>
+        <w:rPr>
+          <w:rFonts w:ascii="Times New Roman" w:eastAsia="Calibri" w:hAnsi="Times New Roman" w:cs="Times New Roman"/>
+          <w:b/>
+          <w:color w:val="000000"/>
+          <w:sz w:val="20"/>
+          <w:szCs w:val="20"/>
+          <w:lang w:val="en-US" w:eastAsia="en-US"/>
+        </w:rPr>
+        <w:t>buyer_short_name</w:t>
+      </w:r>
+      <w:proofErr w:type="spellEnd"/>
+      <w:r>
+        <w:rPr>
+          <w:rFonts w:ascii="Times New Roman" w:eastAsia="Calibri" w:hAnsi="Times New Roman" w:cs="Times New Roman"/>
+          <w:b/>
+          <w:color w:val="000000"/>
+          <w:sz w:val="20"/>
+          <w:szCs w:val="20"/>
+          <w:lang w:val="en-US" w:eastAsia="en-US"/>
+        </w:rPr>
+        <w:t xml:space="preserve"> }}»</w:t>
       </w:r>
       <w:r>
         <w:rPr>
@@ -1864,6 +1994,7 @@
         </w:rPr>
         <w:t xml:space="preserve"> {{ </w:t>
       </w:r>
+      <w:proofErr w:type="spellStart"/>
       <w:r>
         <w:rPr>
           <w:rFonts w:ascii="Times New Roman" w:eastAsia="Calibri" w:hAnsi="Times New Roman" w:cs="Times New Roman"/>
@@ -1884,7 +2015,19 @@
           <w:szCs w:val="20"/>
           <w:lang w:val="en-US" w:eastAsia="en-US"/>
         </w:rPr>
-        <w:t xml:space="preserve">buyer_director_name }}, </w:t>
+        <w:t>buyer_director_name</w:t>
+      </w:r>
+      <w:proofErr w:type="spellEnd"/>
+      <w:r>
+        <w:rPr>
+          <w:rFonts w:ascii="Times New Roman" w:eastAsia="Calibri" w:hAnsi="Times New Roman" w:cs="Times New Roman"/>
+          <w:bCs/>
+          <w:color w:val="000000"/>
+          <w:sz w:val="20"/>
+          <w:szCs w:val="20"/>
+          <w:lang w:val="en-US" w:eastAsia="en-US"/>
+        </w:rPr>
+        <w:t xml:space="preserve"> }}, </w:t>
       </w:r>
       <w:r>
         <w:rPr>
@@ -1972,7 +2115,55 @@
           <w:szCs w:val="20"/>
           <w:lang w:val="en-US" w:eastAsia="en-US"/>
         </w:rPr>
-        <w:t xml:space="preserve">, {% elif buyer_type </w:t>
+        <w:t xml:space="preserve">, {% </w:t>
+      </w:r>
+      <w:proofErr w:type="spellStart"/>
+      <w:r>
+        <w:rPr>
+          <w:rFonts w:ascii="Times New Roman" w:eastAsia="Calibri" w:hAnsi="Times New Roman" w:cs="Times New Roman"/>
+          <w:bCs/>
+          <w:color w:val="000000"/>
+          <w:sz w:val="20"/>
+          <w:szCs w:val="20"/>
+          <w:lang w:val="en-US" w:eastAsia="en-US"/>
+        </w:rPr>
+        <w:t>elif</w:t>
+      </w:r>
+      <w:proofErr w:type="spellEnd"/>
+      <w:r>
+        <w:rPr>
+          <w:rFonts w:ascii="Times New Roman" w:eastAsia="Calibri" w:hAnsi="Times New Roman" w:cs="Times New Roman"/>
+          <w:bCs/>
+          <w:color w:val="000000"/>
+          <w:sz w:val="20"/>
+          <w:szCs w:val="20"/>
+          <w:lang w:val="en-US" w:eastAsia="en-US"/>
+        </w:rPr>
+        <w:t xml:space="preserve"> </w:t>
+      </w:r>
+      <w:proofErr w:type="spellStart"/>
+      <w:r>
+        <w:rPr>
+          <w:rFonts w:ascii="Times New Roman" w:eastAsia="Calibri" w:hAnsi="Times New Roman" w:cs="Times New Roman"/>
+          <w:bCs/>
+          <w:color w:val="000000"/>
+          <w:sz w:val="20"/>
+          <w:szCs w:val="20"/>
+          <w:lang w:val="en-US" w:eastAsia="en-US"/>
+        </w:rPr>
+        <w:t>buyer_type</w:t>
+      </w:r>
+      <w:proofErr w:type="spellEnd"/>
+      <w:r>
+        <w:rPr>
+          <w:rFonts w:ascii="Times New Roman" w:eastAsia="Calibri" w:hAnsi="Times New Roman" w:cs="Times New Roman"/>
+          <w:bCs/>
+          <w:color w:val="000000"/>
+          <w:sz w:val="20"/>
+          <w:szCs w:val="20"/>
+          <w:lang w:val="en-US" w:eastAsia="en-US"/>
+        </w:rPr>
+        <w:t xml:space="preserve"> </w:t>
       </w:r>
       <w:r>
         <w:rPr>
@@ -2005,7 +2196,79 @@
           <w:szCs w:val="20"/>
           <w:lang w:val="en-US" w:eastAsia="en-US"/>
         </w:rPr>
-        <w:t>{{ buyer_last_name }} {{ buyer_first_name }} {{ buyer_middle_name }}</w:t>
+        <w:t xml:space="preserve">{{ </w:t>
+      </w:r>
+      <w:proofErr w:type="spellStart"/>
+      <w:r>
+        <w:rPr>
+          <w:rFonts w:ascii="Times New Roman" w:eastAsia="Calibri" w:hAnsi="Times New Roman" w:cs="Times New Roman"/>
+          <w:b/>
+          <w:color w:val="000000"/>
+          <w:sz w:val="20"/>
+          <w:szCs w:val="20"/>
+          <w:lang w:val="en-US" w:eastAsia="en-US"/>
+        </w:rPr>
+        <w:t>buyer_last_name</w:t>
+      </w:r>
+      <w:proofErr w:type="spellEnd"/>
+      <w:r>
+        <w:rPr>
+          <w:rFonts w:ascii="Times New Roman" w:eastAsia="Calibri" w:hAnsi="Times New Roman" w:cs="Times New Roman"/>
+          <w:b/>
+          <w:color w:val="000000"/>
+          <w:sz w:val="20"/>
+          <w:szCs w:val="20"/>
+          <w:lang w:val="en-US" w:eastAsia="en-US"/>
+        </w:rPr>
+        <w:t xml:space="preserve"> }} {{ </w:t>
+      </w:r>
+      <w:proofErr w:type="spellStart"/>
+      <w:r>
+        <w:rPr>
+          <w:rFonts w:ascii="Times New Roman" w:eastAsia="Calibri" w:hAnsi="Times New Roman" w:cs="Times New Roman"/>
+          <w:b/>
+          <w:color w:val="000000"/>
+          <w:sz w:val="20"/>
+          <w:szCs w:val="20"/>
+          <w:lang w:val="en-US" w:eastAsia="en-US"/>
+        </w:rPr>
+        <w:t>buyer_first_name</w:t>
+      </w:r>
+      <w:proofErr w:type="spellEnd"/>
+      <w:r>
+        <w:rPr>
+          <w:rFonts w:ascii="Times New Roman" w:eastAsia="Calibri" w:hAnsi="Times New Roman" w:cs="Times New Roman"/>
+          <w:b/>
+          <w:color w:val="000000"/>
+          <w:sz w:val="20"/>
+          <w:szCs w:val="20"/>
+          <w:lang w:val="en-US" w:eastAsia="en-US"/>
+        </w:rPr>
+        <w:t xml:space="preserve"> }} {{ </w:t>
+      </w:r>
+      <w:proofErr w:type="spellStart"/>
+      <w:r>
+        <w:rPr>
+          <w:rFonts w:ascii="Times New Roman" w:eastAsia="Calibri" w:hAnsi="Times New Roman" w:cs="Times New Roman"/>
+          <w:b/>
+          <w:color w:val="000000"/>
+          <w:sz w:val="20"/>
+          <w:szCs w:val="20"/>
+          <w:lang w:val="en-US" w:eastAsia="en-US"/>
+        </w:rPr>
+        <w:t>buyer_middle_name</w:t>
+      </w:r>
+      <w:proofErr w:type="spellEnd"/>
+      <w:r>
+        <w:rPr>
+          <w:rFonts w:ascii="Times New Roman" w:eastAsia="Calibri" w:hAnsi="Times New Roman" w:cs="Times New Roman"/>
+          <w:b/>
+          <w:color w:val="000000"/>
+          <w:sz w:val="20"/>
+          <w:szCs w:val="20"/>
+          <w:lang w:val="en-US" w:eastAsia="en-US"/>
+        </w:rPr>
+        <w:t xml:space="preserve"> }}</w:t>
       </w:r>
       <w:r>
         <w:rPr>
@@ -2040,6 +2303,7 @@
         </w:rPr>
         <w:t>(</w:t>
       </w:r>
+      <w:proofErr w:type="spellStart"/>
       <w:r>
         <w:rPr>
           <w:rFonts w:ascii="Times New Roman" w:eastAsia="Calibri" w:hAnsi="Times New Roman" w:cs="Times New Roman"/>
@@ -2051,6 +2315,7 @@
         </w:rPr>
         <w:t>ая</w:t>
       </w:r>
+      <w:proofErr w:type="spellEnd"/>
       <w:r>
         <w:rPr>
           <w:rFonts w:ascii="Times New Roman" w:eastAsia="Calibri" w:hAnsi="Times New Roman" w:cs="Times New Roman"/>
@@ -2587,7 +2852,25 @@
                 <w:sz w:val="20"/>
                 <w:szCs w:val="20"/>
               </w:rPr>
-              <w:t>{{vin}}</w:t>
+              <w:t>{{</w:t>
+            </w:r>
+            <w:proofErr w:type="spellStart"/>
+            <w:r>
+              <w:rPr>
+                <w:rFonts w:ascii="Times New Roman" w:hAnsi="Times New Roman" w:cs="Times New Roman"/>
+                <w:sz w:val="20"/>
+                <w:szCs w:val="20"/>
+              </w:rPr>
+              <w:t>vin</w:t>
+            </w:r>
+            <w:proofErr w:type="spellEnd"/>
+            <w:r>
+              <w:rPr>
+                <w:rFonts w:ascii="Times New Roman" w:hAnsi="Times New Roman" w:cs="Times New Roman"/>
+                <w:sz w:val="20"/>
+                <w:szCs w:val="20"/>
+              </w:rPr>
+              <w:t>}}</w:t>
             </w:r>
           </w:p>
         </w:tc>
@@ -2655,7 +2938,25 @@
                 <w:sz w:val="20"/>
                 <w:szCs w:val="20"/>
               </w:rPr>
-              <w:t>{{make_model}}</w:t>
+              <w:t>{{</w:t>
+            </w:r>
+            <w:proofErr w:type="spellStart"/>
+            <w:r>
+              <w:rPr>
+                <w:rFonts w:ascii="Times New Roman" w:hAnsi="Times New Roman" w:cs="Times New Roman"/>
+                <w:sz w:val="20"/>
+                <w:szCs w:val="20"/>
+              </w:rPr>
+              <w:t>make_model</w:t>
+            </w:r>
+            <w:proofErr w:type="spellEnd"/>
+            <w:r>
+              <w:rPr>
+                <w:rFonts w:ascii="Times New Roman" w:hAnsi="Times New Roman" w:cs="Times New Roman"/>
+                <w:sz w:val="20"/>
+                <w:szCs w:val="20"/>
+              </w:rPr>
+              <w:t>}}</w:t>
             </w:r>
           </w:p>
         </w:tc>
@@ -2723,7 +3024,25 @@
                 <w:sz w:val="20"/>
                 <w:szCs w:val="20"/>
               </w:rPr>
-              <w:t>{{type}}</w:t>
+              <w:t>{{</w:t>
+            </w:r>
+            <w:proofErr w:type="spellStart"/>
+            <w:r>
+              <w:rPr>
+                <w:rFonts w:ascii="Times New Roman" w:hAnsi="Times New Roman" w:cs="Times New Roman"/>
+                <w:sz w:val="20"/>
+                <w:szCs w:val="20"/>
+              </w:rPr>
+              <w:t>type</w:t>
+            </w:r>
+            <w:proofErr w:type="spellEnd"/>
+            <w:r>
+              <w:rPr>
+                <w:rFonts w:ascii="Times New Roman" w:hAnsi="Times New Roman" w:cs="Times New Roman"/>
+                <w:sz w:val="20"/>
+                <w:szCs w:val="20"/>
+              </w:rPr>
+              <w:t>}}</w:t>
             </w:r>
           </w:p>
         </w:tc>
@@ -2855,7 +3174,25 @@
                 <w:sz w:val="20"/>
                 <w:szCs w:val="20"/>
               </w:rPr>
-              <w:t>{{year}}</w:t>
+              <w:t>{{</w:t>
+            </w:r>
+            <w:proofErr w:type="spellStart"/>
+            <w:r>
+              <w:rPr>
+                <w:rFonts w:ascii="Times New Roman" w:hAnsi="Times New Roman" w:cs="Times New Roman"/>
+                <w:sz w:val="20"/>
+                <w:szCs w:val="20"/>
+              </w:rPr>
+              <w:t>year</w:t>
+            </w:r>
+            <w:proofErr w:type="spellEnd"/>
+            <w:r>
+              <w:rPr>
+                <w:rFonts w:ascii="Times New Roman" w:hAnsi="Times New Roman" w:cs="Times New Roman"/>
+                <w:sz w:val="20"/>
+                <w:szCs w:val="20"/>
+              </w:rPr>
+              <w:t>}}</w:t>
             </w:r>
           </w:p>
         </w:tc>
@@ -2923,7 +3260,25 @@
                 <w:sz w:val="20"/>
                 <w:szCs w:val="20"/>
               </w:rPr>
-              <w:t>{{engine}}</w:t>
+              <w:t>{{</w:t>
+            </w:r>
+            <w:proofErr w:type="spellStart"/>
+            <w:r>
+              <w:rPr>
+                <w:rFonts w:ascii="Times New Roman" w:hAnsi="Times New Roman" w:cs="Times New Roman"/>
+                <w:sz w:val="20"/>
+                <w:szCs w:val="20"/>
+              </w:rPr>
+              <w:t>engine</w:t>
+            </w:r>
+            <w:proofErr w:type="spellEnd"/>
+            <w:r>
+              <w:rPr>
+                <w:rFonts w:ascii="Times New Roman" w:hAnsi="Times New Roman" w:cs="Times New Roman"/>
+                <w:sz w:val="20"/>
+                <w:szCs w:val="20"/>
+              </w:rPr>
+              <w:t>}}</w:t>
             </w:r>
           </w:p>
         </w:tc>
@@ -2991,7 +3346,25 @@
                 <w:sz w:val="20"/>
                 <w:szCs w:val="20"/>
               </w:rPr>
-              <w:t>{{chassis}}</w:t>
+              <w:t>{{</w:t>
+            </w:r>
+            <w:proofErr w:type="spellStart"/>
+            <w:r>
+              <w:rPr>
+                <w:rFonts w:ascii="Times New Roman" w:hAnsi="Times New Roman" w:cs="Times New Roman"/>
+                <w:sz w:val="20"/>
+                <w:szCs w:val="20"/>
+              </w:rPr>
+              <w:t>chassis</w:t>
+            </w:r>
+            <w:proofErr w:type="spellEnd"/>
+            <w:r>
+              <w:rPr>
+                <w:rFonts w:ascii="Times New Roman" w:hAnsi="Times New Roman" w:cs="Times New Roman"/>
+                <w:sz w:val="20"/>
+                <w:szCs w:val="20"/>
+              </w:rPr>
+              <w:t>}}</w:t>
             </w:r>
           </w:p>
         </w:tc>
@@ -3060,7 +3433,25 @@
                 <w:sz w:val="20"/>
                 <w:szCs w:val="20"/>
               </w:rPr>
-              <w:t>{{body}}</w:t>
+              <w:t>{{</w:t>
+            </w:r>
+            <w:proofErr w:type="spellStart"/>
+            <w:r>
+              <w:rPr>
+                <w:rFonts w:ascii="Times New Roman" w:hAnsi="Times New Roman" w:cs="Times New Roman"/>
+                <w:sz w:val="20"/>
+                <w:szCs w:val="20"/>
+              </w:rPr>
+              <w:t>body</w:t>
+            </w:r>
+            <w:proofErr w:type="spellEnd"/>
+            <w:r>
+              <w:rPr>
+                <w:rFonts w:ascii="Times New Roman" w:hAnsi="Times New Roman" w:cs="Times New Roman"/>
+                <w:sz w:val="20"/>
+                <w:szCs w:val="20"/>
+              </w:rPr>
+              <w:t>}}</w:t>
             </w:r>
           </w:p>
         </w:tc>
@@ -3128,7 +3519,25 @@
                 <w:sz w:val="20"/>
                 <w:szCs w:val="20"/>
               </w:rPr>
-              <w:t>{{color}}</w:t>
+              <w:t>{{</w:t>
+            </w:r>
+            <w:proofErr w:type="spellStart"/>
+            <w:r>
+              <w:rPr>
+                <w:rFonts w:ascii="Times New Roman" w:hAnsi="Times New Roman" w:cs="Times New Roman"/>
+                <w:sz w:val="20"/>
+                <w:szCs w:val="20"/>
+              </w:rPr>
+              <w:t>color</w:t>
+            </w:r>
+            <w:proofErr w:type="spellEnd"/>
+            <w:r>
+              <w:rPr>
+                <w:rFonts w:ascii="Times New Roman" w:hAnsi="Times New Roman" w:cs="Times New Roman"/>
+                <w:sz w:val="20"/>
+                <w:szCs w:val="20"/>
+              </w:rPr>
+              <w:t>}}</w:t>
             </w:r>
           </w:p>
         </w:tc>
@@ -3194,7 +3603,27 @@
                 <w:szCs w:val="20"/>
                 <w:lang w:val="en-US"/>
               </w:rPr>
-              <w:t xml:space="preserve">{{pts_id}} </w:t>
+              <w:t>{{</w:t>
+            </w:r>
+            <w:proofErr w:type="spellStart"/>
+            <w:r>
+              <w:rPr>
+                <w:rFonts w:ascii="Times New Roman" w:hAnsi="Times New Roman" w:cs="Times New Roman"/>
+                <w:sz w:val="20"/>
+                <w:szCs w:val="20"/>
+                <w:lang w:val="en-US"/>
+              </w:rPr>
+              <w:t>pts_id</w:t>
+            </w:r>
+            <w:proofErr w:type="spellEnd"/>
+            <w:r>
+              <w:rPr>
+                <w:rFonts w:ascii="Times New Roman" w:hAnsi="Times New Roman" w:cs="Times New Roman"/>
+                <w:sz w:val="20"/>
+                <w:szCs w:val="20"/>
+                <w:lang w:val="en-US"/>
+              </w:rPr>
+              <w:t xml:space="preserve">}} </w:t>
             </w:r>
             <w:r>
               <w:rPr>
@@ -3211,7 +3640,27 @@
                 <w:szCs w:val="20"/>
                 <w:lang w:val="en-US"/>
               </w:rPr>
-              <w:t xml:space="preserve"> {{pts_date}}</w:t>
+              <w:t xml:space="preserve"> {{</w:t>
+            </w:r>
+            <w:proofErr w:type="spellStart"/>
+            <w:r>
+              <w:rPr>
+                <w:rFonts w:ascii="Times New Roman" w:hAnsi="Times New Roman" w:cs="Times New Roman"/>
+                <w:sz w:val="20"/>
+                <w:szCs w:val="20"/>
+                <w:lang w:val="en-US"/>
+              </w:rPr>
+              <w:t>pts_date</w:t>
+            </w:r>
+            <w:proofErr w:type="spellEnd"/>
+            <w:r>
+              <w:rPr>
+                <w:rFonts w:ascii="Times New Roman" w:hAnsi="Times New Roman" w:cs="Times New Roman"/>
+                <w:sz w:val="20"/>
+                <w:szCs w:val="20"/>
+                <w:lang w:val="en-US"/>
+              </w:rPr>
+              <w:t>}}</w:t>
             </w:r>
           </w:p>
         </w:tc>
@@ -3280,7 +3729,87 @@
                 <w:szCs w:val="20"/>
                 <w:lang w:val="en-US"/>
               </w:rPr>
-              <w:t xml:space="preserve">{% if sts_id and sts_date %}{{ sts_id }} </w:t>
+              <w:t xml:space="preserve">{% if </w:t>
+            </w:r>
+            <w:proofErr w:type="spellStart"/>
+            <w:r>
+              <w:rPr>
+                <w:rFonts w:ascii="Times New Roman" w:hAnsi="Times New Roman" w:cs="Times New Roman"/>
+                <w:sz w:val="20"/>
+                <w:szCs w:val="20"/>
+                <w:lang w:val="en-US"/>
+              </w:rPr>
+              <w:t>sts_id</w:t>
+            </w:r>
+            <w:proofErr w:type="spellEnd"/>
+            <w:r>
+              <w:rPr>
+                <w:rFonts w:ascii="Times New Roman" w:hAnsi="Times New Roman" w:cs="Times New Roman"/>
+                <w:sz w:val="20"/>
+                <w:szCs w:val="20"/>
+                <w:lang w:val="en-US"/>
+              </w:rPr>
+              <w:t xml:space="preserve"> and </w:t>
+            </w:r>
+            <w:proofErr w:type="spellStart"/>
+            <w:r>
+              <w:rPr>
+                <w:rFonts w:ascii="Times New Roman" w:hAnsi="Times New Roman" w:cs="Times New Roman"/>
+                <w:sz w:val="20"/>
+                <w:szCs w:val="20"/>
+                <w:lang w:val="en-US"/>
+              </w:rPr>
+              <w:t>sts_date</w:t>
+            </w:r>
+            <w:proofErr w:type="spellEnd"/>
+            <w:r>
+              <w:rPr>
+                <w:rFonts w:ascii="Times New Roman" w:hAnsi="Times New Roman" w:cs="Times New Roman"/>
+                <w:sz w:val="20"/>
+                <w:szCs w:val="20"/>
+                <w:lang w:val="en-US"/>
+              </w:rPr>
+              <w:t xml:space="preserve"> </w:t>
+            </w:r>
+            <w:proofErr w:type="gramStart"/>
+            <w:r>
+              <w:rPr>
+                <w:rFonts w:ascii="Times New Roman" w:hAnsi="Times New Roman" w:cs="Times New Roman"/>
+                <w:sz w:val="20"/>
+                <w:szCs w:val="20"/>
+                <w:lang w:val="en-US"/>
+              </w:rPr>
+              <w:t>%}{</w:t>
+            </w:r>
+            <w:proofErr w:type="gramEnd"/>
+            <w:r>
+              <w:rPr>
+                <w:rFonts w:ascii="Times New Roman" w:hAnsi="Times New Roman" w:cs="Times New Roman"/>
+                <w:sz w:val="20"/>
+                <w:szCs w:val="20"/>
+                <w:lang w:val="en-US"/>
+              </w:rPr>
+              <w:t xml:space="preserve">{ </w:t>
+            </w:r>
+            <w:proofErr w:type="spellStart"/>
+            <w:r>
+              <w:rPr>
+                <w:rFonts w:ascii="Times New Roman" w:hAnsi="Times New Roman" w:cs="Times New Roman"/>
+                <w:sz w:val="20"/>
+                <w:szCs w:val="20"/>
+                <w:lang w:val="en-US"/>
+              </w:rPr>
+              <w:t>sts_id</w:t>
+            </w:r>
+            <w:proofErr w:type="spellEnd"/>
+            <w:r>
+              <w:rPr>
+                <w:rFonts w:ascii="Times New Roman" w:hAnsi="Times New Roman" w:cs="Times New Roman"/>
+                <w:sz w:val="20"/>
+                <w:szCs w:val="20"/>
+                <w:lang w:val="en-US"/>
+              </w:rPr>
+              <w:t xml:space="preserve"> }} </w:t>
             </w:r>
             <w:r>
               <w:rPr>
@@ -3297,7 +3826,27 @@
                 <w:szCs w:val="20"/>
                 <w:lang w:val="en-US"/>
               </w:rPr>
-              <w:t xml:space="preserve"> {{ sts_date }}{% else %}</w:t>
+              <w:t xml:space="preserve"> {{ </w:t>
+            </w:r>
+            <w:proofErr w:type="spellStart"/>
+            <w:r>
+              <w:rPr>
+                <w:rFonts w:ascii="Times New Roman" w:hAnsi="Times New Roman" w:cs="Times New Roman"/>
+                <w:sz w:val="20"/>
+                <w:szCs w:val="20"/>
+                <w:lang w:val="en-US"/>
+              </w:rPr>
+              <w:t>sts_date</w:t>
+            </w:r>
+            <w:proofErr w:type="spellEnd"/>
+            <w:r>
+              <w:rPr>
+                <w:rFonts w:ascii="Times New Roman" w:hAnsi="Times New Roman" w:cs="Times New Roman"/>
+                <w:sz w:val="20"/>
+                <w:szCs w:val="20"/>
+                <w:lang w:val="en-US"/>
+              </w:rPr>
+              <w:t xml:space="preserve"> }}{% else %}</w:t>
             </w:r>
             <w:r>
               <w:rPr>
@@ -3380,7 +3929,67 @@
                 <w:szCs w:val="20"/>
                 <w:lang w:val="en-US"/>
               </w:rPr>
-              <w:t>{% if reg_number %}{{reg_number}}{% else %}</w:t>
+              <w:t xml:space="preserve">{% if </w:t>
+            </w:r>
+            <w:proofErr w:type="spellStart"/>
+            <w:r>
+              <w:rPr>
+                <w:rFonts w:ascii="Times New Roman" w:hAnsi="Times New Roman" w:cs="Times New Roman"/>
+                <w:sz w:val="20"/>
+                <w:szCs w:val="20"/>
+                <w:lang w:val="en-US"/>
+              </w:rPr>
+              <w:t>reg_number</w:t>
+            </w:r>
+            <w:proofErr w:type="spellEnd"/>
+            <w:r>
+              <w:rPr>
+                <w:rFonts w:ascii="Times New Roman" w:hAnsi="Times New Roman" w:cs="Times New Roman"/>
+                <w:sz w:val="20"/>
+                <w:szCs w:val="20"/>
+                <w:lang w:val="en-US"/>
+              </w:rPr>
+              <w:t xml:space="preserve"> </w:t>
+            </w:r>
+            <w:proofErr w:type="gramStart"/>
+            <w:r>
+              <w:rPr>
+                <w:rFonts w:ascii="Times New Roman" w:hAnsi="Times New Roman" w:cs="Times New Roman"/>
+                <w:sz w:val="20"/>
+                <w:szCs w:val="20"/>
+                <w:lang w:val="en-US"/>
+              </w:rPr>
+              <w:t>%}{</w:t>
+            </w:r>
+            <w:proofErr w:type="gramEnd"/>
+            <w:r>
+              <w:rPr>
+                <w:rFonts w:ascii="Times New Roman" w:hAnsi="Times New Roman" w:cs="Times New Roman"/>
+                <w:sz w:val="20"/>
+                <w:szCs w:val="20"/>
+                <w:lang w:val="en-US"/>
+              </w:rPr>
+              <w:t>{</w:t>
+            </w:r>
+            <w:proofErr w:type="spellStart"/>
+            <w:r>
+              <w:rPr>
+                <w:rFonts w:ascii="Times New Roman" w:hAnsi="Times New Roman" w:cs="Times New Roman"/>
+                <w:sz w:val="20"/>
+                <w:szCs w:val="20"/>
+                <w:lang w:val="en-US"/>
+              </w:rPr>
+              <w:t>reg_number</w:t>
+            </w:r>
+            <w:proofErr w:type="spellEnd"/>
+            <w:r>
+              <w:rPr>
+                <w:rFonts w:ascii="Times New Roman" w:hAnsi="Times New Roman" w:cs="Times New Roman"/>
+                <w:sz w:val="20"/>
+                <w:szCs w:val="20"/>
+                <w:lang w:val="en-US"/>
+              </w:rPr>
+              <w:t>}}{% else %}</w:t>
             </w:r>
             <w:r>
               <w:rPr>
@@ -3516,6 +4125,7 @@
         </w:rPr>
         <w:t>{{</w:t>
       </w:r>
+      <w:proofErr w:type="spellStart"/>
       <w:r>
         <w:rPr>
           <w:rFonts w:ascii="Times New Roman" w:hAnsi="Times New Roman" w:cs="Times New Roman"/>
@@ -3524,6 +4134,7 @@
         </w:rPr>
         <w:t>prev</w:t>
       </w:r>
+      <w:proofErr w:type="spellEnd"/>
       <w:r>
         <w:rPr>
           <w:rFonts w:ascii="Times New Roman" w:hAnsi="Times New Roman" w:cs="Times New Roman"/>
@@ -3584,6 +4195,7 @@
         </w:rPr>
         <w:t>{{</w:t>
       </w:r>
+      <w:proofErr w:type="spellStart"/>
       <w:r>
         <w:rPr>
           <w:rFonts w:ascii="Times New Roman" w:hAnsi="Times New Roman" w:cs="Times New Roman"/>
@@ -3592,6 +4204,7 @@
         </w:rPr>
         <w:t>prev</w:t>
       </w:r>
+      <w:proofErr w:type="spellEnd"/>
       <w:r>
         <w:rPr>
           <w:rFonts w:ascii="Times New Roman" w:hAnsi="Times New Roman" w:cs="Times New Roman"/>
@@ -3823,6 +4436,7 @@
         </w:rPr>
         <w:t>{{</w:t>
       </w:r>
+      <w:proofErr w:type="spellStart"/>
       <w:r>
         <w:rPr>
           <w:rFonts w:ascii="Times New Roman" w:hAnsi="Times New Roman" w:cs="Times New Roman"/>
@@ -3831,6 +4445,7 @@
         </w:rPr>
         <w:t>prev</w:t>
       </w:r>
+      <w:proofErr w:type="spellEnd"/>
       <w:r>
         <w:rPr>
           <w:rFonts w:ascii="Times New Roman" w:hAnsi="Times New Roman" w:cs="Times New Roman"/>
@@ -3882,6 +4497,7 @@
         </w:rPr>
         <w:t>{{</w:t>
       </w:r>
+      <w:proofErr w:type="spellStart"/>
       <w:r>
         <w:rPr>
           <w:rFonts w:ascii="Times New Roman" w:hAnsi="Times New Roman" w:cs="Times New Roman"/>
@@ -3890,6 +4506,7 @@
         </w:rPr>
         <w:t>prev</w:t>
       </w:r>
+      <w:proofErr w:type="spellEnd"/>
       <w:r>
         <w:rPr>
           <w:rFonts w:ascii="Times New Roman" w:hAnsi="Times New Roman" w:cs="Times New Roman"/>
@@ -4474,7 +5091,7 @@
         </w:rPr>
         <w:t xml:space="preserve">.3. Правила о залоге товара, проданного в кредит, которые установлены </w:t>
       </w:r>
-      <w:hyperlink r:id="rId8" w:tooltip="&quot;Гражданский кодекс Российской Федерации (часть вторая)&quot; от 26.01.1996 N 14-ФЗ (ред. от 28.03.2017){КонсультантПлюс}" w:history="1">
+      <w:hyperlink r:id="rId7" w:tooltip="&quot;Гражданский кодекс Российской Федерации (часть вторая)&quot; от 26.01.1996 N 14-ФЗ (ред. от 28.03.2017){КонсультантПлюс}" w:history="1">
         <w:r>
           <w:rPr>
             <w:rFonts w:ascii="Times New Roman" w:hAnsi="Times New Roman" w:cs="Times New Roman"/>
@@ -4702,7 +5319,7 @@
         </w:rPr>
         <w:t xml:space="preserve"> Стороны составляют двусторонний </w:t>
       </w:r>
-      <w:hyperlink r:id="rId9" w:tooltip="Форма: Акт приема-передачи транспортного средства (приложение к договору купли-продажи транспортного средства между юридическим и физическим лицами) (Подготовлен специалистами КонсультантПлюс, 2017){КонсультантПлюс}" w:history="1">
+      <w:hyperlink r:id="rId8" w:tooltip="Форма: Акт приема-передачи транспортного средства (приложение к договору купли-продажи транспортного средства между юридическим и физическим лицами) (Подготовлен специалистами КонсультантПлюс, 2017){КонсультантПлюс}" w:history="1">
         <w:r>
           <w:rPr>
             <w:rFonts w:ascii="Times New Roman" w:hAnsi="Times New Roman" w:cs="Times New Roman"/>
@@ -4922,7 +5539,7 @@
         </w:rPr>
         <w:t xml:space="preserve"> передано по </w:t>
       </w:r>
-      <w:hyperlink r:id="rId10" w:tooltip="Форма: Акт приема-передачи транспортного средства (приложение к договору купли-продажи транспортного средства между юридическим и физическим лицами) (Подготовлен специалистами КонсультантПлюс, 2017){КонсультантПлюс}" w:history="1">
+      <w:hyperlink r:id="rId9" w:tooltip="Форма: Акт приема-передачи транспортного средства (приложение к договору купли-продажи транспортного средства между юридическим и физическим лицами) (Подготовлен специалистами КонсультантПлюс, 2017){КонсультантПлюс}" w:history="1">
         <w:r>
           <w:rPr>
             <w:rFonts w:ascii="Times New Roman" w:hAnsi="Times New Roman" w:cs="Times New Roman"/>
@@ -5244,7 +5861,7 @@
         </w:rPr>
         <w:t xml:space="preserve">. Покупатель обязан в течение 10 суток после подписания </w:t>
       </w:r>
-      <w:hyperlink r:id="rId11" w:tooltip="Форма: Акт приема-передачи транспортного средства (приложение к договору купли-продажи транспортного средства между юридическим и физическим лицами) (Подготовлен специалистами КонсультантПлюс, 2017){КонсультантПлюс}" w:history="1">
+      <w:hyperlink r:id="rId10" w:tooltip="Форма: Акт приема-передачи транспортного средства (приложение к договору купли-продажи транспортного средства между юридическим и физическим лицами) (Подготовлен специалистами КонсультантПлюс, 2017){КонсультантПлюс}" w:history="1">
         <w:r>
           <w:rPr>
             <w:rFonts w:ascii="Times New Roman" w:hAnsi="Times New Roman" w:cs="Times New Roman"/>
@@ -5830,7 +6447,23 @@
                 <w:rFonts w:ascii="Times New Roman" w:hAnsi="Times New Roman" w:cs="Times New Roman"/>
                 <w:lang w:val="en-US"/>
               </w:rPr>
-              <w:t xml:space="preserve">{% if seller_type </w:t>
+              <w:t xml:space="preserve">{% if </w:t>
+            </w:r>
+            <w:proofErr w:type="spellStart"/>
+            <w:r>
+              <w:rPr>
+                <w:rFonts w:ascii="Times New Roman" w:hAnsi="Times New Roman" w:cs="Times New Roman"/>
+                <w:lang w:val="en-US"/>
+              </w:rPr>
+              <w:t>seller_type</w:t>
+            </w:r>
+            <w:proofErr w:type="spellEnd"/>
+            <w:r>
+              <w:rPr>
+                <w:rFonts w:ascii="Times New Roman" w:hAnsi="Times New Roman" w:cs="Times New Roman"/>
+                <w:lang w:val="en-US"/>
+              </w:rPr>
+              <w:t xml:space="preserve"> </w:t>
             </w:r>
             <w:r>
               <w:rPr>
@@ -5839,6 +6472,7 @@
               </w:rPr>
               <w:t>== ‘person’</w:t>
             </w:r>
+            <w:proofErr w:type="gramStart"/>
             <w:r>
               <w:rPr>
                 <w:rFonts w:ascii="Times New Roman" w:hAnsi="Times New Roman" w:cs="Times New Roman"/>
@@ -5853,15 +6487,9 @@
                 <w:bCs/>
                 <w:lang w:val="en-US"/>
               </w:rPr>
-              <w:t>{{ seller_last_name }} {{ seller_first_name }} {{ seller_middle_name }}</w:t>
-            </w:r>
-            <w:r>
-              <w:rPr>
-                <w:rFonts w:ascii="Times New Roman" w:hAnsi="Times New Roman" w:cs="Times New Roman"/>
-                <w:lang w:val="en-US"/>
-              </w:rPr>
-              <w:t>,</w:t>
-            </w:r>
+              <w:t>{</w:t>
+            </w:r>
+            <w:proofErr w:type="gramEnd"/>
             <w:r>
               <w:rPr>
                 <w:rFonts w:ascii="Times New Roman" w:hAnsi="Times New Roman" w:cs="Times New Roman"/>
@@ -5869,6 +6497,82 @@
                 <w:bCs/>
                 <w:lang w:val="en-US"/>
               </w:rPr>
+              <w:t xml:space="preserve">{ </w:t>
+            </w:r>
+            <w:proofErr w:type="spellStart"/>
+            <w:r>
+              <w:rPr>
+                <w:rFonts w:ascii="Times New Roman" w:hAnsi="Times New Roman" w:cs="Times New Roman"/>
+                <w:b/>
+                <w:bCs/>
+                <w:lang w:val="en-US"/>
+              </w:rPr>
+              <w:t>seller_last_name</w:t>
+            </w:r>
+            <w:proofErr w:type="spellEnd"/>
+            <w:r>
+              <w:rPr>
+                <w:rFonts w:ascii="Times New Roman" w:hAnsi="Times New Roman" w:cs="Times New Roman"/>
+                <w:b/>
+                <w:bCs/>
+                <w:lang w:val="en-US"/>
+              </w:rPr>
+              <w:t xml:space="preserve"> }} {{ </w:t>
+            </w:r>
+            <w:proofErr w:type="spellStart"/>
+            <w:r>
+              <w:rPr>
+                <w:rFonts w:ascii="Times New Roman" w:hAnsi="Times New Roman" w:cs="Times New Roman"/>
+                <w:b/>
+                <w:bCs/>
+                <w:lang w:val="en-US"/>
+              </w:rPr>
+              <w:t>seller_first_name</w:t>
+            </w:r>
+            <w:proofErr w:type="spellEnd"/>
+            <w:r>
+              <w:rPr>
+                <w:rFonts w:ascii="Times New Roman" w:hAnsi="Times New Roman" w:cs="Times New Roman"/>
+                <w:b/>
+                <w:bCs/>
+                <w:lang w:val="en-US"/>
+              </w:rPr>
+              <w:t xml:space="preserve"> }} {{ </w:t>
+            </w:r>
+            <w:proofErr w:type="spellStart"/>
+            <w:r>
+              <w:rPr>
+                <w:rFonts w:ascii="Times New Roman" w:hAnsi="Times New Roman" w:cs="Times New Roman"/>
+                <w:b/>
+                <w:bCs/>
+                <w:lang w:val="en-US"/>
+              </w:rPr>
+              <w:t>seller_middle_name</w:t>
+            </w:r>
+            <w:proofErr w:type="spellEnd"/>
+            <w:r>
+              <w:rPr>
+                <w:rFonts w:ascii="Times New Roman" w:hAnsi="Times New Roman" w:cs="Times New Roman"/>
+                <w:b/>
+                <w:bCs/>
+                <w:lang w:val="en-US"/>
+              </w:rPr>
+              <w:t xml:space="preserve"> }}</w:t>
+            </w:r>
+            <w:r>
+              <w:rPr>
+                <w:rFonts w:ascii="Times New Roman" w:hAnsi="Times New Roman" w:cs="Times New Roman"/>
+                <w:lang w:val="en-US"/>
+              </w:rPr>
+              <w:t>,</w:t>
+            </w:r>
+            <w:r>
+              <w:rPr>
+                <w:rFonts w:ascii="Times New Roman" w:hAnsi="Times New Roman" w:cs="Times New Roman"/>
+                <w:b/>
+                <w:bCs/>
+                <w:lang w:val="en-US"/>
+              </w:rPr>
               <w:t xml:space="preserve"> </w:t>
             </w:r>
             <w:r>
@@ -5876,7 +6580,39 @@
                 <w:rFonts w:ascii="Times New Roman" w:hAnsi="Times New Roman" w:cs="Times New Roman"/>
                 <w:lang w:val="en-US"/>
               </w:rPr>
-              <w:t>{{ seller_birth_date }} г.р.</w:t>
+              <w:t xml:space="preserve">{{ </w:t>
+            </w:r>
+            <w:proofErr w:type="spellStart"/>
+            <w:r>
+              <w:rPr>
+                <w:rFonts w:ascii="Times New Roman" w:hAnsi="Times New Roman" w:cs="Times New Roman"/>
+                <w:lang w:val="en-US"/>
+              </w:rPr>
+              <w:t>seller_birth_date</w:t>
+            </w:r>
+            <w:proofErr w:type="spellEnd"/>
+            <w:r>
+              <w:rPr>
+                <w:rFonts w:ascii="Times New Roman" w:hAnsi="Times New Roman" w:cs="Times New Roman"/>
+                <w:lang w:val="en-US"/>
+              </w:rPr>
+              <w:t xml:space="preserve"> }} </w:t>
+            </w:r>
+            <w:proofErr w:type="spellStart"/>
+            <w:r>
+              <w:rPr>
+                <w:rFonts w:ascii="Times New Roman" w:hAnsi="Times New Roman" w:cs="Times New Roman"/>
+                <w:lang w:val="en-US"/>
+              </w:rPr>
+              <w:t>г.р</w:t>
+            </w:r>
+            <w:proofErr w:type="spellEnd"/>
+            <w:r>
+              <w:rPr>
+                <w:rFonts w:ascii="Times New Roman" w:hAnsi="Times New Roman" w:cs="Times New Roman"/>
+                <w:lang w:val="en-US"/>
+              </w:rPr>
+              <w:t>.</w:t>
             </w:r>
           </w:p>
           <w:p>
@@ -5887,12 +6623,101 @@
                 <w:lang w:val="en-US"/>
               </w:rPr>
             </w:pPr>
-            <w:r>
-              <w:rPr>
-                <w:rFonts w:ascii="Times New Roman" w:hAnsi="Times New Roman" w:cs="Times New Roman"/>
-                <w:lang w:val="en-US"/>
-              </w:rPr>
-              <w:t>Паспорт РФ {{ seller_licence_number }} выдан {{ seller_issue_date }} {{ seller_issue_organization }}</w:t>
+            <w:proofErr w:type="spellStart"/>
+            <w:r>
+              <w:rPr>
+                <w:rFonts w:ascii="Times New Roman" w:hAnsi="Times New Roman" w:cs="Times New Roman"/>
+                <w:lang w:val="en-US"/>
+              </w:rPr>
+              <w:t>Паспорт</w:t>
+            </w:r>
+            <w:proofErr w:type="spellEnd"/>
+            <w:r>
+              <w:rPr>
+                <w:rFonts w:ascii="Times New Roman" w:hAnsi="Times New Roman" w:cs="Times New Roman"/>
+                <w:lang w:val="en-US"/>
+              </w:rPr>
+              <w:t xml:space="preserve"> РФ </w:t>
+            </w:r>
+            <w:proofErr w:type="gramStart"/>
+            <w:r>
+              <w:rPr>
+                <w:rFonts w:ascii="Times New Roman" w:hAnsi="Times New Roman" w:cs="Times New Roman"/>
+                <w:lang w:val="en-US"/>
+              </w:rPr>
+              <w:t xml:space="preserve">{{ </w:t>
+            </w:r>
+            <w:proofErr w:type="spellStart"/>
+            <w:r>
+              <w:rPr>
+                <w:rFonts w:ascii="Times New Roman" w:hAnsi="Times New Roman" w:cs="Times New Roman"/>
+                <w:lang w:val="en-US"/>
+              </w:rPr>
+              <w:t>seller</w:t>
+            </w:r>
+            <w:proofErr w:type="gramEnd"/>
+            <w:r>
+              <w:rPr>
+                <w:rFonts w:ascii="Times New Roman" w:hAnsi="Times New Roman" w:cs="Times New Roman"/>
+                <w:lang w:val="en-US"/>
+              </w:rPr>
+              <w:t>_licence_number</w:t>
+            </w:r>
+            <w:proofErr w:type="spellEnd"/>
+            <w:r>
+              <w:rPr>
+                <w:rFonts w:ascii="Times New Roman" w:hAnsi="Times New Roman" w:cs="Times New Roman"/>
+                <w:lang w:val="en-US"/>
+              </w:rPr>
+              <w:t xml:space="preserve"> }} </w:t>
+            </w:r>
+            <w:proofErr w:type="spellStart"/>
+            <w:r>
+              <w:rPr>
+                <w:rFonts w:ascii="Times New Roman" w:hAnsi="Times New Roman" w:cs="Times New Roman"/>
+                <w:lang w:val="en-US"/>
+              </w:rPr>
+              <w:t>выдан</w:t>
+            </w:r>
+            <w:proofErr w:type="spellEnd"/>
+            <w:r>
+              <w:rPr>
+                <w:rFonts w:ascii="Times New Roman" w:hAnsi="Times New Roman" w:cs="Times New Roman"/>
+                <w:lang w:val="en-US"/>
+              </w:rPr>
+              <w:t xml:space="preserve"> {{ </w:t>
+            </w:r>
+            <w:proofErr w:type="spellStart"/>
+            <w:r>
+              <w:rPr>
+                <w:rFonts w:ascii="Times New Roman" w:hAnsi="Times New Roman" w:cs="Times New Roman"/>
+                <w:lang w:val="en-US"/>
+              </w:rPr>
+              <w:t>seller_issue_date</w:t>
+            </w:r>
+            <w:proofErr w:type="spellEnd"/>
+            <w:r>
+              <w:rPr>
+                <w:rFonts w:ascii="Times New Roman" w:hAnsi="Times New Roman" w:cs="Times New Roman"/>
+                <w:lang w:val="en-US"/>
+              </w:rPr>
+              <w:t xml:space="preserve"> }} {{ </w:t>
+            </w:r>
+            <w:proofErr w:type="spellStart"/>
+            <w:r>
+              <w:rPr>
+                <w:rFonts w:ascii="Times New Roman" w:hAnsi="Times New Roman" w:cs="Times New Roman"/>
+                <w:lang w:val="en-US"/>
+              </w:rPr>
+              <w:t>seller_issue_organization</w:t>
+            </w:r>
+            <w:proofErr w:type="spellEnd"/>
+            <w:r>
+              <w:rPr>
+                <w:rFonts w:ascii="Times New Roman" w:hAnsi="Times New Roman" w:cs="Times New Roman"/>
+                <w:lang w:val="en-US"/>
+              </w:rPr>
+              <w:t xml:space="preserve"> }}</w:t>
             </w:r>
           </w:p>
           <w:p>
@@ -5903,12 +6728,53 @@
                 <w:lang w:val="en-US"/>
               </w:rPr>
             </w:pPr>
-            <w:r>
-              <w:rPr>
-                <w:rFonts w:ascii="Times New Roman" w:hAnsi="Times New Roman" w:cs="Times New Roman"/>
-                <w:lang w:val="en-US"/>
-              </w:rPr>
-              <w:t>Зарегистрирован: {{ seller_full_address }}</w:t>
+            <w:proofErr w:type="spellStart"/>
+            <w:r>
+              <w:rPr>
+                <w:rFonts w:ascii="Times New Roman" w:hAnsi="Times New Roman" w:cs="Times New Roman"/>
+                <w:lang w:val="en-US"/>
+              </w:rPr>
+              <w:t>Зарегистрирован</w:t>
+            </w:r>
+            <w:proofErr w:type="spellEnd"/>
+            <w:r>
+              <w:rPr>
+                <w:rFonts w:ascii="Times New Roman" w:hAnsi="Times New Roman" w:cs="Times New Roman"/>
+                <w:lang w:val="en-US"/>
+              </w:rPr>
+              <w:t xml:space="preserve">: </w:t>
+            </w:r>
+            <w:proofErr w:type="gramStart"/>
+            <w:r>
+              <w:rPr>
+                <w:rFonts w:ascii="Times New Roman" w:hAnsi="Times New Roman" w:cs="Times New Roman"/>
+                <w:lang w:val="en-US"/>
+              </w:rPr>
+              <w:t xml:space="preserve">{{ </w:t>
+            </w:r>
+            <w:proofErr w:type="spellStart"/>
+            <w:r>
+              <w:rPr>
+                <w:rFonts w:ascii="Times New Roman" w:hAnsi="Times New Roman" w:cs="Times New Roman"/>
+                <w:lang w:val="en-US"/>
+              </w:rPr>
+              <w:t>seller</w:t>
+            </w:r>
+            <w:proofErr w:type="gramEnd"/>
+            <w:r>
+              <w:rPr>
+                <w:rFonts w:ascii="Times New Roman" w:hAnsi="Times New Roman" w:cs="Times New Roman"/>
+                <w:lang w:val="en-US"/>
+              </w:rPr>
+              <w:t>_full_address</w:t>
+            </w:r>
+            <w:proofErr w:type="spellEnd"/>
+            <w:r>
+              <w:rPr>
+                <w:rFonts w:ascii="Times New Roman" w:hAnsi="Times New Roman" w:cs="Times New Roman"/>
+                <w:lang w:val="en-US"/>
+              </w:rPr>
+              <w:t xml:space="preserve"> }}</w:t>
             </w:r>
           </w:p>
           <w:p>
@@ -5924,7 +6790,39 @@
                 <w:rFonts w:ascii="Times New Roman" w:hAnsi="Times New Roman" w:cs="Times New Roman"/>
                 <w:lang w:val="en-US"/>
               </w:rPr>
-              <w:t>ИНН: {{ seller_inn }}</w:t>
+              <w:t xml:space="preserve">ИНН: </w:t>
+            </w:r>
+            <w:proofErr w:type="gramStart"/>
+            <w:r>
+              <w:rPr>
+                <w:rFonts w:ascii="Times New Roman" w:hAnsi="Times New Roman" w:cs="Times New Roman"/>
+                <w:lang w:val="en-US"/>
+              </w:rPr>
+              <w:t xml:space="preserve">{{ </w:t>
+            </w:r>
+            <w:proofErr w:type="spellStart"/>
+            <w:r>
+              <w:rPr>
+                <w:rFonts w:ascii="Times New Roman" w:hAnsi="Times New Roman" w:cs="Times New Roman"/>
+                <w:lang w:val="en-US"/>
+              </w:rPr>
+              <w:t>seller</w:t>
+            </w:r>
+            <w:proofErr w:type="gramEnd"/>
+            <w:r>
+              <w:rPr>
+                <w:rFonts w:ascii="Times New Roman" w:hAnsi="Times New Roman" w:cs="Times New Roman"/>
+                <w:lang w:val="en-US"/>
+              </w:rPr>
+              <w:t>_inn</w:t>
+            </w:r>
+            <w:proofErr w:type="spellEnd"/>
+            <w:r>
+              <w:rPr>
+                <w:rFonts w:ascii="Times New Roman" w:hAnsi="Times New Roman" w:cs="Times New Roman"/>
+                <w:lang w:val="en-US"/>
+              </w:rPr>
+              <w:t xml:space="preserve"> }}</w:t>
             </w:r>
           </w:p>
           <w:p>
@@ -5940,7 +6838,79 @@
                 <w:rFonts w:ascii="Times New Roman" w:hAnsi="Times New Roman" w:cs="Times New Roman"/>
                 <w:lang w:val="en-US"/>
               </w:rPr>
-              <w:t>{% elif seller_type in ["external_company", "internal_company"] %}</w:t>
+              <w:t xml:space="preserve">{% </w:t>
+            </w:r>
+            <w:proofErr w:type="spellStart"/>
+            <w:r>
+              <w:rPr>
+                <w:rFonts w:ascii="Times New Roman" w:hAnsi="Times New Roman" w:cs="Times New Roman"/>
+                <w:lang w:val="en-US"/>
+              </w:rPr>
+              <w:t>elif</w:t>
+            </w:r>
+            <w:proofErr w:type="spellEnd"/>
+            <w:r>
+              <w:rPr>
+                <w:rFonts w:ascii="Times New Roman" w:hAnsi="Times New Roman" w:cs="Times New Roman"/>
+                <w:lang w:val="en-US"/>
+              </w:rPr>
+              <w:t xml:space="preserve"> </w:t>
+            </w:r>
+            <w:proofErr w:type="spellStart"/>
+            <w:r>
+              <w:rPr>
+                <w:rFonts w:ascii="Times New Roman" w:hAnsi="Times New Roman" w:cs="Times New Roman"/>
+                <w:lang w:val="en-US"/>
+              </w:rPr>
+              <w:t>seller_type</w:t>
+            </w:r>
+            <w:proofErr w:type="spellEnd"/>
+            <w:r>
+              <w:rPr>
+                <w:rFonts w:ascii="Times New Roman" w:hAnsi="Times New Roman" w:cs="Times New Roman"/>
+                <w:lang w:val="en-US"/>
+              </w:rPr>
+              <w:t xml:space="preserve"> in ["</w:t>
+            </w:r>
+            <w:proofErr w:type="spellStart"/>
+            <w:r>
+              <w:rPr>
+                <w:rFonts w:ascii="Times New Roman" w:hAnsi="Times New Roman" w:cs="Times New Roman"/>
+                <w:lang w:val="en-US"/>
+              </w:rPr>
+              <w:t>external_company</w:t>
+            </w:r>
+            <w:proofErr w:type="spellEnd"/>
+            <w:r>
+              <w:rPr>
+                <w:rFonts w:ascii="Times New Roman" w:hAnsi="Times New Roman" w:cs="Times New Roman"/>
+                <w:lang w:val="en-US"/>
+              </w:rPr>
+              <w:t>", "</w:t>
+            </w:r>
+            <w:proofErr w:type="spellStart"/>
+            <w:r>
+              <w:rPr>
+                <w:rFonts w:ascii="Times New Roman" w:hAnsi="Times New Roman" w:cs="Times New Roman"/>
+                <w:lang w:val="en-US"/>
+              </w:rPr>
+              <w:t>internal_company</w:t>
+            </w:r>
+            <w:proofErr w:type="spellEnd"/>
+            <w:r>
+              <w:rPr>
+                <w:rFonts w:ascii="Times New Roman" w:hAnsi="Times New Roman" w:cs="Times New Roman"/>
+                <w:lang w:val="en-US"/>
+              </w:rPr>
+              <w:t xml:space="preserve">"] </w:t>
+            </w:r>
+            <w:proofErr w:type="gramStart"/>
+            <w:r>
+              <w:rPr>
+                <w:rFonts w:ascii="Times New Roman" w:hAnsi="Times New Roman" w:cs="Times New Roman"/>
+                <w:lang w:val="en-US"/>
+              </w:rPr>
+              <w:t>%}</w:t>
             </w:r>
             <w:r>
               <w:rPr>
@@ -5949,7 +6919,37 @@
                 <w:bCs/>
                 <w:lang w:val="en-US"/>
               </w:rPr>
-              <w:t>{{ seller_name }}</w:t>
+              <w:t>{</w:t>
+            </w:r>
+            <w:proofErr w:type="gramEnd"/>
+            <w:r>
+              <w:rPr>
+                <w:rFonts w:ascii="Times New Roman" w:hAnsi="Times New Roman" w:cs="Times New Roman"/>
+                <w:b/>
+                <w:bCs/>
+                <w:lang w:val="en-US"/>
+              </w:rPr>
+              <w:t xml:space="preserve">{ </w:t>
+            </w:r>
+            <w:proofErr w:type="spellStart"/>
+            <w:r>
+              <w:rPr>
+                <w:rFonts w:ascii="Times New Roman" w:hAnsi="Times New Roman" w:cs="Times New Roman"/>
+                <w:b/>
+                <w:bCs/>
+                <w:lang w:val="en-US"/>
+              </w:rPr>
+              <w:t>seller_name</w:t>
+            </w:r>
+            <w:proofErr w:type="spellEnd"/>
+            <w:r>
+              <w:rPr>
+                <w:rFonts w:ascii="Times New Roman" w:hAnsi="Times New Roman" w:cs="Times New Roman"/>
+                <w:b/>
+                <w:bCs/>
+                <w:lang w:val="en-US"/>
+              </w:rPr>
+              <w:t xml:space="preserve"> }}</w:t>
             </w:r>
           </w:p>
           <w:p>
@@ -5960,12 +6960,69 @@
                 <w:lang w:val="en-US"/>
               </w:rPr>
             </w:pPr>
-            <w:r>
-              <w:rPr>
-                <w:rFonts w:ascii="Times New Roman" w:hAnsi="Times New Roman" w:cs="Times New Roman"/>
-                <w:lang w:val="en-US"/>
-              </w:rPr>
-              <w:t>Юр. адрес: {{ seller_legal_address }}</w:t>
+            <w:proofErr w:type="spellStart"/>
+            <w:r>
+              <w:rPr>
+                <w:rFonts w:ascii="Times New Roman" w:hAnsi="Times New Roman" w:cs="Times New Roman"/>
+                <w:lang w:val="en-US"/>
+              </w:rPr>
+              <w:t>Юр</w:t>
+            </w:r>
+            <w:proofErr w:type="spellEnd"/>
+            <w:r>
+              <w:rPr>
+                <w:rFonts w:ascii="Times New Roman" w:hAnsi="Times New Roman" w:cs="Times New Roman"/>
+                <w:lang w:val="en-US"/>
+              </w:rPr>
+              <w:t xml:space="preserve">. </w:t>
+            </w:r>
+            <w:proofErr w:type="spellStart"/>
+            <w:r>
+              <w:rPr>
+                <w:rFonts w:ascii="Times New Roman" w:hAnsi="Times New Roman" w:cs="Times New Roman"/>
+                <w:lang w:val="en-US"/>
+              </w:rPr>
+              <w:t>адрес</w:t>
+            </w:r>
+            <w:proofErr w:type="spellEnd"/>
+            <w:r>
+              <w:rPr>
+                <w:rFonts w:ascii="Times New Roman" w:hAnsi="Times New Roman" w:cs="Times New Roman"/>
+                <w:lang w:val="en-US"/>
+              </w:rPr>
+              <w:t xml:space="preserve">: </w:t>
+            </w:r>
+            <w:proofErr w:type="gramStart"/>
+            <w:r>
+              <w:rPr>
+                <w:rFonts w:ascii="Times New Roman" w:hAnsi="Times New Roman" w:cs="Times New Roman"/>
+                <w:lang w:val="en-US"/>
+              </w:rPr>
+              <w:t xml:space="preserve">{{ </w:t>
+            </w:r>
+            <w:proofErr w:type="spellStart"/>
+            <w:r>
+              <w:rPr>
+                <w:rFonts w:ascii="Times New Roman" w:hAnsi="Times New Roman" w:cs="Times New Roman"/>
+                <w:lang w:val="en-US"/>
+              </w:rPr>
+              <w:t>seller</w:t>
+            </w:r>
+            <w:proofErr w:type="gramEnd"/>
+            <w:r>
+              <w:rPr>
+                <w:rFonts w:ascii="Times New Roman" w:hAnsi="Times New Roman" w:cs="Times New Roman"/>
+                <w:lang w:val="en-US"/>
+              </w:rPr>
+              <w:t>_legal_address</w:t>
+            </w:r>
+            <w:proofErr w:type="spellEnd"/>
+            <w:r>
+              <w:rPr>
+                <w:rFonts w:ascii="Times New Roman" w:hAnsi="Times New Roman" w:cs="Times New Roman"/>
+                <w:lang w:val="en-US"/>
+              </w:rPr>
+              <w:t xml:space="preserve"> }}</w:t>
             </w:r>
           </w:p>
           <w:p>
@@ -5976,12 +7033,69 @@
                 <w:lang w:val="en-US"/>
               </w:rPr>
             </w:pPr>
-            <w:r>
-              <w:rPr>
-                <w:rFonts w:ascii="Times New Roman" w:hAnsi="Times New Roman" w:cs="Times New Roman"/>
-                <w:lang w:val="en-US"/>
-              </w:rPr>
-              <w:t>эл. почта: {{ seller_email }}</w:t>
+            <w:proofErr w:type="spellStart"/>
+            <w:r>
+              <w:rPr>
+                <w:rFonts w:ascii="Times New Roman" w:hAnsi="Times New Roman" w:cs="Times New Roman"/>
+                <w:lang w:val="en-US"/>
+              </w:rPr>
+              <w:t>эл</w:t>
+            </w:r>
+            <w:proofErr w:type="spellEnd"/>
+            <w:r>
+              <w:rPr>
+                <w:rFonts w:ascii="Times New Roman" w:hAnsi="Times New Roman" w:cs="Times New Roman"/>
+                <w:lang w:val="en-US"/>
+              </w:rPr>
+              <w:t xml:space="preserve">. </w:t>
+            </w:r>
+            <w:proofErr w:type="spellStart"/>
+            <w:r>
+              <w:rPr>
+                <w:rFonts w:ascii="Times New Roman" w:hAnsi="Times New Roman" w:cs="Times New Roman"/>
+                <w:lang w:val="en-US"/>
+              </w:rPr>
+              <w:t>почта</w:t>
+            </w:r>
+            <w:proofErr w:type="spellEnd"/>
+            <w:r>
+              <w:rPr>
+                <w:rFonts w:ascii="Times New Roman" w:hAnsi="Times New Roman" w:cs="Times New Roman"/>
+                <w:lang w:val="en-US"/>
+              </w:rPr>
+              <w:t xml:space="preserve">: </w:t>
+            </w:r>
+            <w:proofErr w:type="gramStart"/>
+            <w:r>
+              <w:rPr>
+                <w:rFonts w:ascii="Times New Roman" w:hAnsi="Times New Roman" w:cs="Times New Roman"/>
+                <w:lang w:val="en-US"/>
+              </w:rPr>
+              <w:t xml:space="preserve">{{ </w:t>
+            </w:r>
+            <w:proofErr w:type="spellStart"/>
+            <w:r>
+              <w:rPr>
+                <w:rFonts w:ascii="Times New Roman" w:hAnsi="Times New Roman" w:cs="Times New Roman"/>
+                <w:lang w:val="en-US"/>
+              </w:rPr>
+              <w:t>seller</w:t>
+            </w:r>
+            <w:proofErr w:type="gramEnd"/>
+            <w:r>
+              <w:rPr>
+                <w:rFonts w:ascii="Times New Roman" w:hAnsi="Times New Roman" w:cs="Times New Roman"/>
+                <w:lang w:val="en-US"/>
+              </w:rPr>
+              <w:t>_email</w:t>
+            </w:r>
+            <w:proofErr w:type="spellEnd"/>
+            <w:r>
+              <w:rPr>
+                <w:rFonts w:ascii="Times New Roman" w:hAnsi="Times New Roman" w:cs="Times New Roman"/>
+                <w:lang w:val="en-US"/>
+              </w:rPr>
+              <w:t xml:space="preserve"> }}</w:t>
             </w:r>
           </w:p>
           <w:p>
@@ -5992,12 +7106,53 @@
                 <w:lang w:val="en-US"/>
               </w:rPr>
             </w:pPr>
-            <w:r>
-              <w:rPr>
-                <w:rFonts w:ascii="Times New Roman" w:hAnsi="Times New Roman" w:cs="Times New Roman"/>
-                <w:lang w:val="en-US"/>
-              </w:rPr>
-              <w:t>тел: {{ seller_phone }}</w:t>
+            <w:proofErr w:type="spellStart"/>
+            <w:r>
+              <w:rPr>
+                <w:rFonts w:ascii="Times New Roman" w:hAnsi="Times New Roman" w:cs="Times New Roman"/>
+                <w:lang w:val="en-US"/>
+              </w:rPr>
+              <w:t>тел</w:t>
+            </w:r>
+            <w:proofErr w:type="spellEnd"/>
+            <w:r>
+              <w:rPr>
+                <w:rFonts w:ascii="Times New Roman" w:hAnsi="Times New Roman" w:cs="Times New Roman"/>
+                <w:lang w:val="en-US"/>
+              </w:rPr>
+              <w:t xml:space="preserve">: </w:t>
+            </w:r>
+            <w:proofErr w:type="gramStart"/>
+            <w:r>
+              <w:rPr>
+                <w:rFonts w:ascii="Times New Roman" w:hAnsi="Times New Roman" w:cs="Times New Roman"/>
+                <w:lang w:val="en-US"/>
+              </w:rPr>
+              <w:t xml:space="preserve">{{ </w:t>
+            </w:r>
+            <w:proofErr w:type="spellStart"/>
+            <w:r>
+              <w:rPr>
+                <w:rFonts w:ascii="Times New Roman" w:hAnsi="Times New Roman" w:cs="Times New Roman"/>
+                <w:lang w:val="en-US"/>
+              </w:rPr>
+              <w:t>seller</w:t>
+            </w:r>
+            <w:proofErr w:type="gramEnd"/>
+            <w:r>
+              <w:rPr>
+                <w:rFonts w:ascii="Times New Roman" w:hAnsi="Times New Roman" w:cs="Times New Roman"/>
+                <w:lang w:val="en-US"/>
+              </w:rPr>
+              <w:t>_phone</w:t>
+            </w:r>
+            <w:proofErr w:type="spellEnd"/>
+            <w:r>
+              <w:rPr>
+                <w:rFonts w:ascii="Times New Roman" w:hAnsi="Times New Roman" w:cs="Times New Roman"/>
+                <w:lang w:val="en-US"/>
+              </w:rPr>
+              <w:t xml:space="preserve"> }}</w:t>
             </w:r>
           </w:p>
           <w:p>
@@ -6013,7 +7168,39 @@
                 <w:rFonts w:ascii="Times New Roman" w:hAnsi="Times New Roman" w:cs="Times New Roman"/>
                 <w:lang w:val="en-US"/>
               </w:rPr>
-              <w:t>ОГРН {{ seller_ogrn }}</w:t>
+              <w:t xml:space="preserve">ОГРН </w:t>
+            </w:r>
+            <w:proofErr w:type="gramStart"/>
+            <w:r>
+              <w:rPr>
+                <w:rFonts w:ascii="Times New Roman" w:hAnsi="Times New Roman" w:cs="Times New Roman"/>
+                <w:lang w:val="en-US"/>
+              </w:rPr>
+              <w:t xml:space="preserve">{{ </w:t>
+            </w:r>
+            <w:proofErr w:type="spellStart"/>
+            <w:r>
+              <w:rPr>
+                <w:rFonts w:ascii="Times New Roman" w:hAnsi="Times New Roman" w:cs="Times New Roman"/>
+                <w:lang w:val="en-US"/>
+              </w:rPr>
+              <w:t>seller</w:t>
+            </w:r>
+            <w:proofErr w:type="gramEnd"/>
+            <w:r>
+              <w:rPr>
+                <w:rFonts w:ascii="Times New Roman" w:hAnsi="Times New Roman" w:cs="Times New Roman"/>
+                <w:lang w:val="en-US"/>
+              </w:rPr>
+              <w:t>_ogrn</w:t>
+            </w:r>
+            <w:proofErr w:type="spellEnd"/>
+            <w:r>
+              <w:rPr>
+                <w:rFonts w:ascii="Times New Roman" w:hAnsi="Times New Roman" w:cs="Times New Roman"/>
+                <w:lang w:val="en-US"/>
+              </w:rPr>
+              <w:t xml:space="preserve"> }}</w:t>
             </w:r>
           </w:p>
           <w:p>
@@ -6029,7 +7216,55 @@
                 <w:rFonts w:ascii="Times New Roman" w:hAnsi="Times New Roman" w:cs="Times New Roman"/>
                 <w:lang w:val="en-US"/>
               </w:rPr>
-              <w:t>ИНН {{ seller_inn }} КПП {{ seller_kpp }}</w:t>
+              <w:t xml:space="preserve">ИНН </w:t>
+            </w:r>
+            <w:proofErr w:type="gramStart"/>
+            <w:r>
+              <w:rPr>
+                <w:rFonts w:ascii="Times New Roman" w:hAnsi="Times New Roman" w:cs="Times New Roman"/>
+                <w:lang w:val="en-US"/>
+              </w:rPr>
+              <w:t xml:space="preserve">{{ </w:t>
+            </w:r>
+            <w:proofErr w:type="spellStart"/>
+            <w:r>
+              <w:rPr>
+                <w:rFonts w:ascii="Times New Roman" w:hAnsi="Times New Roman" w:cs="Times New Roman"/>
+                <w:lang w:val="en-US"/>
+              </w:rPr>
+              <w:t>seller</w:t>
+            </w:r>
+            <w:proofErr w:type="gramEnd"/>
+            <w:r>
+              <w:rPr>
+                <w:rFonts w:ascii="Times New Roman" w:hAnsi="Times New Roman" w:cs="Times New Roman"/>
+                <w:lang w:val="en-US"/>
+              </w:rPr>
+              <w:t>_inn</w:t>
+            </w:r>
+            <w:proofErr w:type="spellEnd"/>
+            <w:r>
+              <w:rPr>
+                <w:rFonts w:ascii="Times New Roman" w:hAnsi="Times New Roman" w:cs="Times New Roman"/>
+                <w:lang w:val="en-US"/>
+              </w:rPr>
+              <w:t xml:space="preserve"> }} КПП {{ </w:t>
+            </w:r>
+            <w:proofErr w:type="spellStart"/>
+            <w:r>
+              <w:rPr>
+                <w:rFonts w:ascii="Times New Roman" w:hAnsi="Times New Roman" w:cs="Times New Roman"/>
+                <w:lang w:val="en-US"/>
+              </w:rPr>
+              <w:t>seller_kpp</w:t>
+            </w:r>
+            <w:proofErr w:type="spellEnd"/>
+            <w:r>
+              <w:rPr>
+                <w:rFonts w:ascii="Times New Roman" w:hAnsi="Times New Roman" w:cs="Times New Roman"/>
+                <w:lang w:val="en-US"/>
+              </w:rPr>
+              <w:t xml:space="preserve"> }}</w:t>
             </w:r>
           </w:p>
           <w:p>
@@ -6045,7 +7280,39 @@
                 <w:rFonts w:ascii="Times New Roman" w:hAnsi="Times New Roman" w:cs="Times New Roman"/>
                 <w:lang w:val="en-US"/>
               </w:rPr>
-              <w:t>р/с {{ seller_bank_account }}</w:t>
+              <w:t xml:space="preserve">р/с </w:t>
+            </w:r>
+            <w:proofErr w:type="gramStart"/>
+            <w:r>
+              <w:rPr>
+                <w:rFonts w:ascii="Times New Roman" w:hAnsi="Times New Roman" w:cs="Times New Roman"/>
+                <w:lang w:val="en-US"/>
+              </w:rPr>
+              <w:t xml:space="preserve">{{ </w:t>
+            </w:r>
+            <w:proofErr w:type="spellStart"/>
+            <w:r>
+              <w:rPr>
+                <w:rFonts w:ascii="Times New Roman" w:hAnsi="Times New Roman" w:cs="Times New Roman"/>
+                <w:lang w:val="en-US"/>
+              </w:rPr>
+              <w:t>seller</w:t>
+            </w:r>
+            <w:proofErr w:type="gramEnd"/>
+            <w:r>
+              <w:rPr>
+                <w:rFonts w:ascii="Times New Roman" w:hAnsi="Times New Roman" w:cs="Times New Roman"/>
+                <w:lang w:val="en-US"/>
+              </w:rPr>
+              <w:t>_bank_account</w:t>
+            </w:r>
+            <w:proofErr w:type="spellEnd"/>
+            <w:r>
+              <w:rPr>
+                <w:rFonts w:ascii="Times New Roman" w:hAnsi="Times New Roman" w:cs="Times New Roman"/>
+                <w:lang w:val="en-US"/>
+              </w:rPr>
+              <w:t xml:space="preserve"> }}</w:t>
             </w:r>
           </w:p>
           <w:p>
@@ -6056,12 +7323,37 @@
                 <w:lang w:val="en-US"/>
               </w:rPr>
             </w:pPr>
-            <w:r>
-              <w:rPr>
-                <w:rFonts w:ascii="Times New Roman" w:hAnsi="Times New Roman" w:cs="Times New Roman"/>
-                <w:lang w:val="en-US"/>
-              </w:rPr>
-              <w:t>{{ seller_bank_name }}</w:t>
+            <w:proofErr w:type="gramStart"/>
+            <w:r>
+              <w:rPr>
+                <w:rFonts w:ascii="Times New Roman" w:hAnsi="Times New Roman" w:cs="Times New Roman"/>
+                <w:lang w:val="en-US"/>
+              </w:rPr>
+              <w:t xml:space="preserve">{{ </w:t>
+            </w:r>
+            <w:proofErr w:type="spellStart"/>
+            <w:r>
+              <w:rPr>
+                <w:rFonts w:ascii="Times New Roman" w:hAnsi="Times New Roman" w:cs="Times New Roman"/>
+                <w:lang w:val="en-US"/>
+              </w:rPr>
+              <w:t>seller</w:t>
+            </w:r>
+            <w:proofErr w:type="gramEnd"/>
+            <w:r>
+              <w:rPr>
+                <w:rFonts w:ascii="Times New Roman" w:hAnsi="Times New Roman" w:cs="Times New Roman"/>
+                <w:lang w:val="en-US"/>
+              </w:rPr>
+              <w:t>_bank_name</w:t>
+            </w:r>
+            <w:proofErr w:type="spellEnd"/>
+            <w:r>
+              <w:rPr>
+                <w:rFonts w:ascii="Times New Roman" w:hAnsi="Times New Roman" w:cs="Times New Roman"/>
+                <w:lang w:val="en-US"/>
+              </w:rPr>
+              <w:t xml:space="preserve"> }}</w:t>
             </w:r>
           </w:p>
           <w:p>
@@ -6077,7 +7369,55 @@
                 <w:rFonts w:ascii="Times New Roman" w:hAnsi="Times New Roman" w:cs="Times New Roman"/>
                 <w:lang w:val="en-US"/>
               </w:rPr>
-              <w:t>БИК {{ seller_bik }} к/с {{ seller_corr_account }}</w:t>
+              <w:t xml:space="preserve">БИК </w:t>
+            </w:r>
+            <w:proofErr w:type="gramStart"/>
+            <w:r>
+              <w:rPr>
+                <w:rFonts w:ascii="Times New Roman" w:hAnsi="Times New Roman" w:cs="Times New Roman"/>
+                <w:lang w:val="en-US"/>
+              </w:rPr>
+              <w:t xml:space="preserve">{{ </w:t>
+            </w:r>
+            <w:proofErr w:type="spellStart"/>
+            <w:r>
+              <w:rPr>
+                <w:rFonts w:ascii="Times New Roman" w:hAnsi="Times New Roman" w:cs="Times New Roman"/>
+                <w:lang w:val="en-US"/>
+              </w:rPr>
+              <w:t>seller</w:t>
+            </w:r>
+            <w:proofErr w:type="gramEnd"/>
+            <w:r>
+              <w:rPr>
+                <w:rFonts w:ascii="Times New Roman" w:hAnsi="Times New Roman" w:cs="Times New Roman"/>
+                <w:lang w:val="en-US"/>
+              </w:rPr>
+              <w:t>_bik</w:t>
+            </w:r>
+            <w:proofErr w:type="spellEnd"/>
+            <w:r>
+              <w:rPr>
+                <w:rFonts w:ascii="Times New Roman" w:hAnsi="Times New Roman" w:cs="Times New Roman"/>
+                <w:lang w:val="en-US"/>
+              </w:rPr>
+              <w:t xml:space="preserve"> }} к/с {{ </w:t>
+            </w:r>
+            <w:proofErr w:type="spellStart"/>
+            <w:r>
+              <w:rPr>
+                <w:rFonts w:ascii="Times New Roman" w:hAnsi="Times New Roman" w:cs="Times New Roman"/>
+                <w:lang w:val="en-US"/>
+              </w:rPr>
+              <w:t>seller_corr_account</w:t>
+            </w:r>
+            <w:proofErr w:type="spellEnd"/>
+            <w:r>
+              <w:rPr>
+                <w:rFonts w:ascii="Times New Roman" w:hAnsi="Times New Roman" w:cs="Times New Roman"/>
+                <w:lang w:val="en-US"/>
+              </w:rPr>
+              <w:t xml:space="preserve"> }}</w:t>
             </w:r>
           </w:p>
           <w:p>
@@ -6115,7 +7455,23 @@
                 <w:rFonts w:ascii="Times New Roman" w:hAnsi="Times New Roman" w:cs="Times New Roman"/>
                 <w:lang w:val="en-US"/>
               </w:rPr>
-              <w:t xml:space="preserve">{% if buyer_type </w:t>
+              <w:t xml:space="preserve">{% if </w:t>
+            </w:r>
+            <w:proofErr w:type="spellStart"/>
+            <w:r>
+              <w:rPr>
+                <w:rFonts w:ascii="Times New Roman" w:hAnsi="Times New Roman" w:cs="Times New Roman"/>
+                <w:lang w:val="en-US"/>
+              </w:rPr>
+              <w:t>buyer_type</w:t>
+            </w:r>
+            <w:proofErr w:type="spellEnd"/>
+            <w:r>
+              <w:rPr>
+                <w:rFonts w:ascii="Times New Roman" w:hAnsi="Times New Roman" w:cs="Times New Roman"/>
+                <w:lang w:val="en-US"/>
+              </w:rPr>
+              <w:t xml:space="preserve"> </w:t>
             </w:r>
             <w:r>
               <w:rPr>
@@ -6124,6 +7480,7 @@
               </w:rPr>
               <w:t>== ‘person’</w:t>
             </w:r>
+            <w:proofErr w:type="gramStart"/>
             <w:r>
               <w:rPr>
                 <w:rFonts w:ascii="Times New Roman" w:hAnsi="Times New Roman" w:cs="Times New Roman"/>
@@ -6138,7 +7495,77 @@
                 <w:bCs/>
                 <w:lang w:val="en-US"/>
               </w:rPr>
-              <w:t>{{ buyer_last_name }} {{ buyer_first_name }} {{ buyer_middle_name }}</w:t>
+              <w:t>{</w:t>
+            </w:r>
+            <w:proofErr w:type="gramEnd"/>
+            <w:r>
+              <w:rPr>
+                <w:rFonts w:ascii="Times New Roman" w:hAnsi="Times New Roman" w:cs="Times New Roman"/>
+                <w:b/>
+                <w:bCs/>
+                <w:lang w:val="en-US"/>
+              </w:rPr>
+              <w:t xml:space="preserve">{ </w:t>
+            </w:r>
+            <w:proofErr w:type="spellStart"/>
+            <w:r>
+              <w:rPr>
+                <w:rFonts w:ascii="Times New Roman" w:hAnsi="Times New Roman" w:cs="Times New Roman"/>
+                <w:b/>
+                <w:bCs/>
+                <w:lang w:val="en-US"/>
+              </w:rPr>
+              <w:t>buyer_last_name</w:t>
+            </w:r>
+            <w:proofErr w:type="spellEnd"/>
+            <w:r>
+              <w:rPr>
+                <w:rFonts w:ascii="Times New Roman" w:hAnsi="Times New Roman" w:cs="Times New Roman"/>
+                <w:b/>
+                <w:bCs/>
+                <w:lang w:val="en-US"/>
+              </w:rPr>
+              <w:t xml:space="preserve"> }} {{ </w:t>
+            </w:r>
+            <w:proofErr w:type="spellStart"/>
+            <w:r>
+              <w:rPr>
+                <w:rFonts w:ascii="Times New Roman" w:hAnsi="Times New Roman" w:cs="Times New Roman"/>
+                <w:b/>
+                <w:bCs/>
+                <w:lang w:val="en-US"/>
+              </w:rPr>
+              <w:t>buyer_first_name</w:t>
+            </w:r>
+            <w:proofErr w:type="spellEnd"/>
+            <w:r>
+              <w:rPr>
+                <w:rFonts w:ascii="Times New Roman" w:hAnsi="Times New Roman" w:cs="Times New Roman"/>
+                <w:b/>
+                <w:bCs/>
+                <w:lang w:val="en-US"/>
+              </w:rPr>
+              <w:t xml:space="preserve"> }} {{ </w:t>
+            </w:r>
+            <w:proofErr w:type="spellStart"/>
+            <w:r>
+              <w:rPr>
+                <w:rFonts w:ascii="Times New Roman" w:hAnsi="Times New Roman" w:cs="Times New Roman"/>
+                <w:b/>
+                <w:bCs/>
+                <w:lang w:val="en-US"/>
+              </w:rPr>
+              <w:t>buyer_middle_name</w:t>
+            </w:r>
+            <w:proofErr w:type="spellEnd"/>
+            <w:r>
+              <w:rPr>
+                <w:rFonts w:ascii="Times New Roman" w:hAnsi="Times New Roman" w:cs="Times New Roman"/>
+                <w:b/>
+                <w:bCs/>
+                <w:lang w:val="en-US"/>
+              </w:rPr>
+              <w:t xml:space="preserve"> }}</w:t>
             </w:r>
             <w:r>
               <w:rPr>
@@ -6152,7 +7579,39 @@
                 <w:rFonts w:ascii="Times New Roman" w:hAnsi="Times New Roman" w:cs="Times New Roman"/>
                 <w:lang w:val="en-US"/>
               </w:rPr>
-              <w:t>{{ buyer_birth_date }} г.р.</w:t>
+              <w:t xml:space="preserve">{{ </w:t>
+            </w:r>
+            <w:proofErr w:type="spellStart"/>
+            <w:r>
+              <w:rPr>
+                <w:rFonts w:ascii="Times New Roman" w:hAnsi="Times New Roman" w:cs="Times New Roman"/>
+                <w:lang w:val="en-US"/>
+              </w:rPr>
+              <w:t>buyer_birth_date</w:t>
+            </w:r>
+            <w:proofErr w:type="spellEnd"/>
+            <w:r>
+              <w:rPr>
+                <w:rFonts w:ascii="Times New Roman" w:hAnsi="Times New Roman" w:cs="Times New Roman"/>
+                <w:lang w:val="en-US"/>
+              </w:rPr>
+              <w:t xml:space="preserve"> }} </w:t>
+            </w:r>
+            <w:proofErr w:type="spellStart"/>
+            <w:r>
+              <w:rPr>
+                <w:rFonts w:ascii="Times New Roman" w:hAnsi="Times New Roman" w:cs="Times New Roman"/>
+                <w:lang w:val="en-US"/>
+              </w:rPr>
+              <w:t>г.р</w:t>
+            </w:r>
+            <w:proofErr w:type="spellEnd"/>
+            <w:r>
+              <w:rPr>
+                <w:rFonts w:ascii="Times New Roman" w:hAnsi="Times New Roman" w:cs="Times New Roman"/>
+                <w:lang w:val="en-US"/>
+              </w:rPr>
+              <w:t>.</w:t>
             </w:r>
           </w:p>
           <w:p>
@@ -6163,12 +7622,101 @@
                 <w:lang w:val="en-US"/>
               </w:rPr>
             </w:pPr>
-            <w:r>
-              <w:rPr>
-                <w:rFonts w:ascii="Times New Roman" w:hAnsi="Times New Roman" w:cs="Times New Roman"/>
-                <w:lang w:val="en-US"/>
-              </w:rPr>
-              <w:t>Паспорт РФ {{ buyer_licence_number }} выдан {{ buyer_issue_date }} {{ buyer_issue_organization }}</w:t>
+            <w:proofErr w:type="spellStart"/>
+            <w:r>
+              <w:rPr>
+                <w:rFonts w:ascii="Times New Roman" w:hAnsi="Times New Roman" w:cs="Times New Roman"/>
+                <w:lang w:val="en-US"/>
+              </w:rPr>
+              <w:t>Паспорт</w:t>
+            </w:r>
+            <w:proofErr w:type="spellEnd"/>
+            <w:r>
+              <w:rPr>
+                <w:rFonts w:ascii="Times New Roman" w:hAnsi="Times New Roman" w:cs="Times New Roman"/>
+                <w:lang w:val="en-US"/>
+              </w:rPr>
+              <w:t xml:space="preserve"> РФ </w:t>
+            </w:r>
+            <w:proofErr w:type="gramStart"/>
+            <w:r>
+              <w:rPr>
+                <w:rFonts w:ascii="Times New Roman" w:hAnsi="Times New Roman" w:cs="Times New Roman"/>
+                <w:lang w:val="en-US"/>
+              </w:rPr>
+              <w:t xml:space="preserve">{{ </w:t>
+            </w:r>
+            <w:proofErr w:type="spellStart"/>
+            <w:r>
+              <w:rPr>
+                <w:rFonts w:ascii="Times New Roman" w:hAnsi="Times New Roman" w:cs="Times New Roman"/>
+                <w:lang w:val="en-US"/>
+              </w:rPr>
+              <w:t>buyer</w:t>
+            </w:r>
+            <w:proofErr w:type="gramEnd"/>
+            <w:r>
+              <w:rPr>
+                <w:rFonts w:ascii="Times New Roman" w:hAnsi="Times New Roman" w:cs="Times New Roman"/>
+                <w:lang w:val="en-US"/>
+              </w:rPr>
+              <w:t>_licence_number</w:t>
+            </w:r>
+            <w:proofErr w:type="spellEnd"/>
+            <w:r>
+              <w:rPr>
+                <w:rFonts w:ascii="Times New Roman" w:hAnsi="Times New Roman" w:cs="Times New Roman"/>
+                <w:lang w:val="en-US"/>
+              </w:rPr>
+              <w:t xml:space="preserve"> }} </w:t>
+            </w:r>
+            <w:proofErr w:type="spellStart"/>
+            <w:r>
+              <w:rPr>
+                <w:rFonts w:ascii="Times New Roman" w:hAnsi="Times New Roman" w:cs="Times New Roman"/>
+                <w:lang w:val="en-US"/>
+              </w:rPr>
+              <w:t>выдан</w:t>
+            </w:r>
+            <w:proofErr w:type="spellEnd"/>
+            <w:r>
+              <w:rPr>
+                <w:rFonts w:ascii="Times New Roman" w:hAnsi="Times New Roman" w:cs="Times New Roman"/>
+                <w:lang w:val="en-US"/>
+              </w:rPr>
+              <w:t xml:space="preserve"> {{ </w:t>
+            </w:r>
+            <w:proofErr w:type="spellStart"/>
+            <w:r>
+              <w:rPr>
+                <w:rFonts w:ascii="Times New Roman" w:hAnsi="Times New Roman" w:cs="Times New Roman"/>
+                <w:lang w:val="en-US"/>
+              </w:rPr>
+              <w:t>buyer_issue_date</w:t>
+            </w:r>
+            <w:proofErr w:type="spellEnd"/>
+            <w:r>
+              <w:rPr>
+                <w:rFonts w:ascii="Times New Roman" w:hAnsi="Times New Roman" w:cs="Times New Roman"/>
+                <w:lang w:val="en-US"/>
+              </w:rPr>
+              <w:t xml:space="preserve"> }} {{ </w:t>
+            </w:r>
+            <w:proofErr w:type="spellStart"/>
+            <w:r>
+              <w:rPr>
+                <w:rFonts w:ascii="Times New Roman" w:hAnsi="Times New Roman" w:cs="Times New Roman"/>
+                <w:lang w:val="en-US"/>
+              </w:rPr>
+              <w:t>buyer_issue_organization</w:t>
+            </w:r>
+            <w:proofErr w:type="spellEnd"/>
+            <w:r>
+              <w:rPr>
+                <w:rFonts w:ascii="Times New Roman" w:hAnsi="Times New Roman" w:cs="Times New Roman"/>
+                <w:lang w:val="en-US"/>
+              </w:rPr>
+              <w:t xml:space="preserve"> }}</w:t>
             </w:r>
           </w:p>
           <w:p>
@@ -6179,12 +7727,53 @@
                 <w:lang w:val="en-US"/>
               </w:rPr>
             </w:pPr>
-            <w:r>
-              <w:rPr>
-                <w:rFonts w:ascii="Times New Roman" w:hAnsi="Times New Roman" w:cs="Times New Roman"/>
-                <w:lang w:val="en-US"/>
-              </w:rPr>
-              <w:t>Зарегистрирован: {{ buyer_full_address }}</w:t>
+            <w:proofErr w:type="spellStart"/>
+            <w:r>
+              <w:rPr>
+                <w:rFonts w:ascii="Times New Roman" w:hAnsi="Times New Roman" w:cs="Times New Roman"/>
+                <w:lang w:val="en-US"/>
+              </w:rPr>
+              <w:t>Зарегистрирован</w:t>
+            </w:r>
+            <w:proofErr w:type="spellEnd"/>
+            <w:r>
+              <w:rPr>
+                <w:rFonts w:ascii="Times New Roman" w:hAnsi="Times New Roman" w:cs="Times New Roman"/>
+                <w:lang w:val="en-US"/>
+              </w:rPr>
+              <w:t xml:space="preserve">: </w:t>
+            </w:r>
+            <w:proofErr w:type="gramStart"/>
+            <w:r>
+              <w:rPr>
+                <w:rFonts w:ascii="Times New Roman" w:hAnsi="Times New Roman" w:cs="Times New Roman"/>
+                <w:lang w:val="en-US"/>
+              </w:rPr>
+              <w:t xml:space="preserve">{{ </w:t>
+            </w:r>
+            <w:proofErr w:type="spellStart"/>
+            <w:r>
+              <w:rPr>
+                <w:rFonts w:ascii="Times New Roman" w:hAnsi="Times New Roman" w:cs="Times New Roman"/>
+                <w:lang w:val="en-US"/>
+              </w:rPr>
+              <w:t>buyer</w:t>
+            </w:r>
+            <w:proofErr w:type="gramEnd"/>
+            <w:r>
+              <w:rPr>
+                <w:rFonts w:ascii="Times New Roman" w:hAnsi="Times New Roman" w:cs="Times New Roman"/>
+                <w:lang w:val="en-US"/>
+              </w:rPr>
+              <w:t>_full_address</w:t>
+            </w:r>
+            <w:proofErr w:type="spellEnd"/>
+            <w:r>
+              <w:rPr>
+                <w:rFonts w:ascii="Times New Roman" w:hAnsi="Times New Roman" w:cs="Times New Roman"/>
+                <w:lang w:val="en-US"/>
+              </w:rPr>
+              <w:t xml:space="preserve"> }}</w:t>
             </w:r>
           </w:p>
           <w:p>
@@ -6200,7 +7789,39 @@
                 <w:rFonts w:ascii="Times New Roman" w:hAnsi="Times New Roman" w:cs="Times New Roman"/>
                 <w:lang w:val="en-US"/>
               </w:rPr>
-              <w:t>ИНН: {{ buyer_inn }}</w:t>
+              <w:t xml:space="preserve">ИНН: </w:t>
+            </w:r>
+            <w:proofErr w:type="gramStart"/>
+            <w:r>
+              <w:rPr>
+                <w:rFonts w:ascii="Times New Roman" w:hAnsi="Times New Roman" w:cs="Times New Roman"/>
+                <w:lang w:val="en-US"/>
+              </w:rPr>
+              <w:t xml:space="preserve">{{ </w:t>
+            </w:r>
+            <w:proofErr w:type="spellStart"/>
+            <w:r>
+              <w:rPr>
+                <w:rFonts w:ascii="Times New Roman" w:hAnsi="Times New Roman" w:cs="Times New Roman"/>
+                <w:lang w:val="en-US"/>
+              </w:rPr>
+              <w:t>buyer</w:t>
+            </w:r>
+            <w:proofErr w:type="gramEnd"/>
+            <w:r>
+              <w:rPr>
+                <w:rFonts w:ascii="Times New Roman" w:hAnsi="Times New Roman" w:cs="Times New Roman"/>
+                <w:lang w:val="en-US"/>
+              </w:rPr>
+              <w:t>_inn</w:t>
+            </w:r>
+            <w:proofErr w:type="spellEnd"/>
+            <w:r>
+              <w:rPr>
+                <w:rFonts w:ascii="Times New Roman" w:hAnsi="Times New Roman" w:cs="Times New Roman"/>
+                <w:lang w:val="en-US"/>
+              </w:rPr>
+              <w:t xml:space="preserve"> }}</w:t>
             </w:r>
           </w:p>
           <w:p>
@@ -6216,7 +7837,79 @@
                 <w:rFonts w:ascii="Times New Roman" w:hAnsi="Times New Roman" w:cs="Times New Roman"/>
                 <w:lang w:val="en-US"/>
               </w:rPr>
-              <w:t>{% elif buyer_type in ["external_company", "internal_company"] %}</w:t>
+              <w:t xml:space="preserve">{% </w:t>
+            </w:r>
+            <w:proofErr w:type="spellStart"/>
+            <w:r>
+              <w:rPr>
+                <w:rFonts w:ascii="Times New Roman" w:hAnsi="Times New Roman" w:cs="Times New Roman"/>
+                <w:lang w:val="en-US"/>
+              </w:rPr>
+              <w:t>elif</w:t>
+            </w:r>
+            <w:proofErr w:type="spellEnd"/>
+            <w:r>
+              <w:rPr>
+                <w:rFonts w:ascii="Times New Roman" w:hAnsi="Times New Roman" w:cs="Times New Roman"/>
+                <w:lang w:val="en-US"/>
+              </w:rPr>
+              <w:t xml:space="preserve"> </w:t>
+            </w:r>
+            <w:proofErr w:type="spellStart"/>
+            <w:r>
+              <w:rPr>
+                <w:rFonts w:ascii="Times New Roman" w:hAnsi="Times New Roman" w:cs="Times New Roman"/>
+                <w:lang w:val="en-US"/>
+              </w:rPr>
+              <w:t>buyer_type</w:t>
+            </w:r>
+            <w:proofErr w:type="spellEnd"/>
+            <w:r>
+              <w:rPr>
+                <w:rFonts w:ascii="Times New Roman" w:hAnsi="Times New Roman" w:cs="Times New Roman"/>
+                <w:lang w:val="en-US"/>
+              </w:rPr>
+              <w:t xml:space="preserve"> in ["</w:t>
+            </w:r>
+            <w:proofErr w:type="spellStart"/>
+            <w:r>
+              <w:rPr>
+                <w:rFonts w:ascii="Times New Roman" w:hAnsi="Times New Roman" w:cs="Times New Roman"/>
+                <w:lang w:val="en-US"/>
+              </w:rPr>
+              <w:t>external_company</w:t>
+            </w:r>
+            <w:proofErr w:type="spellEnd"/>
+            <w:r>
+              <w:rPr>
+                <w:rFonts w:ascii="Times New Roman" w:hAnsi="Times New Roman" w:cs="Times New Roman"/>
+                <w:lang w:val="en-US"/>
+              </w:rPr>
+              <w:t>", "</w:t>
+            </w:r>
+            <w:proofErr w:type="spellStart"/>
+            <w:r>
+              <w:rPr>
+                <w:rFonts w:ascii="Times New Roman" w:hAnsi="Times New Roman" w:cs="Times New Roman"/>
+                <w:lang w:val="en-US"/>
+              </w:rPr>
+              <w:t>internal_company</w:t>
+            </w:r>
+            <w:proofErr w:type="spellEnd"/>
+            <w:r>
+              <w:rPr>
+                <w:rFonts w:ascii="Times New Roman" w:hAnsi="Times New Roman" w:cs="Times New Roman"/>
+                <w:lang w:val="en-US"/>
+              </w:rPr>
+              <w:t xml:space="preserve">"] </w:t>
+            </w:r>
+            <w:proofErr w:type="gramStart"/>
+            <w:r>
+              <w:rPr>
+                <w:rFonts w:ascii="Times New Roman" w:hAnsi="Times New Roman" w:cs="Times New Roman"/>
+                <w:lang w:val="en-US"/>
+              </w:rPr>
+              <w:t>%}</w:t>
             </w:r>
             <w:r>
               <w:rPr>
@@ -6225,7 +7918,37 @@
                 <w:bCs/>
                 <w:lang w:val="en-US"/>
               </w:rPr>
-              <w:t>{{ buyer_name }}</w:t>
+              <w:t>{</w:t>
+            </w:r>
+            <w:proofErr w:type="gramEnd"/>
+            <w:r>
+              <w:rPr>
+                <w:rFonts w:ascii="Times New Roman" w:hAnsi="Times New Roman" w:cs="Times New Roman"/>
+                <w:b/>
+                <w:bCs/>
+                <w:lang w:val="en-US"/>
+              </w:rPr>
+              <w:t xml:space="preserve">{ </w:t>
+            </w:r>
+            <w:proofErr w:type="spellStart"/>
+            <w:r>
+              <w:rPr>
+                <w:rFonts w:ascii="Times New Roman" w:hAnsi="Times New Roman" w:cs="Times New Roman"/>
+                <w:b/>
+                <w:bCs/>
+                <w:lang w:val="en-US"/>
+              </w:rPr>
+              <w:t>buyer_name</w:t>
+            </w:r>
+            <w:proofErr w:type="spellEnd"/>
+            <w:r>
+              <w:rPr>
+                <w:rFonts w:ascii="Times New Roman" w:hAnsi="Times New Roman" w:cs="Times New Roman"/>
+                <w:b/>
+                <w:bCs/>
+                <w:lang w:val="en-US"/>
+              </w:rPr>
+              <w:t xml:space="preserve"> }}</w:t>
             </w:r>
           </w:p>
           <w:p>
@@ -6236,12 +7959,69 @@
                 <w:lang w:val="en-US"/>
               </w:rPr>
             </w:pPr>
-            <w:r>
-              <w:rPr>
-                <w:rFonts w:ascii="Times New Roman" w:hAnsi="Times New Roman" w:cs="Times New Roman"/>
-                <w:lang w:val="en-US"/>
-              </w:rPr>
-              <w:t>Юр. адрес: {{ buyer_legal_address }}</w:t>
+            <w:proofErr w:type="spellStart"/>
+            <w:r>
+              <w:rPr>
+                <w:rFonts w:ascii="Times New Roman" w:hAnsi="Times New Roman" w:cs="Times New Roman"/>
+                <w:lang w:val="en-US"/>
+              </w:rPr>
+              <w:t>Юр</w:t>
+            </w:r>
+            <w:proofErr w:type="spellEnd"/>
+            <w:r>
+              <w:rPr>
+                <w:rFonts w:ascii="Times New Roman" w:hAnsi="Times New Roman" w:cs="Times New Roman"/>
+                <w:lang w:val="en-US"/>
+              </w:rPr>
+              <w:t xml:space="preserve">. </w:t>
+            </w:r>
+            <w:proofErr w:type="spellStart"/>
+            <w:r>
+              <w:rPr>
+                <w:rFonts w:ascii="Times New Roman" w:hAnsi="Times New Roman" w:cs="Times New Roman"/>
+                <w:lang w:val="en-US"/>
+              </w:rPr>
+              <w:t>адрес</w:t>
+            </w:r>
+            <w:proofErr w:type="spellEnd"/>
+            <w:r>
+              <w:rPr>
+                <w:rFonts w:ascii="Times New Roman" w:hAnsi="Times New Roman" w:cs="Times New Roman"/>
+                <w:lang w:val="en-US"/>
+              </w:rPr>
+              <w:t xml:space="preserve">: </w:t>
+            </w:r>
+            <w:proofErr w:type="gramStart"/>
+            <w:r>
+              <w:rPr>
+                <w:rFonts w:ascii="Times New Roman" w:hAnsi="Times New Roman" w:cs="Times New Roman"/>
+                <w:lang w:val="en-US"/>
+              </w:rPr>
+              <w:t xml:space="preserve">{{ </w:t>
+            </w:r>
+            <w:proofErr w:type="spellStart"/>
+            <w:r>
+              <w:rPr>
+                <w:rFonts w:ascii="Times New Roman" w:hAnsi="Times New Roman" w:cs="Times New Roman"/>
+                <w:lang w:val="en-US"/>
+              </w:rPr>
+              <w:t>buyer</w:t>
+            </w:r>
+            <w:proofErr w:type="gramEnd"/>
+            <w:r>
+              <w:rPr>
+                <w:rFonts w:ascii="Times New Roman" w:hAnsi="Times New Roman" w:cs="Times New Roman"/>
+                <w:lang w:val="en-US"/>
+              </w:rPr>
+              <w:t>_legal_address</w:t>
+            </w:r>
+            <w:proofErr w:type="spellEnd"/>
+            <w:r>
+              <w:rPr>
+                <w:rFonts w:ascii="Times New Roman" w:hAnsi="Times New Roman" w:cs="Times New Roman"/>
+                <w:lang w:val="en-US"/>
+              </w:rPr>
+              <w:t xml:space="preserve"> }}</w:t>
             </w:r>
           </w:p>
           <w:p>
@@ -6252,12 +8032,69 @@
                 <w:lang w:val="en-US"/>
               </w:rPr>
             </w:pPr>
-            <w:r>
-              <w:rPr>
-                <w:rFonts w:ascii="Times New Roman" w:hAnsi="Times New Roman" w:cs="Times New Roman"/>
-                <w:lang w:val="en-US"/>
-              </w:rPr>
-              <w:t>эл. почта: {{ buyer_email }}</w:t>
+            <w:proofErr w:type="spellStart"/>
+            <w:r>
+              <w:rPr>
+                <w:rFonts w:ascii="Times New Roman" w:hAnsi="Times New Roman" w:cs="Times New Roman"/>
+                <w:lang w:val="en-US"/>
+              </w:rPr>
+              <w:t>эл</w:t>
+            </w:r>
+            <w:proofErr w:type="spellEnd"/>
+            <w:r>
+              <w:rPr>
+                <w:rFonts w:ascii="Times New Roman" w:hAnsi="Times New Roman" w:cs="Times New Roman"/>
+                <w:lang w:val="en-US"/>
+              </w:rPr>
+              <w:t xml:space="preserve">. </w:t>
+            </w:r>
+            <w:proofErr w:type="spellStart"/>
+            <w:r>
+              <w:rPr>
+                <w:rFonts w:ascii="Times New Roman" w:hAnsi="Times New Roman" w:cs="Times New Roman"/>
+                <w:lang w:val="en-US"/>
+              </w:rPr>
+              <w:t>почта</w:t>
+            </w:r>
+            <w:proofErr w:type="spellEnd"/>
+            <w:r>
+              <w:rPr>
+                <w:rFonts w:ascii="Times New Roman" w:hAnsi="Times New Roman" w:cs="Times New Roman"/>
+                <w:lang w:val="en-US"/>
+              </w:rPr>
+              <w:t xml:space="preserve">: </w:t>
+            </w:r>
+            <w:proofErr w:type="gramStart"/>
+            <w:r>
+              <w:rPr>
+                <w:rFonts w:ascii="Times New Roman" w:hAnsi="Times New Roman" w:cs="Times New Roman"/>
+                <w:lang w:val="en-US"/>
+              </w:rPr>
+              <w:t xml:space="preserve">{{ </w:t>
+            </w:r>
+            <w:proofErr w:type="spellStart"/>
+            <w:r>
+              <w:rPr>
+                <w:rFonts w:ascii="Times New Roman" w:hAnsi="Times New Roman" w:cs="Times New Roman"/>
+                <w:lang w:val="en-US"/>
+              </w:rPr>
+              <w:t>buyer</w:t>
+            </w:r>
+            <w:proofErr w:type="gramEnd"/>
+            <w:r>
+              <w:rPr>
+                <w:rFonts w:ascii="Times New Roman" w:hAnsi="Times New Roman" w:cs="Times New Roman"/>
+                <w:lang w:val="en-US"/>
+              </w:rPr>
+              <w:t>_email</w:t>
+            </w:r>
+            <w:proofErr w:type="spellEnd"/>
+            <w:r>
+              <w:rPr>
+                <w:rFonts w:ascii="Times New Roman" w:hAnsi="Times New Roman" w:cs="Times New Roman"/>
+                <w:lang w:val="en-US"/>
+              </w:rPr>
+              <w:t xml:space="preserve"> }}</w:t>
             </w:r>
           </w:p>
           <w:p>
@@ -6268,12 +8105,53 @@
                 <w:lang w:val="en-US"/>
               </w:rPr>
             </w:pPr>
-            <w:r>
-              <w:rPr>
-                <w:rFonts w:ascii="Times New Roman" w:hAnsi="Times New Roman" w:cs="Times New Roman"/>
-                <w:lang w:val="en-US"/>
-              </w:rPr>
-              <w:t>тел: {{ buyer_phone }}</w:t>
+            <w:proofErr w:type="spellStart"/>
+            <w:r>
+              <w:rPr>
+                <w:rFonts w:ascii="Times New Roman" w:hAnsi="Times New Roman" w:cs="Times New Roman"/>
+                <w:lang w:val="en-US"/>
+              </w:rPr>
+              <w:t>тел</w:t>
+            </w:r>
+            <w:proofErr w:type="spellEnd"/>
+            <w:r>
+              <w:rPr>
+                <w:rFonts w:ascii="Times New Roman" w:hAnsi="Times New Roman" w:cs="Times New Roman"/>
+                <w:lang w:val="en-US"/>
+              </w:rPr>
+              <w:t xml:space="preserve">: </w:t>
+            </w:r>
+            <w:proofErr w:type="gramStart"/>
+            <w:r>
+              <w:rPr>
+                <w:rFonts w:ascii="Times New Roman" w:hAnsi="Times New Roman" w:cs="Times New Roman"/>
+                <w:lang w:val="en-US"/>
+              </w:rPr>
+              <w:t xml:space="preserve">{{ </w:t>
+            </w:r>
+            <w:proofErr w:type="spellStart"/>
+            <w:r>
+              <w:rPr>
+                <w:rFonts w:ascii="Times New Roman" w:hAnsi="Times New Roman" w:cs="Times New Roman"/>
+                <w:lang w:val="en-US"/>
+              </w:rPr>
+              <w:t>buyer</w:t>
+            </w:r>
+            <w:proofErr w:type="gramEnd"/>
+            <w:r>
+              <w:rPr>
+                <w:rFonts w:ascii="Times New Roman" w:hAnsi="Times New Roman" w:cs="Times New Roman"/>
+                <w:lang w:val="en-US"/>
+              </w:rPr>
+              <w:t>_phone</w:t>
+            </w:r>
+            <w:proofErr w:type="spellEnd"/>
+            <w:r>
+              <w:rPr>
+                <w:rFonts w:ascii="Times New Roman" w:hAnsi="Times New Roman" w:cs="Times New Roman"/>
+                <w:lang w:val="en-US"/>
+              </w:rPr>
+              <w:t xml:space="preserve"> }}</w:t>
             </w:r>
           </w:p>
           <w:p>
@@ -6289,7 +8167,39 @@
                 <w:rFonts w:ascii="Times New Roman" w:hAnsi="Times New Roman" w:cs="Times New Roman"/>
                 <w:lang w:val="en-US"/>
               </w:rPr>
-              <w:t>ОГРН {{ buyer_ogrn }}</w:t>
+              <w:t xml:space="preserve">ОГРН </w:t>
+            </w:r>
+            <w:proofErr w:type="gramStart"/>
+            <w:r>
+              <w:rPr>
+                <w:rFonts w:ascii="Times New Roman" w:hAnsi="Times New Roman" w:cs="Times New Roman"/>
+                <w:lang w:val="en-US"/>
+              </w:rPr>
+              <w:t xml:space="preserve">{{ </w:t>
+            </w:r>
+            <w:proofErr w:type="spellStart"/>
+            <w:r>
+              <w:rPr>
+                <w:rFonts w:ascii="Times New Roman" w:hAnsi="Times New Roman" w:cs="Times New Roman"/>
+                <w:lang w:val="en-US"/>
+              </w:rPr>
+              <w:t>buyer</w:t>
+            </w:r>
+            <w:proofErr w:type="gramEnd"/>
+            <w:r>
+              <w:rPr>
+                <w:rFonts w:ascii="Times New Roman" w:hAnsi="Times New Roman" w:cs="Times New Roman"/>
+                <w:lang w:val="en-US"/>
+              </w:rPr>
+              <w:t>_ogrn</w:t>
+            </w:r>
+            <w:proofErr w:type="spellEnd"/>
+            <w:r>
+              <w:rPr>
+                <w:rFonts w:ascii="Times New Roman" w:hAnsi="Times New Roman" w:cs="Times New Roman"/>
+                <w:lang w:val="en-US"/>
+              </w:rPr>
+              <w:t xml:space="preserve"> }}</w:t>
             </w:r>
           </w:p>
           <w:p>
@@ -6305,7 +8215,55 @@
                 <w:rFonts w:ascii="Times New Roman" w:hAnsi="Times New Roman" w:cs="Times New Roman"/>
                 <w:lang w:val="en-US"/>
               </w:rPr>
-              <w:t>ИНН {{ buyer_inn }} КПП {{ buyer_kpp }}</w:t>
+              <w:t xml:space="preserve">ИНН </w:t>
+            </w:r>
+            <w:proofErr w:type="gramStart"/>
+            <w:r>
+              <w:rPr>
+                <w:rFonts w:ascii="Times New Roman" w:hAnsi="Times New Roman" w:cs="Times New Roman"/>
+                <w:lang w:val="en-US"/>
+              </w:rPr>
+              <w:t xml:space="preserve">{{ </w:t>
+            </w:r>
+            <w:proofErr w:type="spellStart"/>
+            <w:r>
+              <w:rPr>
+                <w:rFonts w:ascii="Times New Roman" w:hAnsi="Times New Roman" w:cs="Times New Roman"/>
+                <w:lang w:val="en-US"/>
+              </w:rPr>
+              <w:t>buyer</w:t>
+            </w:r>
+            <w:proofErr w:type="gramEnd"/>
+            <w:r>
+              <w:rPr>
+                <w:rFonts w:ascii="Times New Roman" w:hAnsi="Times New Roman" w:cs="Times New Roman"/>
+                <w:lang w:val="en-US"/>
+              </w:rPr>
+              <w:t>_inn</w:t>
+            </w:r>
+            <w:proofErr w:type="spellEnd"/>
+            <w:r>
+              <w:rPr>
+                <w:rFonts w:ascii="Times New Roman" w:hAnsi="Times New Roman" w:cs="Times New Roman"/>
+                <w:lang w:val="en-US"/>
+              </w:rPr>
+              <w:t xml:space="preserve"> }} КПП {{ </w:t>
+            </w:r>
+            <w:proofErr w:type="spellStart"/>
+            <w:r>
+              <w:rPr>
+                <w:rFonts w:ascii="Times New Roman" w:hAnsi="Times New Roman" w:cs="Times New Roman"/>
+                <w:lang w:val="en-US"/>
+              </w:rPr>
+              <w:t>buyer_kpp</w:t>
+            </w:r>
+            <w:proofErr w:type="spellEnd"/>
+            <w:r>
+              <w:rPr>
+                <w:rFonts w:ascii="Times New Roman" w:hAnsi="Times New Roman" w:cs="Times New Roman"/>
+                <w:lang w:val="en-US"/>
+              </w:rPr>
+              <w:t xml:space="preserve"> }}</w:t>
             </w:r>
           </w:p>
           <w:p>
@@ -6321,7 +8279,39 @@
                 <w:rFonts w:ascii="Times New Roman" w:hAnsi="Times New Roman" w:cs="Times New Roman"/>
                 <w:lang w:val="en-US"/>
               </w:rPr>
-              <w:t>р/с {{ buyer_bank_account }}</w:t>
+              <w:t xml:space="preserve">р/с </w:t>
+            </w:r>
+            <w:proofErr w:type="gramStart"/>
+            <w:r>
+              <w:rPr>
+                <w:rFonts w:ascii="Times New Roman" w:hAnsi="Times New Roman" w:cs="Times New Roman"/>
+                <w:lang w:val="en-US"/>
+              </w:rPr>
+              <w:t xml:space="preserve">{{ </w:t>
+            </w:r>
+            <w:proofErr w:type="spellStart"/>
+            <w:r>
+              <w:rPr>
+                <w:rFonts w:ascii="Times New Roman" w:hAnsi="Times New Roman" w:cs="Times New Roman"/>
+                <w:lang w:val="en-US"/>
+              </w:rPr>
+              <w:t>buyer</w:t>
+            </w:r>
+            <w:proofErr w:type="gramEnd"/>
+            <w:r>
+              <w:rPr>
+                <w:rFonts w:ascii="Times New Roman" w:hAnsi="Times New Roman" w:cs="Times New Roman"/>
+                <w:lang w:val="en-US"/>
+              </w:rPr>
+              <w:t>_bank_account</w:t>
+            </w:r>
+            <w:proofErr w:type="spellEnd"/>
+            <w:r>
+              <w:rPr>
+                <w:rFonts w:ascii="Times New Roman" w:hAnsi="Times New Roman" w:cs="Times New Roman"/>
+                <w:lang w:val="en-US"/>
+              </w:rPr>
+              <w:t xml:space="preserve"> }}</w:t>
             </w:r>
           </w:p>
           <w:p>
@@ -6332,12 +8322,37 @@
                 <w:lang w:val="en-US"/>
               </w:rPr>
             </w:pPr>
-            <w:r>
-              <w:rPr>
-                <w:rFonts w:ascii="Times New Roman" w:hAnsi="Times New Roman" w:cs="Times New Roman"/>
-                <w:lang w:val="en-US"/>
-              </w:rPr>
-              <w:t>{{ buyer_bank_name }}</w:t>
+            <w:proofErr w:type="gramStart"/>
+            <w:r>
+              <w:rPr>
+                <w:rFonts w:ascii="Times New Roman" w:hAnsi="Times New Roman" w:cs="Times New Roman"/>
+                <w:lang w:val="en-US"/>
+              </w:rPr>
+              <w:t xml:space="preserve">{{ </w:t>
+            </w:r>
+            <w:proofErr w:type="spellStart"/>
+            <w:r>
+              <w:rPr>
+                <w:rFonts w:ascii="Times New Roman" w:hAnsi="Times New Roman" w:cs="Times New Roman"/>
+                <w:lang w:val="en-US"/>
+              </w:rPr>
+              <w:t>buyer</w:t>
+            </w:r>
+            <w:proofErr w:type="gramEnd"/>
+            <w:r>
+              <w:rPr>
+                <w:rFonts w:ascii="Times New Roman" w:hAnsi="Times New Roman" w:cs="Times New Roman"/>
+                <w:lang w:val="en-US"/>
+              </w:rPr>
+              <w:t>_bank_name</w:t>
+            </w:r>
+            <w:proofErr w:type="spellEnd"/>
+            <w:r>
+              <w:rPr>
+                <w:rFonts w:ascii="Times New Roman" w:hAnsi="Times New Roman" w:cs="Times New Roman"/>
+                <w:lang w:val="en-US"/>
+              </w:rPr>
+              <w:t xml:space="preserve"> }}</w:t>
             </w:r>
           </w:p>
           <w:p>
@@ -6353,7 +8368,55 @@
                 <w:rFonts w:ascii="Times New Roman" w:hAnsi="Times New Roman" w:cs="Times New Roman"/>
                 <w:lang w:val="en-US"/>
               </w:rPr>
-              <w:t>БИК {{ buyer_bik }} к/с {{ buyer_corr_account }}</w:t>
+              <w:t xml:space="preserve">БИК </w:t>
+            </w:r>
+            <w:proofErr w:type="gramStart"/>
+            <w:r>
+              <w:rPr>
+                <w:rFonts w:ascii="Times New Roman" w:hAnsi="Times New Roman" w:cs="Times New Roman"/>
+                <w:lang w:val="en-US"/>
+              </w:rPr>
+              <w:t xml:space="preserve">{{ </w:t>
+            </w:r>
+            <w:proofErr w:type="spellStart"/>
+            <w:r>
+              <w:rPr>
+                <w:rFonts w:ascii="Times New Roman" w:hAnsi="Times New Roman" w:cs="Times New Roman"/>
+                <w:lang w:val="en-US"/>
+              </w:rPr>
+              <w:t>buyer</w:t>
+            </w:r>
+            <w:proofErr w:type="gramEnd"/>
+            <w:r>
+              <w:rPr>
+                <w:rFonts w:ascii="Times New Roman" w:hAnsi="Times New Roman" w:cs="Times New Roman"/>
+                <w:lang w:val="en-US"/>
+              </w:rPr>
+              <w:t>_bik</w:t>
+            </w:r>
+            <w:proofErr w:type="spellEnd"/>
+            <w:r>
+              <w:rPr>
+                <w:rFonts w:ascii="Times New Roman" w:hAnsi="Times New Roman" w:cs="Times New Roman"/>
+                <w:lang w:val="en-US"/>
+              </w:rPr>
+              <w:t xml:space="preserve"> }} к/с {{ </w:t>
+            </w:r>
+            <w:proofErr w:type="spellStart"/>
+            <w:r>
+              <w:rPr>
+                <w:rFonts w:ascii="Times New Roman" w:hAnsi="Times New Roman" w:cs="Times New Roman"/>
+                <w:lang w:val="en-US"/>
+              </w:rPr>
+              <w:t>buyer_corr_account</w:t>
+            </w:r>
+            <w:proofErr w:type="spellEnd"/>
+            <w:r>
+              <w:rPr>
+                <w:rFonts w:ascii="Times New Roman" w:hAnsi="Times New Roman" w:cs="Times New Roman"/>
+                <w:lang w:val="en-US"/>
+              </w:rPr>
+              <w:t xml:space="preserve"> }}</w:t>
             </w:r>
           </w:p>
           <w:p>
@@ -6518,8 +8581,9 @@
           <w:szCs w:val="20"/>
           <w:lang w:val="en-US"/>
         </w:rPr>
-        <w:t>{{seller_initials}}</w:t>
-      </w:r>
+        <w:t>{{</w:t>
+      </w:r>
+      <w:proofErr w:type="spellStart"/>
       <w:r>
         <w:rPr>
           <w:rFonts w:ascii="Times New Roman" w:hAnsi="Times New Roman" w:cs="Times New Roman"/>
@@ -6528,6 +8592,27 @@
           <w:szCs w:val="20"/>
           <w:lang w:val="en-US"/>
         </w:rPr>
+        <w:t>seller_initials</w:t>
+      </w:r>
+      <w:proofErr w:type="spellEnd"/>
+      <w:r>
+        <w:rPr>
+          <w:rFonts w:ascii="Times New Roman" w:hAnsi="Times New Roman" w:cs="Times New Roman"/>
+          <w:color w:val="000000"/>
+          <w:sz w:val="20"/>
+          <w:szCs w:val="20"/>
+          <w:lang w:val="en-US"/>
+        </w:rPr>
+        <w:t>}}</w:t>
+      </w:r>
+      <w:r>
+        <w:rPr>
+          <w:rFonts w:ascii="Times New Roman" w:hAnsi="Times New Roman" w:cs="Times New Roman"/>
+          <w:color w:val="000000"/>
+          <w:sz w:val="20"/>
+          <w:szCs w:val="20"/>
+          <w:lang w:val="en-US"/>
+        </w:rPr>
         <w:t xml:space="preserve">/  </w:t>
       </w:r>
       <w:r>
@@ -6610,6 +8695,7 @@
         </w:rPr>
         <w:t>{{</w:t>
       </w:r>
+      <w:proofErr w:type="spellStart"/>
       <w:r>
         <w:rPr>
           <w:rFonts w:ascii="Times New Roman" w:hAnsi="Times New Roman" w:cs="Times New Roman"/>
@@ -6628,7 +8714,18 @@
           <w:szCs w:val="20"/>
           <w:lang w:val="en-US"/>
         </w:rPr>
-        <w:t>initials}}</w:t>
+        <w:t>initials</w:t>
+      </w:r>
+      <w:proofErr w:type="spellEnd"/>
+      <w:r>
+        <w:rPr>
+          <w:rFonts w:ascii="Times New Roman" w:hAnsi="Times New Roman" w:cs="Times New Roman"/>
+          <w:color w:val="000000"/>
+          <w:sz w:val="20"/>
+          <w:szCs w:val="20"/>
+          <w:lang w:val="en-US"/>
+        </w:rPr>
+        <w:t>}}</w:t>
       </w:r>
       <w:r>
         <w:rPr>
@@ -6695,6 +8792,7 @@
         </w:rPr>
         <w:t>(</w:t>
       </w:r>
+      <w:proofErr w:type="gramStart"/>
       <w:r>
         <w:rPr>
           <w:rFonts w:ascii="Times New Roman" w:hAnsi="Times New Roman" w:cs="Times New Roman"/>
@@ -6711,7 +8809,17 @@
           <w:sz w:val="20"/>
           <w:szCs w:val="20"/>
         </w:rPr>
-        <w:t>)                  (</w:t>
+        <w:t xml:space="preserve">)   </w:t>
+      </w:r>
+      <w:proofErr w:type="gramEnd"/>
+      <w:r>
+        <w:rPr>
+          <w:rFonts w:ascii="Times New Roman" w:hAnsi="Times New Roman" w:cs="Times New Roman"/>
+          <w:color w:val="000000"/>
+          <w:sz w:val="20"/>
+          <w:szCs w:val="20"/>
+        </w:rPr>
+        <w:t xml:space="preserve">               (</w:t>
       </w:r>
       <w:r>
         <w:rPr>
@@ -6820,7 +8928,27 @@
           <w:sz w:val="20"/>
           <w:szCs w:val="20"/>
         </w:rPr>
-        <w:t xml:space="preserve">(подпись)        </w:t>
+        <w:t>(</w:t>
+      </w:r>
+      <w:proofErr w:type="gramStart"/>
+      <w:r>
+        <w:rPr>
+          <w:rFonts w:ascii="Times New Roman" w:hAnsi="Times New Roman" w:cs="Times New Roman"/>
+          <w:color w:val="000000"/>
+          <w:sz w:val="20"/>
+          <w:szCs w:val="20"/>
+        </w:rPr>
+        <w:t xml:space="preserve">подпись)   </w:t>
+      </w:r>
+      <w:proofErr w:type="gramEnd"/>
+      <w:r>
+        <w:rPr>
+          <w:rFonts w:ascii="Times New Roman" w:hAnsi="Times New Roman" w:cs="Times New Roman"/>
+          <w:color w:val="000000"/>
+          <w:sz w:val="20"/>
+          <w:szCs w:val="20"/>
+        </w:rPr>
+        <w:t xml:space="preserve">     </w:t>
       </w:r>
       <w:r>
         <w:rPr>
@@ -6848,7 +8976,6 @@
           <w:color w:val="000000"/>
           <w:sz w:val="20"/>
           <w:szCs w:val="20"/>
-          <w:lang w:val="en-US"/>
         </w:rPr>
       </w:pPr>
       <w:r>
@@ -6927,7 +9054,7 @@
         </w:rPr>
         <w:t xml:space="preserve">к </w:t>
       </w:r>
-      <w:hyperlink r:id="rId12" w:tooltip="Форма: Договор купли-продажи транспортных средств между юридическими лицами (Подготовлен для системы КонсультантПлюс, 2017){КонсультантПлюс}" w:history="1">
+      <w:hyperlink r:id="rId11" w:tooltip="Форма: Договор купли-продажи транспортных средств между юридическими лицами (Подготовлен для системы КонсультантПлюс, 2017){КонсультантПлюс}" w:history="1">
         <w:r>
           <w:rPr>
             <w:rFonts w:ascii="Times New Roman" w:hAnsi="Times New Roman" w:cs="Times New Roman"/>
@@ -7070,6 +9197,8 @@
       <w:r>
         <w:rPr>
           <w:rFonts w:ascii="Times New Roman" w:hAnsi="Times New Roman" w:cs="Times New Roman"/>
+          <w:i/>
+          <w:iCs/>
           <w:sz w:val="20"/>
           <w:szCs w:val="20"/>
         </w:rPr>
@@ -7078,6 +9207,8 @@
       <w:r>
         <w:rPr>
           <w:rFonts w:ascii="Times New Roman" w:hAnsi="Times New Roman" w:cs="Times New Roman"/>
+          <w:i/>
+          <w:iCs/>
           <w:sz w:val="20"/>
           <w:szCs w:val="20"/>
           <w:lang w:val="en-US"/>
@@ -7087,6 +9218,8 @@
       <w:r>
         <w:rPr>
           <w:rFonts w:ascii="Times New Roman" w:hAnsi="Times New Roman" w:cs="Times New Roman"/>
+          <w:i/>
+          <w:iCs/>
           <w:sz w:val="20"/>
           <w:szCs w:val="20"/>
         </w:rPr>
@@ -7095,6 +9228,8 @@
       <w:r>
         <w:rPr>
           <w:rFonts w:ascii="Times New Roman" w:hAnsi="Times New Roman" w:cs="Times New Roman"/>
+          <w:i/>
+          <w:iCs/>
           <w:sz w:val="20"/>
           <w:szCs w:val="20"/>
           <w:lang w:val="en-US"/>
@@ -7104,6 +9239,8 @@
       <w:r>
         <w:rPr>
           <w:rFonts w:ascii="Times New Roman" w:hAnsi="Times New Roman" w:cs="Times New Roman"/>
+          <w:i/>
+          <w:iCs/>
           <w:sz w:val="20"/>
           <w:szCs w:val="20"/>
         </w:rPr>
@@ -7293,7 +9430,16 @@
           <w:sz w:val="20"/>
           <w:szCs w:val="20"/>
         </w:rPr>
-        <w:t xml:space="preserve">    </w:t>
+        <w:t xml:space="preserve">  </w:t>
+      </w:r>
+      <w:proofErr w:type="gramStart"/>
+      <w:r>
+        <w:rPr>
+          <w:rFonts w:ascii="Times New Roman" w:hAnsi="Times New Roman" w:cs="Times New Roman"/>
+          <w:sz w:val="20"/>
+          <w:szCs w:val="20"/>
+        </w:rPr>
+        <w:t xml:space="preserve">  </w:t>
       </w:r>
       <w:r>
         <w:rPr>
@@ -7309,7 +9455,16 @@
           <w:sz w:val="20"/>
           <w:szCs w:val="20"/>
         </w:rPr>
-        <w:t>{{</w:t>
+        <w:t>{</w:t>
+      </w:r>
+      <w:proofErr w:type="gramEnd"/>
+      <w:r>
+        <w:rPr>
+          <w:rFonts w:ascii="Times New Roman" w:hAnsi="Times New Roman" w:cs="Times New Roman"/>
+          <w:sz w:val="20"/>
+          <w:szCs w:val="20"/>
+        </w:rPr>
+        <w:t>{</w:t>
       </w:r>
       <w:r>
         <w:rPr>
@@ -7393,6 +9548,7 @@
         </w:rPr>
         <w:t xml:space="preserve"> </w:t>
       </w:r>
+      <w:proofErr w:type="spellStart"/>
       <w:r>
         <w:rPr>
           <w:rFonts w:ascii="Times New Roman" w:eastAsia="Calibri" w:hAnsi="Times New Roman" w:cs="Times New Roman"/>
@@ -7426,6 +9582,7 @@
         </w:rPr>
         <w:t>type</w:t>
       </w:r>
+      <w:proofErr w:type="spellEnd"/>
       <w:r>
         <w:rPr>
           <w:rFonts w:ascii="Times New Roman" w:eastAsia="Calibri" w:hAnsi="Times New Roman" w:cs="Times New Roman"/>
@@ -7459,6 +9616,7 @@
         </w:rPr>
         <w:t xml:space="preserve"> ['</w:t>
       </w:r>
+      <w:proofErr w:type="spellStart"/>
       <w:r>
         <w:rPr>
           <w:rFonts w:ascii="Times New Roman" w:eastAsia="Calibri" w:hAnsi="Times New Roman" w:cs="Times New Roman"/>
@@ -7492,6 +9650,7 @@
         </w:rPr>
         <w:t>company</w:t>
       </w:r>
+      <w:proofErr w:type="spellEnd"/>
       <w:r>
         <w:rPr>
           <w:rFonts w:ascii="Times New Roman" w:eastAsia="Calibri" w:hAnsi="Times New Roman" w:cs="Times New Roman"/>
@@ -7503,6 +9662,7 @@
         </w:rPr>
         <w:t>', '</w:t>
       </w:r>
+      <w:proofErr w:type="spellStart"/>
       <w:r>
         <w:rPr>
           <w:rFonts w:ascii="Times New Roman" w:eastAsia="Calibri" w:hAnsi="Times New Roman" w:cs="Times New Roman"/>
@@ -7536,16 +9696,29 @@
         </w:rPr>
         <w:t>company</w:t>
       </w:r>
-      <w:r>
-        <w:rPr>
-          <w:rFonts w:ascii="Times New Roman" w:eastAsia="Calibri" w:hAnsi="Times New Roman" w:cs="Times New Roman"/>
-          <w:bCs/>
-          <w:color w:val="000000"/>
-          <w:sz w:val="20"/>
-          <w:szCs w:val="20"/>
-          <w:lang w:val="en-US" w:eastAsia="en-US"/>
-        </w:rPr>
-        <w:t>'] %}</w:t>
+      <w:proofErr w:type="spellEnd"/>
+      <w:r>
+        <w:rPr>
+          <w:rFonts w:ascii="Times New Roman" w:eastAsia="Calibri" w:hAnsi="Times New Roman" w:cs="Times New Roman"/>
+          <w:bCs/>
+          <w:color w:val="000000"/>
+          <w:sz w:val="20"/>
+          <w:szCs w:val="20"/>
+          <w:lang w:val="en-US" w:eastAsia="en-US"/>
+        </w:rPr>
+        <w:t xml:space="preserve">'] </w:t>
+      </w:r>
+      <w:proofErr w:type="gramStart"/>
+      <w:r>
+        <w:rPr>
+          <w:rFonts w:ascii="Times New Roman" w:eastAsia="Calibri" w:hAnsi="Times New Roman" w:cs="Times New Roman"/>
+          <w:bCs/>
+          <w:color w:val="000000"/>
+          <w:sz w:val="20"/>
+          <w:szCs w:val="20"/>
+          <w:lang w:val="en-US" w:eastAsia="en-US"/>
+        </w:rPr>
+        <w:t>%}</w:t>
       </w:r>
       <w:r>
         <w:rPr>
@@ -7558,6 +9731,7 @@
         </w:rPr>
         <w:t>Общество</w:t>
       </w:r>
+      <w:proofErr w:type="gramEnd"/>
       <w:r>
         <w:rPr>
           <w:rFonts w:ascii="Times New Roman" w:eastAsia="Calibri" w:hAnsi="Times New Roman" w:cs="Times New Roman"/>
@@ -7646,6 +9820,7 @@
         </w:rPr>
         <w:t xml:space="preserve">«{{ </w:t>
       </w:r>
+      <w:proofErr w:type="spellStart"/>
       <w:r>
         <w:rPr>
           <w:rFonts w:ascii="Times New Roman" w:eastAsia="Calibri" w:hAnsi="Times New Roman" w:cs="Times New Roman"/>
@@ -7701,6 +9876,7 @@
         </w:rPr>
         <w:t>name</w:t>
       </w:r>
+      <w:proofErr w:type="spellEnd"/>
       <w:r>
         <w:rPr>
           <w:rFonts w:ascii="Times New Roman" w:eastAsia="Calibri" w:hAnsi="Times New Roman" w:cs="Times New Roman"/>
@@ -7899,6 +10075,7 @@
         </w:rPr>
         <w:t xml:space="preserve"> {{ </w:t>
       </w:r>
+      <w:proofErr w:type="spellStart"/>
       <w:r>
         <w:rPr>
           <w:rFonts w:ascii="Times New Roman" w:eastAsia="Calibri" w:hAnsi="Times New Roman" w:cs="Times New Roman"/>
@@ -7965,6 +10142,7 @@
         </w:rPr>
         <w:t>name</w:t>
       </w:r>
+      <w:proofErr w:type="spellEnd"/>
       <w:r>
         <w:rPr>
           <w:rFonts w:ascii="Times New Roman" w:eastAsia="Calibri" w:hAnsi="Times New Roman" w:cs="Times New Roman"/>
@@ -8064,6 +10242,7 @@
         </w:rPr>
         <w:t xml:space="preserve">, {% </w:t>
       </w:r>
+      <w:proofErr w:type="spellStart"/>
       <w:r>
         <w:rPr>
           <w:rFonts w:ascii="Times New Roman" w:eastAsia="Calibri" w:hAnsi="Times New Roman" w:cs="Times New Roman"/>
@@ -8075,6 +10254,7 @@
         </w:rPr>
         <w:t>elif</w:t>
       </w:r>
+      <w:proofErr w:type="spellEnd"/>
       <w:r>
         <w:rPr>
           <w:rFonts w:ascii="Times New Roman" w:eastAsia="Calibri" w:hAnsi="Times New Roman" w:cs="Times New Roman"/>
@@ -8086,6 +10266,7 @@
         </w:rPr>
         <w:t xml:space="preserve"> </w:t>
       </w:r>
+      <w:proofErr w:type="spellStart"/>
       <w:r>
         <w:rPr>
           <w:rFonts w:ascii="Times New Roman" w:eastAsia="Calibri" w:hAnsi="Times New Roman" w:cs="Times New Roman"/>
@@ -8119,6 +10300,7 @@
         </w:rPr>
         <w:t>type</w:t>
       </w:r>
+      <w:proofErr w:type="spellEnd"/>
       <w:r>
         <w:rPr>
           <w:rFonts w:ascii="Times New Roman" w:eastAsia="Calibri" w:hAnsi="Times New Roman" w:cs="Times New Roman"/>
@@ -8185,6 +10367,7 @@
         </w:rPr>
         <w:t xml:space="preserve">{{ </w:t>
       </w:r>
+      <w:proofErr w:type="spellStart"/>
       <w:r>
         <w:rPr>
           <w:rFonts w:ascii="Times New Roman" w:eastAsia="Calibri" w:hAnsi="Times New Roman" w:cs="Times New Roman"/>
@@ -8240,6 +10423,7 @@
         </w:rPr>
         <w:t>name</w:t>
       </w:r>
+      <w:proofErr w:type="spellEnd"/>
       <w:r>
         <w:rPr>
           <w:rFonts w:ascii="Times New Roman" w:eastAsia="Calibri" w:hAnsi="Times New Roman" w:cs="Times New Roman"/>
@@ -8251,6 +10435,7 @@
         </w:rPr>
         <w:t xml:space="preserve"> }} {{ </w:t>
       </w:r>
+      <w:proofErr w:type="spellStart"/>
       <w:r>
         <w:rPr>
           <w:rFonts w:ascii="Times New Roman" w:eastAsia="Calibri" w:hAnsi="Times New Roman" w:cs="Times New Roman"/>
@@ -8306,6 +10491,7 @@
         </w:rPr>
         <w:t>name</w:t>
       </w:r>
+      <w:proofErr w:type="spellEnd"/>
       <w:r>
         <w:rPr>
           <w:rFonts w:ascii="Times New Roman" w:eastAsia="Calibri" w:hAnsi="Times New Roman" w:cs="Times New Roman"/>
@@ -8317,6 +10503,7 @@
         </w:rPr>
         <w:t xml:space="preserve"> }} {{ </w:t>
       </w:r>
+      <w:proofErr w:type="spellStart"/>
       <w:r>
         <w:rPr>
           <w:rFonts w:ascii="Times New Roman" w:eastAsia="Calibri" w:hAnsi="Times New Roman" w:cs="Times New Roman"/>
@@ -8372,6 +10559,7 @@
         </w:rPr>
         <w:t>name</w:t>
       </w:r>
+      <w:proofErr w:type="spellEnd"/>
       <w:r>
         <w:rPr>
           <w:rFonts w:ascii="Times New Roman" w:eastAsia="Calibri" w:hAnsi="Times New Roman" w:cs="Times New Roman"/>
@@ -8416,6 +10604,7 @@
         </w:rPr>
         <w:t>(</w:t>
       </w:r>
+      <w:proofErr w:type="spellStart"/>
       <w:r>
         <w:rPr>
           <w:rFonts w:ascii="Times New Roman" w:eastAsia="Calibri" w:hAnsi="Times New Roman" w:cs="Times New Roman"/>
@@ -8427,6 +10616,7 @@
         </w:rPr>
         <w:t>ая</w:t>
       </w:r>
+      <w:proofErr w:type="spellEnd"/>
       <w:r>
         <w:rPr>
           <w:rFonts w:ascii="Times New Roman" w:eastAsia="Calibri" w:hAnsi="Times New Roman" w:cs="Times New Roman"/>
@@ -8627,7 +10817,79 @@
           <w:szCs w:val="20"/>
           <w:lang w:val="en-US" w:eastAsia="en-US"/>
         </w:rPr>
-        <w:t>{% if buyer_type in ['internal_company', 'external_company'] %}</w:t>
+        <w:t xml:space="preserve">{% if </w:t>
+      </w:r>
+      <w:proofErr w:type="spellStart"/>
+      <w:r>
+        <w:rPr>
+          <w:rFonts w:ascii="Times New Roman" w:eastAsia="Calibri" w:hAnsi="Times New Roman" w:cs="Times New Roman"/>
+          <w:bCs/>
+          <w:color w:val="000000"/>
+          <w:sz w:val="20"/>
+          <w:szCs w:val="20"/>
+          <w:lang w:val="en-US" w:eastAsia="en-US"/>
+        </w:rPr>
+        <w:t>buyer_type</w:t>
+      </w:r>
+      <w:proofErr w:type="spellEnd"/>
+      <w:r>
+        <w:rPr>
+          <w:rFonts w:ascii="Times New Roman" w:eastAsia="Calibri" w:hAnsi="Times New Roman" w:cs="Times New Roman"/>
+          <w:bCs/>
+          <w:color w:val="000000"/>
+          <w:sz w:val="20"/>
+          <w:szCs w:val="20"/>
+          <w:lang w:val="en-US" w:eastAsia="en-US"/>
+        </w:rPr>
+        <w:t xml:space="preserve"> in ['</w:t>
+      </w:r>
+      <w:proofErr w:type="spellStart"/>
+      <w:r>
+        <w:rPr>
+          <w:rFonts w:ascii="Times New Roman" w:eastAsia="Calibri" w:hAnsi="Times New Roman" w:cs="Times New Roman"/>
+          <w:bCs/>
+          <w:color w:val="000000"/>
+          <w:sz w:val="20"/>
+          <w:szCs w:val="20"/>
+          <w:lang w:val="en-US" w:eastAsia="en-US"/>
+        </w:rPr>
+        <w:t>internal_company</w:t>
+      </w:r>
+      <w:proofErr w:type="spellEnd"/>
+      <w:r>
+        <w:rPr>
+          <w:rFonts w:ascii="Times New Roman" w:eastAsia="Calibri" w:hAnsi="Times New Roman" w:cs="Times New Roman"/>
+          <w:bCs/>
+          <w:color w:val="000000"/>
+          <w:sz w:val="20"/>
+          <w:szCs w:val="20"/>
+          <w:lang w:val="en-US" w:eastAsia="en-US"/>
+        </w:rPr>
+        <w:t>', '</w:t>
+      </w:r>
+      <w:proofErr w:type="spellStart"/>
+      <w:r>
+        <w:rPr>
+          <w:rFonts w:ascii="Times New Roman" w:eastAsia="Calibri" w:hAnsi="Times New Roman" w:cs="Times New Roman"/>
+          <w:bCs/>
+          <w:color w:val="000000"/>
+          <w:sz w:val="20"/>
+          <w:szCs w:val="20"/>
+          <w:lang w:val="en-US" w:eastAsia="en-US"/>
+        </w:rPr>
+        <w:t>external_company</w:t>
+      </w:r>
+      <w:proofErr w:type="spellEnd"/>
+      <w:r>
+        <w:rPr>
+          <w:rFonts w:ascii="Times New Roman" w:eastAsia="Calibri" w:hAnsi="Times New Roman" w:cs="Times New Roman"/>
+          <w:bCs/>
+          <w:color w:val="000000"/>
+          <w:sz w:val="20"/>
+          <w:szCs w:val="20"/>
+          <w:lang w:val="en-US" w:eastAsia="en-US"/>
+        </w:rPr>
+        <w:t>'] %}</w:t>
       </w:r>
       <w:r>
         <w:rPr>
@@ -8726,7 +10988,31 @@
           <w:szCs w:val="20"/>
           <w:lang w:val="en-US" w:eastAsia="en-US"/>
         </w:rPr>
-        <w:t>«{{ buyer_short_name }}»</w:t>
+        <w:t xml:space="preserve">«{{ </w:t>
+      </w:r>
+      <w:proofErr w:type="spellStart"/>
+      <w:r>
+        <w:rPr>
+          <w:rFonts w:ascii="Times New Roman" w:eastAsia="Calibri" w:hAnsi="Times New Roman" w:cs="Times New Roman"/>
+          <w:b/>
+          <w:color w:val="000000"/>
+          <w:sz w:val="20"/>
+          <w:szCs w:val="20"/>
+          <w:lang w:val="en-US" w:eastAsia="en-US"/>
+        </w:rPr>
+        <w:t>buyer_short_name</w:t>
+      </w:r>
+      <w:proofErr w:type="spellEnd"/>
+      <w:r>
+        <w:rPr>
+          <w:rFonts w:ascii="Times New Roman" w:eastAsia="Calibri" w:hAnsi="Times New Roman" w:cs="Times New Roman"/>
+          <w:b/>
+          <w:color w:val="000000"/>
+          <w:sz w:val="20"/>
+          <w:szCs w:val="20"/>
+          <w:lang w:val="en-US" w:eastAsia="en-US"/>
+        </w:rPr>
+        <w:t xml:space="preserve"> }}»</w:t>
       </w:r>
       <w:r>
         <w:rPr>
@@ -8926,6 +11212,7 @@
         </w:rPr>
         <w:t xml:space="preserve"> {{ </w:t>
       </w:r>
+      <w:proofErr w:type="spellStart"/>
       <w:r>
         <w:rPr>
           <w:rFonts w:ascii="Times New Roman" w:eastAsia="Calibri" w:hAnsi="Times New Roman" w:cs="Times New Roman"/>
@@ -8946,7 +11233,19 @@
           <w:szCs w:val="20"/>
           <w:lang w:val="en-US" w:eastAsia="en-US"/>
         </w:rPr>
-        <w:t xml:space="preserve">buyer_director_name }}, </w:t>
+        <w:t>buyer_director_name</w:t>
+      </w:r>
+      <w:proofErr w:type="spellEnd"/>
+      <w:r>
+        <w:rPr>
+          <w:rFonts w:ascii="Times New Roman" w:eastAsia="Calibri" w:hAnsi="Times New Roman" w:cs="Times New Roman"/>
+          <w:bCs/>
+          <w:color w:val="000000"/>
+          <w:sz w:val="20"/>
+          <w:szCs w:val="20"/>
+          <w:lang w:val="en-US" w:eastAsia="en-US"/>
+        </w:rPr>
+        <w:t xml:space="preserve"> }}, </w:t>
       </w:r>
       <w:r>
         <w:rPr>
@@ -9034,7 +11333,55 @@
           <w:szCs w:val="20"/>
           <w:lang w:val="en-US" w:eastAsia="en-US"/>
         </w:rPr>
-        <w:t xml:space="preserve">, {% elif buyer_type </w:t>
+        <w:t xml:space="preserve">, {% </w:t>
+      </w:r>
+      <w:proofErr w:type="spellStart"/>
+      <w:r>
+        <w:rPr>
+          <w:rFonts w:ascii="Times New Roman" w:eastAsia="Calibri" w:hAnsi="Times New Roman" w:cs="Times New Roman"/>
+          <w:bCs/>
+          <w:color w:val="000000"/>
+          <w:sz w:val="20"/>
+          <w:szCs w:val="20"/>
+          <w:lang w:val="en-US" w:eastAsia="en-US"/>
+        </w:rPr>
+        <w:t>elif</w:t>
+      </w:r>
+      <w:proofErr w:type="spellEnd"/>
+      <w:r>
+        <w:rPr>
+          <w:rFonts w:ascii="Times New Roman" w:eastAsia="Calibri" w:hAnsi="Times New Roman" w:cs="Times New Roman"/>
+          <w:bCs/>
+          <w:color w:val="000000"/>
+          <w:sz w:val="20"/>
+          <w:szCs w:val="20"/>
+          <w:lang w:val="en-US" w:eastAsia="en-US"/>
+        </w:rPr>
+        <w:t xml:space="preserve"> </w:t>
+      </w:r>
+      <w:proofErr w:type="spellStart"/>
+      <w:r>
+        <w:rPr>
+          <w:rFonts w:ascii="Times New Roman" w:eastAsia="Calibri" w:hAnsi="Times New Roman" w:cs="Times New Roman"/>
+          <w:bCs/>
+          <w:color w:val="000000"/>
+          <w:sz w:val="20"/>
+          <w:szCs w:val="20"/>
+          <w:lang w:val="en-US" w:eastAsia="en-US"/>
+        </w:rPr>
+        <w:t>buyer_type</w:t>
+      </w:r>
+      <w:proofErr w:type="spellEnd"/>
+      <w:r>
+        <w:rPr>
+          <w:rFonts w:ascii="Times New Roman" w:eastAsia="Calibri" w:hAnsi="Times New Roman" w:cs="Times New Roman"/>
+          <w:bCs/>
+          <w:color w:val="000000"/>
+          <w:sz w:val="20"/>
+          <w:szCs w:val="20"/>
+          <w:lang w:val="en-US" w:eastAsia="en-US"/>
+        </w:rPr>
+        <w:t xml:space="preserve"> </w:t>
       </w:r>
       <w:r>
         <w:rPr>
@@ -9067,7 +11414,79 @@
           <w:szCs w:val="20"/>
           <w:lang w:val="en-US" w:eastAsia="en-US"/>
         </w:rPr>
-        <w:t>{{ buyer_last_name }} {{ buyer_first_name }} {{ buyer_middle_name }}</w:t>
+        <w:t xml:space="preserve">{{ </w:t>
+      </w:r>
+      <w:proofErr w:type="spellStart"/>
+      <w:r>
+        <w:rPr>
+          <w:rFonts w:ascii="Times New Roman" w:eastAsia="Calibri" w:hAnsi="Times New Roman" w:cs="Times New Roman"/>
+          <w:b/>
+          <w:color w:val="000000"/>
+          <w:sz w:val="20"/>
+          <w:szCs w:val="20"/>
+          <w:lang w:val="en-US" w:eastAsia="en-US"/>
+        </w:rPr>
+        <w:t>buyer_last_name</w:t>
+      </w:r>
+      <w:proofErr w:type="spellEnd"/>
+      <w:r>
+        <w:rPr>
+          <w:rFonts w:ascii="Times New Roman" w:eastAsia="Calibri" w:hAnsi="Times New Roman" w:cs="Times New Roman"/>
+          <w:b/>
+          <w:color w:val="000000"/>
+          <w:sz w:val="20"/>
+          <w:szCs w:val="20"/>
+          <w:lang w:val="en-US" w:eastAsia="en-US"/>
+        </w:rPr>
+        <w:t xml:space="preserve"> }} {{ </w:t>
+      </w:r>
+      <w:proofErr w:type="spellStart"/>
+      <w:r>
+        <w:rPr>
+          <w:rFonts w:ascii="Times New Roman" w:eastAsia="Calibri" w:hAnsi="Times New Roman" w:cs="Times New Roman"/>
+          <w:b/>
+          <w:color w:val="000000"/>
+          <w:sz w:val="20"/>
+          <w:szCs w:val="20"/>
+          <w:lang w:val="en-US" w:eastAsia="en-US"/>
+        </w:rPr>
+        <w:t>buyer_first_name</w:t>
+      </w:r>
+      <w:proofErr w:type="spellEnd"/>
+      <w:r>
+        <w:rPr>
+          <w:rFonts w:ascii="Times New Roman" w:eastAsia="Calibri" w:hAnsi="Times New Roman" w:cs="Times New Roman"/>
+          <w:b/>
+          <w:color w:val="000000"/>
+          <w:sz w:val="20"/>
+          <w:szCs w:val="20"/>
+          <w:lang w:val="en-US" w:eastAsia="en-US"/>
+        </w:rPr>
+        <w:t xml:space="preserve"> }} {{ </w:t>
+      </w:r>
+      <w:proofErr w:type="spellStart"/>
+      <w:r>
+        <w:rPr>
+          <w:rFonts w:ascii="Times New Roman" w:eastAsia="Calibri" w:hAnsi="Times New Roman" w:cs="Times New Roman"/>
+          <w:b/>
+          <w:color w:val="000000"/>
+          <w:sz w:val="20"/>
+          <w:szCs w:val="20"/>
+          <w:lang w:val="en-US" w:eastAsia="en-US"/>
+        </w:rPr>
+        <w:t>buyer_middle_name</w:t>
+      </w:r>
+      <w:proofErr w:type="spellEnd"/>
+      <w:r>
+        <w:rPr>
+          <w:rFonts w:ascii="Times New Roman" w:eastAsia="Calibri" w:hAnsi="Times New Roman" w:cs="Times New Roman"/>
+          <w:b/>
+          <w:color w:val="000000"/>
+          <w:sz w:val="20"/>
+          <w:szCs w:val="20"/>
+          <w:lang w:val="en-US" w:eastAsia="en-US"/>
+        </w:rPr>
+        <w:t xml:space="preserve"> }}</w:t>
       </w:r>
       <w:r>
         <w:rPr>
@@ -9102,6 +11521,7 @@
         </w:rPr>
         <w:t>(</w:t>
       </w:r>
+      <w:proofErr w:type="spellStart"/>
       <w:r>
         <w:rPr>
           <w:rFonts w:ascii="Times New Roman" w:eastAsia="Calibri" w:hAnsi="Times New Roman" w:cs="Times New Roman"/>
@@ -9113,6 +11533,7 @@
         </w:rPr>
         <w:t>ая</w:t>
       </w:r>
+      <w:proofErr w:type="spellEnd"/>
       <w:r>
         <w:rPr>
           <w:rFonts w:ascii="Times New Roman" w:eastAsia="Calibri" w:hAnsi="Times New Roman" w:cs="Times New Roman"/>
@@ -9692,7 +12113,25 @@
                 <w:sz w:val="20"/>
                 <w:szCs w:val="20"/>
               </w:rPr>
-              <w:t>{{vin}}</w:t>
+              <w:t>{{</w:t>
+            </w:r>
+            <w:proofErr w:type="spellStart"/>
+            <w:r>
+              <w:rPr>
+                <w:rFonts w:ascii="Times New Roman" w:hAnsi="Times New Roman" w:cs="Times New Roman"/>
+                <w:sz w:val="20"/>
+                <w:szCs w:val="20"/>
+              </w:rPr>
+              <w:t>vin</w:t>
+            </w:r>
+            <w:proofErr w:type="spellEnd"/>
+            <w:r>
+              <w:rPr>
+                <w:rFonts w:ascii="Times New Roman" w:hAnsi="Times New Roman" w:cs="Times New Roman"/>
+                <w:sz w:val="20"/>
+                <w:szCs w:val="20"/>
+              </w:rPr>
+              <w:t>}}</w:t>
             </w:r>
           </w:p>
         </w:tc>
@@ -9760,7 +12199,25 @@
                 <w:sz w:val="20"/>
                 <w:szCs w:val="20"/>
               </w:rPr>
-              <w:t>{{make_model}}</w:t>
+              <w:t>{{</w:t>
+            </w:r>
+            <w:proofErr w:type="spellStart"/>
+            <w:r>
+              <w:rPr>
+                <w:rFonts w:ascii="Times New Roman" w:hAnsi="Times New Roman" w:cs="Times New Roman"/>
+                <w:sz w:val="20"/>
+                <w:szCs w:val="20"/>
+              </w:rPr>
+              <w:t>make_model</w:t>
+            </w:r>
+            <w:proofErr w:type="spellEnd"/>
+            <w:r>
+              <w:rPr>
+                <w:rFonts w:ascii="Times New Roman" w:hAnsi="Times New Roman" w:cs="Times New Roman"/>
+                <w:sz w:val="20"/>
+                <w:szCs w:val="20"/>
+              </w:rPr>
+              <w:t>}}</w:t>
             </w:r>
           </w:p>
         </w:tc>
@@ -9828,7 +12285,25 @@
                 <w:sz w:val="20"/>
                 <w:szCs w:val="20"/>
               </w:rPr>
-              <w:t>{{type}}</w:t>
+              <w:t>{{</w:t>
+            </w:r>
+            <w:proofErr w:type="spellStart"/>
+            <w:r>
+              <w:rPr>
+                <w:rFonts w:ascii="Times New Roman" w:hAnsi="Times New Roman" w:cs="Times New Roman"/>
+                <w:sz w:val="20"/>
+                <w:szCs w:val="20"/>
+              </w:rPr>
+              <w:t>type</w:t>
+            </w:r>
+            <w:proofErr w:type="spellEnd"/>
+            <w:r>
+              <w:rPr>
+                <w:rFonts w:ascii="Times New Roman" w:hAnsi="Times New Roman" w:cs="Times New Roman"/>
+                <w:sz w:val="20"/>
+                <w:szCs w:val="20"/>
+              </w:rPr>
+              <w:t>}}</w:t>
             </w:r>
           </w:p>
         </w:tc>
@@ -9959,7 +12434,25 @@
                 <w:sz w:val="20"/>
                 <w:szCs w:val="20"/>
               </w:rPr>
-              <w:t>{{year}}</w:t>
+              <w:t>{{</w:t>
+            </w:r>
+            <w:proofErr w:type="spellStart"/>
+            <w:r>
+              <w:rPr>
+                <w:rFonts w:ascii="Times New Roman" w:hAnsi="Times New Roman" w:cs="Times New Roman"/>
+                <w:sz w:val="20"/>
+                <w:szCs w:val="20"/>
+              </w:rPr>
+              <w:t>year</w:t>
+            </w:r>
+            <w:proofErr w:type="spellEnd"/>
+            <w:r>
+              <w:rPr>
+                <w:rFonts w:ascii="Times New Roman" w:hAnsi="Times New Roman" w:cs="Times New Roman"/>
+                <w:sz w:val="20"/>
+                <w:szCs w:val="20"/>
+              </w:rPr>
+              <w:t>}}</w:t>
             </w:r>
           </w:p>
         </w:tc>
@@ -10027,7 +12520,25 @@
                 <w:sz w:val="20"/>
                 <w:szCs w:val="20"/>
               </w:rPr>
-              <w:t>{{engine}}</w:t>
+              <w:t>{{</w:t>
+            </w:r>
+            <w:proofErr w:type="spellStart"/>
+            <w:r>
+              <w:rPr>
+                <w:rFonts w:ascii="Times New Roman" w:hAnsi="Times New Roman" w:cs="Times New Roman"/>
+                <w:sz w:val="20"/>
+                <w:szCs w:val="20"/>
+              </w:rPr>
+              <w:t>engine</w:t>
+            </w:r>
+            <w:proofErr w:type="spellEnd"/>
+            <w:r>
+              <w:rPr>
+                <w:rFonts w:ascii="Times New Roman" w:hAnsi="Times New Roman" w:cs="Times New Roman"/>
+                <w:sz w:val="20"/>
+                <w:szCs w:val="20"/>
+              </w:rPr>
+              <w:t>}}</w:t>
             </w:r>
           </w:p>
         </w:tc>
@@ -10095,7 +12606,25 @@
                 <w:sz w:val="20"/>
                 <w:szCs w:val="20"/>
               </w:rPr>
-              <w:t>{{chassis}}</w:t>
+              <w:t>{{</w:t>
+            </w:r>
+            <w:proofErr w:type="spellStart"/>
+            <w:r>
+              <w:rPr>
+                <w:rFonts w:ascii="Times New Roman" w:hAnsi="Times New Roman" w:cs="Times New Roman"/>
+                <w:sz w:val="20"/>
+                <w:szCs w:val="20"/>
+              </w:rPr>
+              <w:t>chassis</w:t>
+            </w:r>
+            <w:proofErr w:type="spellEnd"/>
+            <w:r>
+              <w:rPr>
+                <w:rFonts w:ascii="Times New Roman" w:hAnsi="Times New Roman" w:cs="Times New Roman"/>
+                <w:sz w:val="20"/>
+                <w:szCs w:val="20"/>
+              </w:rPr>
+              <w:t>}}</w:t>
             </w:r>
           </w:p>
         </w:tc>
@@ -10163,7 +12692,25 @@
                 <w:sz w:val="20"/>
                 <w:szCs w:val="20"/>
               </w:rPr>
-              <w:t>{{body}}</w:t>
+              <w:t>{{</w:t>
+            </w:r>
+            <w:proofErr w:type="spellStart"/>
+            <w:r>
+              <w:rPr>
+                <w:rFonts w:ascii="Times New Roman" w:hAnsi="Times New Roman" w:cs="Times New Roman"/>
+                <w:sz w:val="20"/>
+                <w:szCs w:val="20"/>
+              </w:rPr>
+              <w:t>body</w:t>
+            </w:r>
+            <w:proofErr w:type="spellEnd"/>
+            <w:r>
+              <w:rPr>
+                <w:rFonts w:ascii="Times New Roman" w:hAnsi="Times New Roman" w:cs="Times New Roman"/>
+                <w:sz w:val="20"/>
+                <w:szCs w:val="20"/>
+              </w:rPr>
+              <w:t>}}</w:t>
             </w:r>
           </w:p>
         </w:tc>
@@ -10231,7 +12778,25 @@
                 <w:sz w:val="20"/>
                 <w:szCs w:val="20"/>
               </w:rPr>
-              <w:t>{{color}}</w:t>
+              <w:t>{{</w:t>
+            </w:r>
+            <w:proofErr w:type="spellStart"/>
+            <w:r>
+              <w:rPr>
+                <w:rFonts w:ascii="Times New Roman" w:hAnsi="Times New Roman" w:cs="Times New Roman"/>
+                <w:sz w:val="20"/>
+                <w:szCs w:val="20"/>
+              </w:rPr>
+              <w:t>color</w:t>
+            </w:r>
+            <w:proofErr w:type="spellEnd"/>
+            <w:r>
+              <w:rPr>
+                <w:rFonts w:ascii="Times New Roman" w:hAnsi="Times New Roman" w:cs="Times New Roman"/>
+                <w:sz w:val="20"/>
+                <w:szCs w:val="20"/>
+              </w:rPr>
+              <w:t>}}</w:t>
             </w:r>
           </w:p>
         </w:tc>
@@ -10297,7 +12862,27 @@
                 <w:szCs w:val="20"/>
                 <w:lang w:val="en-US"/>
               </w:rPr>
-              <w:t xml:space="preserve">{{pts_id}} </w:t>
+              <w:t>{{</w:t>
+            </w:r>
+            <w:proofErr w:type="spellStart"/>
+            <w:r>
+              <w:rPr>
+                <w:rFonts w:ascii="Times New Roman" w:hAnsi="Times New Roman" w:cs="Times New Roman"/>
+                <w:sz w:val="20"/>
+                <w:szCs w:val="20"/>
+                <w:lang w:val="en-US"/>
+              </w:rPr>
+              <w:t>pts_id</w:t>
+            </w:r>
+            <w:proofErr w:type="spellEnd"/>
+            <w:r>
+              <w:rPr>
+                <w:rFonts w:ascii="Times New Roman" w:hAnsi="Times New Roman" w:cs="Times New Roman"/>
+                <w:sz w:val="20"/>
+                <w:szCs w:val="20"/>
+                <w:lang w:val="en-US"/>
+              </w:rPr>
+              <w:t xml:space="preserve">}} </w:t>
             </w:r>
             <w:r>
               <w:rPr>
@@ -10314,7 +12899,27 @@
                 <w:szCs w:val="20"/>
                 <w:lang w:val="en-US"/>
               </w:rPr>
-              <w:t xml:space="preserve"> {{pts_date}}</w:t>
+              <w:t xml:space="preserve"> {{</w:t>
+            </w:r>
+            <w:proofErr w:type="spellStart"/>
+            <w:r>
+              <w:rPr>
+                <w:rFonts w:ascii="Times New Roman" w:hAnsi="Times New Roman" w:cs="Times New Roman"/>
+                <w:sz w:val="20"/>
+                <w:szCs w:val="20"/>
+                <w:lang w:val="en-US"/>
+              </w:rPr>
+              <w:t>pts_date</w:t>
+            </w:r>
+            <w:proofErr w:type="spellEnd"/>
+            <w:r>
+              <w:rPr>
+                <w:rFonts w:ascii="Times New Roman" w:hAnsi="Times New Roman" w:cs="Times New Roman"/>
+                <w:sz w:val="20"/>
+                <w:szCs w:val="20"/>
+                <w:lang w:val="en-US"/>
+              </w:rPr>
+              <w:t>}}</w:t>
             </w:r>
           </w:p>
         </w:tc>
@@ -10383,7 +12988,87 @@
                 <w:szCs w:val="20"/>
                 <w:lang w:val="en-US"/>
               </w:rPr>
-              <w:t xml:space="preserve">{% if sts_id and sts_date %}{{ sts_id }} </w:t>
+              <w:t xml:space="preserve">{% if </w:t>
+            </w:r>
+            <w:proofErr w:type="spellStart"/>
+            <w:r>
+              <w:rPr>
+                <w:rFonts w:ascii="Times New Roman" w:hAnsi="Times New Roman" w:cs="Times New Roman"/>
+                <w:sz w:val="20"/>
+                <w:szCs w:val="20"/>
+                <w:lang w:val="en-US"/>
+              </w:rPr>
+              <w:t>sts_id</w:t>
+            </w:r>
+            <w:proofErr w:type="spellEnd"/>
+            <w:r>
+              <w:rPr>
+                <w:rFonts w:ascii="Times New Roman" w:hAnsi="Times New Roman" w:cs="Times New Roman"/>
+                <w:sz w:val="20"/>
+                <w:szCs w:val="20"/>
+                <w:lang w:val="en-US"/>
+              </w:rPr>
+              <w:t xml:space="preserve"> and </w:t>
+            </w:r>
+            <w:proofErr w:type="spellStart"/>
+            <w:r>
+              <w:rPr>
+                <w:rFonts w:ascii="Times New Roman" w:hAnsi="Times New Roman" w:cs="Times New Roman"/>
+                <w:sz w:val="20"/>
+                <w:szCs w:val="20"/>
+                <w:lang w:val="en-US"/>
+              </w:rPr>
+              <w:t>sts_date</w:t>
+            </w:r>
+            <w:proofErr w:type="spellEnd"/>
+            <w:r>
+              <w:rPr>
+                <w:rFonts w:ascii="Times New Roman" w:hAnsi="Times New Roman" w:cs="Times New Roman"/>
+                <w:sz w:val="20"/>
+                <w:szCs w:val="20"/>
+                <w:lang w:val="en-US"/>
+              </w:rPr>
+              <w:t xml:space="preserve"> </w:t>
+            </w:r>
+            <w:proofErr w:type="gramStart"/>
+            <w:r>
+              <w:rPr>
+                <w:rFonts w:ascii="Times New Roman" w:hAnsi="Times New Roman" w:cs="Times New Roman"/>
+                <w:sz w:val="20"/>
+                <w:szCs w:val="20"/>
+                <w:lang w:val="en-US"/>
+              </w:rPr>
+              <w:t>%}{</w:t>
+            </w:r>
+            <w:proofErr w:type="gramEnd"/>
+            <w:r>
+              <w:rPr>
+                <w:rFonts w:ascii="Times New Roman" w:hAnsi="Times New Roman" w:cs="Times New Roman"/>
+                <w:sz w:val="20"/>
+                <w:szCs w:val="20"/>
+                <w:lang w:val="en-US"/>
+              </w:rPr>
+              <w:t xml:space="preserve">{ </w:t>
+            </w:r>
+            <w:proofErr w:type="spellStart"/>
+            <w:r>
+              <w:rPr>
+                <w:rFonts w:ascii="Times New Roman" w:hAnsi="Times New Roman" w:cs="Times New Roman"/>
+                <w:sz w:val="20"/>
+                <w:szCs w:val="20"/>
+                <w:lang w:val="en-US"/>
+              </w:rPr>
+              <w:t>sts_id</w:t>
+            </w:r>
+            <w:proofErr w:type="spellEnd"/>
+            <w:r>
+              <w:rPr>
+                <w:rFonts w:ascii="Times New Roman" w:hAnsi="Times New Roman" w:cs="Times New Roman"/>
+                <w:sz w:val="20"/>
+                <w:szCs w:val="20"/>
+                <w:lang w:val="en-US"/>
+              </w:rPr>
+              <w:t xml:space="preserve"> }} </w:t>
             </w:r>
             <w:r>
               <w:rPr>
@@ -10400,7 +13085,27 @@
                 <w:szCs w:val="20"/>
                 <w:lang w:val="en-US"/>
               </w:rPr>
-              <w:t xml:space="preserve"> {{ sts_date }}{% else %}</w:t>
+              <w:t xml:space="preserve"> {{ </w:t>
+            </w:r>
+            <w:proofErr w:type="spellStart"/>
+            <w:r>
+              <w:rPr>
+                <w:rFonts w:ascii="Times New Roman" w:hAnsi="Times New Roman" w:cs="Times New Roman"/>
+                <w:sz w:val="20"/>
+                <w:szCs w:val="20"/>
+                <w:lang w:val="en-US"/>
+              </w:rPr>
+              <w:t>sts_date</w:t>
+            </w:r>
+            <w:proofErr w:type="spellEnd"/>
+            <w:r>
+              <w:rPr>
+                <w:rFonts w:ascii="Times New Roman" w:hAnsi="Times New Roman" w:cs="Times New Roman"/>
+                <w:sz w:val="20"/>
+                <w:szCs w:val="20"/>
+                <w:lang w:val="en-US"/>
+              </w:rPr>
+              <w:t xml:space="preserve"> }}{% else %}</w:t>
             </w:r>
             <w:r>
               <w:rPr>
@@ -10483,7 +13188,67 @@
                 <w:szCs w:val="20"/>
                 <w:lang w:val="en-US"/>
               </w:rPr>
-              <w:t>{% if reg_number %}{{reg_number}}{% else %}</w:t>
+              <w:t xml:space="preserve">{% if </w:t>
+            </w:r>
+            <w:proofErr w:type="spellStart"/>
+            <w:r>
+              <w:rPr>
+                <w:rFonts w:ascii="Times New Roman" w:hAnsi="Times New Roman" w:cs="Times New Roman"/>
+                <w:sz w:val="20"/>
+                <w:szCs w:val="20"/>
+                <w:lang w:val="en-US"/>
+              </w:rPr>
+              <w:t>reg_number</w:t>
+            </w:r>
+            <w:proofErr w:type="spellEnd"/>
+            <w:r>
+              <w:rPr>
+                <w:rFonts w:ascii="Times New Roman" w:hAnsi="Times New Roman" w:cs="Times New Roman"/>
+                <w:sz w:val="20"/>
+                <w:szCs w:val="20"/>
+                <w:lang w:val="en-US"/>
+              </w:rPr>
+              <w:t xml:space="preserve"> </w:t>
+            </w:r>
+            <w:proofErr w:type="gramStart"/>
+            <w:r>
+              <w:rPr>
+                <w:rFonts w:ascii="Times New Roman" w:hAnsi="Times New Roman" w:cs="Times New Roman"/>
+                <w:sz w:val="20"/>
+                <w:szCs w:val="20"/>
+                <w:lang w:val="en-US"/>
+              </w:rPr>
+              <w:t>%}{</w:t>
+            </w:r>
+            <w:proofErr w:type="gramEnd"/>
+            <w:r>
+              <w:rPr>
+                <w:rFonts w:ascii="Times New Roman" w:hAnsi="Times New Roman" w:cs="Times New Roman"/>
+                <w:sz w:val="20"/>
+                <w:szCs w:val="20"/>
+                <w:lang w:val="en-US"/>
+              </w:rPr>
+              <w:t>{</w:t>
+            </w:r>
+            <w:proofErr w:type="spellStart"/>
+            <w:r>
+              <w:rPr>
+                <w:rFonts w:ascii="Times New Roman" w:hAnsi="Times New Roman" w:cs="Times New Roman"/>
+                <w:sz w:val="20"/>
+                <w:szCs w:val="20"/>
+                <w:lang w:val="en-US"/>
+              </w:rPr>
+              <w:t>reg_number</w:t>
+            </w:r>
+            <w:proofErr w:type="spellEnd"/>
+            <w:r>
+              <w:rPr>
+                <w:rFonts w:ascii="Times New Roman" w:hAnsi="Times New Roman" w:cs="Times New Roman"/>
+                <w:sz w:val="20"/>
+                <w:szCs w:val="20"/>
+                <w:lang w:val="en-US"/>
+              </w:rPr>
+              <w:t>}}{% else %}</w:t>
             </w:r>
             <w:r>
               <w:rPr>
@@ -10780,7 +13545,23 @@
                 <w:rFonts w:ascii="Times New Roman" w:hAnsi="Times New Roman" w:cs="Times New Roman"/>
                 <w:lang w:val="en-US"/>
               </w:rPr>
-              <w:t xml:space="preserve">{% if seller_type </w:t>
+              <w:t xml:space="preserve">{% if </w:t>
+            </w:r>
+            <w:proofErr w:type="spellStart"/>
+            <w:r>
+              <w:rPr>
+                <w:rFonts w:ascii="Times New Roman" w:hAnsi="Times New Roman" w:cs="Times New Roman"/>
+                <w:lang w:val="en-US"/>
+              </w:rPr>
+              <w:t>seller_type</w:t>
+            </w:r>
+            <w:proofErr w:type="spellEnd"/>
+            <w:r>
+              <w:rPr>
+                <w:rFonts w:ascii="Times New Roman" w:hAnsi="Times New Roman" w:cs="Times New Roman"/>
+                <w:lang w:val="en-US"/>
+              </w:rPr>
+              <w:t xml:space="preserve"> </w:t>
             </w:r>
             <w:r>
               <w:rPr>
@@ -10789,6 +13570,7 @@
               </w:rPr>
               <w:t>== ‘person’</w:t>
             </w:r>
+            <w:proofErr w:type="gramStart"/>
             <w:r>
               <w:rPr>
                 <w:rFonts w:ascii="Times New Roman" w:hAnsi="Times New Roman" w:cs="Times New Roman"/>
@@ -10803,15 +13585,9 @@
                 <w:bCs/>
                 <w:lang w:val="en-US"/>
               </w:rPr>
-              <w:t>{{ seller_last_name }} {{ seller_first_name }} {{ seller_middle_name }}</w:t>
-            </w:r>
-            <w:r>
-              <w:rPr>
-                <w:rFonts w:ascii="Times New Roman" w:hAnsi="Times New Roman" w:cs="Times New Roman"/>
-                <w:lang w:val="en-US"/>
-              </w:rPr>
-              <w:t>,</w:t>
-            </w:r>
+              <w:t>{</w:t>
+            </w:r>
+            <w:proofErr w:type="gramEnd"/>
             <w:r>
               <w:rPr>
                 <w:rFonts w:ascii="Times New Roman" w:hAnsi="Times New Roman" w:cs="Times New Roman"/>
@@ -10819,6 +13595,82 @@
                 <w:bCs/>
                 <w:lang w:val="en-US"/>
               </w:rPr>
+              <w:t xml:space="preserve">{ </w:t>
+            </w:r>
+            <w:proofErr w:type="spellStart"/>
+            <w:r>
+              <w:rPr>
+                <w:rFonts w:ascii="Times New Roman" w:hAnsi="Times New Roman" w:cs="Times New Roman"/>
+                <w:b/>
+                <w:bCs/>
+                <w:lang w:val="en-US"/>
+              </w:rPr>
+              <w:t>seller_last_name</w:t>
+            </w:r>
+            <w:proofErr w:type="spellEnd"/>
+            <w:r>
+              <w:rPr>
+                <w:rFonts w:ascii="Times New Roman" w:hAnsi="Times New Roman" w:cs="Times New Roman"/>
+                <w:b/>
+                <w:bCs/>
+                <w:lang w:val="en-US"/>
+              </w:rPr>
+              <w:t xml:space="preserve"> }} {{ </w:t>
+            </w:r>
+            <w:proofErr w:type="spellStart"/>
+            <w:r>
+              <w:rPr>
+                <w:rFonts w:ascii="Times New Roman" w:hAnsi="Times New Roman" w:cs="Times New Roman"/>
+                <w:b/>
+                <w:bCs/>
+                <w:lang w:val="en-US"/>
+              </w:rPr>
+              <w:t>seller_first_name</w:t>
+            </w:r>
+            <w:proofErr w:type="spellEnd"/>
+            <w:r>
+              <w:rPr>
+                <w:rFonts w:ascii="Times New Roman" w:hAnsi="Times New Roman" w:cs="Times New Roman"/>
+                <w:b/>
+                <w:bCs/>
+                <w:lang w:val="en-US"/>
+              </w:rPr>
+              <w:t xml:space="preserve"> }} {{ </w:t>
+            </w:r>
+            <w:proofErr w:type="spellStart"/>
+            <w:r>
+              <w:rPr>
+                <w:rFonts w:ascii="Times New Roman" w:hAnsi="Times New Roman" w:cs="Times New Roman"/>
+                <w:b/>
+                <w:bCs/>
+                <w:lang w:val="en-US"/>
+              </w:rPr>
+              <w:t>seller_middle_name</w:t>
+            </w:r>
+            <w:proofErr w:type="spellEnd"/>
+            <w:r>
+              <w:rPr>
+                <w:rFonts w:ascii="Times New Roman" w:hAnsi="Times New Roman" w:cs="Times New Roman"/>
+                <w:b/>
+                <w:bCs/>
+                <w:lang w:val="en-US"/>
+              </w:rPr>
+              <w:t xml:space="preserve"> }}</w:t>
+            </w:r>
+            <w:r>
+              <w:rPr>
+                <w:rFonts w:ascii="Times New Roman" w:hAnsi="Times New Roman" w:cs="Times New Roman"/>
+                <w:lang w:val="en-US"/>
+              </w:rPr>
+              <w:t>,</w:t>
+            </w:r>
+            <w:r>
+              <w:rPr>
+                <w:rFonts w:ascii="Times New Roman" w:hAnsi="Times New Roman" w:cs="Times New Roman"/>
+                <w:b/>
+                <w:bCs/>
+                <w:lang w:val="en-US"/>
+              </w:rPr>
               <w:t xml:space="preserve"> </w:t>
             </w:r>
             <w:r>
@@ -10826,7 +13678,39 @@
                 <w:rFonts w:ascii="Times New Roman" w:hAnsi="Times New Roman" w:cs="Times New Roman"/>
                 <w:lang w:val="en-US"/>
               </w:rPr>
-              <w:t>{{ seller_birth_date }} г.р.</w:t>
+              <w:t xml:space="preserve">{{ </w:t>
+            </w:r>
+            <w:proofErr w:type="spellStart"/>
+            <w:r>
+              <w:rPr>
+                <w:rFonts w:ascii="Times New Roman" w:hAnsi="Times New Roman" w:cs="Times New Roman"/>
+                <w:lang w:val="en-US"/>
+              </w:rPr>
+              <w:t>seller_birth_date</w:t>
+            </w:r>
+            <w:proofErr w:type="spellEnd"/>
+            <w:r>
+              <w:rPr>
+                <w:rFonts w:ascii="Times New Roman" w:hAnsi="Times New Roman" w:cs="Times New Roman"/>
+                <w:lang w:val="en-US"/>
+              </w:rPr>
+              <w:t xml:space="preserve"> }} </w:t>
+            </w:r>
+            <w:proofErr w:type="spellStart"/>
+            <w:r>
+              <w:rPr>
+                <w:rFonts w:ascii="Times New Roman" w:hAnsi="Times New Roman" w:cs="Times New Roman"/>
+                <w:lang w:val="en-US"/>
+              </w:rPr>
+              <w:t>г.р</w:t>
+            </w:r>
+            <w:proofErr w:type="spellEnd"/>
+            <w:r>
+              <w:rPr>
+                <w:rFonts w:ascii="Times New Roman" w:hAnsi="Times New Roman" w:cs="Times New Roman"/>
+                <w:lang w:val="en-US"/>
+              </w:rPr>
+              <w:t>.</w:t>
             </w:r>
           </w:p>
           <w:p>
@@ -10837,12 +13721,101 @@
                 <w:lang w:val="en-US"/>
               </w:rPr>
             </w:pPr>
-            <w:r>
-              <w:rPr>
-                <w:rFonts w:ascii="Times New Roman" w:hAnsi="Times New Roman" w:cs="Times New Roman"/>
-                <w:lang w:val="en-US"/>
-              </w:rPr>
-              <w:t>Паспорт РФ {{ seller_licence_number }} выдан {{ seller_issue_date }} {{ seller_issue_organization }}</w:t>
+            <w:proofErr w:type="spellStart"/>
+            <w:r>
+              <w:rPr>
+                <w:rFonts w:ascii="Times New Roman" w:hAnsi="Times New Roman" w:cs="Times New Roman"/>
+                <w:lang w:val="en-US"/>
+              </w:rPr>
+              <w:t>Паспорт</w:t>
+            </w:r>
+            <w:proofErr w:type="spellEnd"/>
+            <w:r>
+              <w:rPr>
+                <w:rFonts w:ascii="Times New Roman" w:hAnsi="Times New Roman" w:cs="Times New Roman"/>
+                <w:lang w:val="en-US"/>
+              </w:rPr>
+              <w:t xml:space="preserve"> РФ </w:t>
+            </w:r>
+            <w:proofErr w:type="gramStart"/>
+            <w:r>
+              <w:rPr>
+                <w:rFonts w:ascii="Times New Roman" w:hAnsi="Times New Roman" w:cs="Times New Roman"/>
+                <w:lang w:val="en-US"/>
+              </w:rPr>
+              <w:t xml:space="preserve">{{ </w:t>
+            </w:r>
+            <w:proofErr w:type="spellStart"/>
+            <w:r>
+              <w:rPr>
+                <w:rFonts w:ascii="Times New Roman" w:hAnsi="Times New Roman" w:cs="Times New Roman"/>
+                <w:lang w:val="en-US"/>
+              </w:rPr>
+              <w:t>seller</w:t>
+            </w:r>
+            <w:proofErr w:type="gramEnd"/>
+            <w:r>
+              <w:rPr>
+                <w:rFonts w:ascii="Times New Roman" w:hAnsi="Times New Roman" w:cs="Times New Roman"/>
+                <w:lang w:val="en-US"/>
+              </w:rPr>
+              <w:t>_licence_number</w:t>
+            </w:r>
+            <w:proofErr w:type="spellEnd"/>
+            <w:r>
+              <w:rPr>
+                <w:rFonts w:ascii="Times New Roman" w:hAnsi="Times New Roman" w:cs="Times New Roman"/>
+                <w:lang w:val="en-US"/>
+              </w:rPr>
+              <w:t xml:space="preserve"> }} </w:t>
+            </w:r>
+            <w:proofErr w:type="spellStart"/>
+            <w:r>
+              <w:rPr>
+                <w:rFonts w:ascii="Times New Roman" w:hAnsi="Times New Roman" w:cs="Times New Roman"/>
+                <w:lang w:val="en-US"/>
+              </w:rPr>
+              <w:t>выдан</w:t>
+            </w:r>
+            <w:proofErr w:type="spellEnd"/>
+            <w:r>
+              <w:rPr>
+                <w:rFonts w:ascii="Times New Roman" w:hAnsi="Times New Roman" w:cs="Times New Roman"/>
+                <w:lang w:val="en-US"/>
+              </w:rPr>
+              <w:t xml:space="preserve"> {{ </w:t>
+            </w:r>
+            <w:proofErr w:type="spellStart"/>
+            <w:r>
+              <w:rPr>
+                <w:rFonts w:ascii="Times New Roman" w:hAnsi="Times New Roman" w:cs="Times New Roman"/>
+                <w:lang w:val="en-US"/>
+              </w:rPr>
+              <w:t>seller_issue_date</w:t>
+            </w:r>
+            <w:proofErr w:type="spellEnd"/>
+            <w:r>
+              <w:rPr>
+                <w:rFonts w:ascii="Times New Roman" w:hAnsi="Times New Roman" w:cs="Times New Roman"/>
+                <w:lang w:val="en-US"/>
+              </w:rPr>
+              <w:t xml:space="preserve"> }} {{ </w:t>
+            </w:r>
+            <w:proofErr w:type="spellStart"/>
+            <w:r>
+              <w:rPr>
+                <w:rFonts w:ascii="Times New Roman" w:hAnsi="Times New Roman" w:cs="Times New Roman"/>
+                <w:lang w:val="en-US"/>
+              </w:rPr>
+              <w:t>seller_issue_organization</w:t>
+            </w:r>
+            <w:proofErr w:type="spellEnd"/>
+            <w:r>
+              <w:rPr>
+                <w:rFonts w:ascii="Times New Roman" w:hAnsi="Times New Roman" w:cs="Times New Roman"/>
+                <w:lang w:val="en-US"/>
+              </w:rPr>
+              <w:t xml:space="preserve"> }}</w:t>
             </w:r>
           </w:p>
           <w:p>
@@ -10853,12 +13826,53 @@
                 <w:lang w:val="en-US"/>
               </w:rPr>
             </w:pPr>
-            <w:r>
-              <w:rPr>
-                <w:rFonts w:ascii="Times New Roman" w:hAnsi="Times New Roman" w:cs="Times New Roman"/>
-                <w:lang w:val="en-US"/>
-              </w:rPr>
-              <w:t>Зарегистрирован: {{ seller_full_address }}</w:t>
+            <w:proofErr w:type="spellStart"/>
+            <w:r>
+              <w:rPr>
+                <w:rFonts w:ascii="Times New Roman" w:hAnsi="Times New Roman" w:cs="Times New Roman"/>
+                <w:lang w:val="en-US"/>
+              </w:rPr>
+              <w:t>Зарегистрирован</w:t>
+            </w:r>
+            <w:proofErr w:type="spellEnd"/>
+            <w:r>
+              <w:rPr>
+                <w:rFonts w:ascii="Times New Roman" w:hAnsi="Times New Roman" w:cs="Times New Roman"/>
+                <w:lang w:val="en-US"/>
+              </w:rPr>
+              <w:t xml:space="preserve">: </w:t>
+            </w:r>
+            <w:proofErr w:type="gramStart"/>
+            <w:r>
+              <w:rPr>
+                <w:rFonts w:ascii="Times New Roman" w:hAnsi="Times New Roman" w:cs="Times New Roman"/>
+                <w:lang w:val="en-US"/>
+              </w:rPr>
+              <w:t xml:space="preserve">{{ </w:t>
+            </w:r>
+            <w:proofErr w:type="spellStart"/>
+            <w:r>
+              <w:rPr>
+                <w:rFonts w:ascii="Times New Roman" w:hAnsi="Times New Roman" w:cs="Times New Roman"/>
+                <w:lang w:val="en-US"/>
+              </w:rPr>
+              <w:t>seller</w:t>
+            </w:r>
+            <w:proofErr w:type="gramEnd"/>
+            <w:r>
+              <w:rPr>
+                <w:rFonts w:ascii="Times New Roman" w:hAnsi="Times New Roman" w:cs="Times New Roman"/>
+                <w:lang w:val="en-US"/>
+              </w:rPr>
+              <w:t>_full_address</w:t>
+            </w:r>
+            <w:proofErr w:type="spellEnd"/>
+            <w:r>
+              <w:rPr>
+                <w:rFonts w:ascii="Times New Roman" w:hAnsi="Times New Roman" w:cs="Times New Roman"/>
+                <w:lang w:val="en-US"/>
+              </w:rPr>
+              <w:t xml:space="preserve"> }}</w:t>
             </w:r>
           </w:p>
           <w:p>
@@ -10874,7 +13888,39 @@
                 <w:rFonts w:ascii="Times New Roman" w:hAnsi="Times New Roman" w:cs="Times New Roman"/>
                 <w:lang w:val="en-US"/>
               </w:rPr>
-              <w:t>ИНН: {{ seller_inn }}</w:t>
+              <w:t xml:space="preserve">ИНН: </w:t>
+            </w:r>
+            <w:proofErr w:type="gramStart"/>
+            <w:r>
+              <w:rPr>
+                <w:rFonts w:ascii="Times New Roman" w:hAnsi="Times New Roman" w:cs="Times New Roman"/>
+                <w:lang w:val="en-US"/>
+              </w:rPr>
+              <w:t xml:space="preserve">{{ </w:t>
+            </w:r>
+            <w:proofErr w:type="spellStart"/>
+            <w:r>
+              <w:rPr>
+                <w:rFonts w:ascii="Times New Roman" w:hAnsi="Times New Roman" w:cs="Times New Roman"/>
+                <w:lang w:val="en-US"/>
+              </w:rPr>
+              <w:t>seller</w:t>
+            </w:r>
+            <w:proofErr w:type="gramEnd"/>
+            <w:r>
+              <w:rPr>
+                <w:rFonts w:ascii="Times New Roman" w:hAnsi="Times New Roman" w:cs="Times New Roman"/>
+                <w:lang w:val="en-US"/>
+              </w:rPr>
+              <w:t>_inn</w:t>
+            </w:r>
+            <w:proofErr w:type="spellEnd"/>
+            <w:r>
+              <w:rPr>
+                <w:rFonts w:ascii="Times New Roman" w:hAnsi="Times New Roman" w:cs="Times New Roman"/>
+                <w:lang w:val="en-US"/>
+              </w:rPr>
+              <w:t xml:space="preserve"> }}</w:t>
             </w:r>
           </w:p>
           <w:p>
@@ -10890,7 +13936,79 @@
                 <w:rFonts w:ascii="Times New Roman" w:hAnsi="Times New Roman" w:cs="Times New Roman"/>
                 <w:lang w:val="en-US"/>
               </w:rPr>
-              <w:t>{% elif seller_type in ["external_company", "internal_company"] %}</w:t>
+              <w:t xml:space="preserve">{% </w:t>
+            </w:r>
+            <w:proofErr w:type="spellStart"/>
+            <w:r>
+              <w:rPr>
+                <w:rFonts w:ascii="Times New Roman" w:hAnsi="Times New Roman" w:cs="Times New Roman"/>
+                <w:lang w:val="en-US"/>
+              </w:rPr>
+              <w:t>elif</w:t>
+            </w:r>
+            <w:proofErr w:type="spellEnd"/>
+            <w:r>
+              <w:rPr>
+                <w:rFonts w:ascii="Times New Roman" w:hAnsi="Times New Roman" w:cs="Times New Roman"/>
+                <w:lang w:val="en-US"/>
+              </w:rPr>
+              <w:t xml:space="preserve"> </w:t>
+            </w:r>
+            <w:proofErr w:type="spellStart"/>
+            <w:r>
+              <w:rPr>
+                <w:rFonts w:ascii="Times New Roman" w:hAnsi="Times New Roman" w:cs="Times New Roman"/>
+                <w:lang w:val="en-US"/>
+              </w:rPr>
+              <w:t>seller_type</w:t>
+            </w:r>
+            <w:proofErr w:type="spellEnd"/>
+            <w:r>
+              <w:rPr>
+                <w:rFonts w:ascii="Times New Roman" w:hAnsi="Times New Roman" w:cs="Times New Roman"/>
+                <w:lang w:val="en-US"/>
+              </w:rPr>
+              <w:t xml:space="preserve"> in ["</w:t>
+            </w:r>
+            <w:proofErr w:type="spellStart"/>
+            <w:r>
+              <w:rPr>
+                <w:rFonts w:ascii="Times New Roman" w:hAnsi="Times New Roman" w:cs="Times New Roman"/>
+                <w:lang w:val="en-US"/>
+              </w:rPr>
+              <w:t>external_company</w:t>
+            </w:r>
+            <w:proofErr w:type="spellEnd"/>
+            <w:r>
+              <w:rPr>
+                <w:rFonts w:ascii="Times New Roman" w:hAnsi="Times New Roman" w:cs="Times New Roman"/>
+                <w:lang w:val="en-US"/>
+              </w:rPr>
+              <w:t>", "</w:t>
+            </w:r>
+            <w:proofErr w:type="spellStart"/>
+            <w:r>
+              <w:rPr>
+                <w:rFonts w:ascii="Times New Roman" w:hAnsi="Times New Roman" w:cs="Times New Roman"/>
+                <w:lang w:val="en-US"/>
+              </w:rPr>
+              <w:t>internal_company</w:t>
+            </w:r>
+            <w:proofErr w:type="spellEnd"/>
+            <w:r>
+              <w:rPr>
+                <w:rFonts w:ascii="Times New Roman" w:hAnsi="Times New Roman" w:cs="Times New Roman"/>
+                <w:lang w:val="en-US"/>
+              </w:rPr>
+              <w:t xml:space="preserve">"] </w:t>
+            </w:r>
+            <w:proofErr w:type="gramStart"/>
+            <w:r>
+              <w:rPr>
+                <w:rFonts w:ascii="Times New Roman" w:hAnsi="Times New Roman" w:cs="Times New Roman"/>
+                <w:lang w:val="en-US"/>
+              </w:rPr>
+              <w:t>%}</w:t>
             </w:r>
             <w:r>
               <w:rPr>
@@ -10899,7 +14017,37 @@
                 <w:bCs/>
                 <w:lang w:val="en-US"/>
               </w:rPr>
-              <w:t>{{ seller_name }}</w:t>
+              <w:t>{</w:t>
+            </w:r>
+            <w:proofErr w:type="gramEnd"/>
+            <w:r>
+              <w:rPr>
+                <w:rFonts w:ascii="Times New Roman" w:hAnsi="Times New Roman" w:cs="Times New Roman"/>
+                <w:b/>
+                <w:bCs/>
+                <w:lang w:val="en-US"/>
+              </w:rPr>
+              <w:t xml:space="preserve">{ </w:t>
+            </w:r>
+            <w:proofErr w:type="spellStart"/>
+            <w:r>
+              <w:rPr>
+                <w:rFonts w:ascii="Times New Roman" w:hAnsi="Times New Roman" w:cs="Times New Roman"/>
+                <w:b/>
+                <w:bCs/>
+                <w:lang w:val="en-US"/>
+              </w:rPr>
+              <w:t>seller_name</w:t>
+            </w:r>
+            <w:proofErr w:type="spellEnd"/>
+            <w:r>
+              <w:rPr>
+                <w:rFonts w:ascii="Times New Roman" w:hAnsi="Times New Roman" w:cs="Times New Roman"/>
+                <w:b/>
+                <w:bCs/>
+                <w:lang w:val="en-US"/>
+              </w:rPr>
+              <w:t xml:space="preserve"> }}</w:t>
             </w:r>
           </w:p>
           <w:p>
@@ -10910,13 +14058,70 @@
                 <w:lang w:val="en-US"/>
               </w:rPr>
             </w:pPr>
+            <w:proofErr w:type="spellStart"/>
             <w:r>
               <w:rPr>
                 <w:rFonts w:ascii="Times New Roman" w:hAnsi="Times New Roman" w:cs="Times New Roman"/>
                 <w:lang w:val="en-US"/>
               </w:rPr>
               <w:lastRenderedPageBreak/>
-              <w:t>Юр. адрес: {{ seller_legal_address }}</w:t>
+              <w:t>Юр</w:t>
+            </w:r>
+            <w:proofErr w:type="spellEnd"/>
+            <w:r>
+              <w:rPr>
+                <w:rFonts w:ascii="Times New Roman" w:hAnsi="Times New Roman" w:cs="Times New Roman"/>
+                <w:lang w:val="en-US"/>
+              </w:rPr>
+              <w:t xml:space="preserve">. </w:t>
+            </w:r>
+            <w:proofErr w:type="spellStart"/>
+            <w:r>
+              <w:rPr>
+                <w:rFonts w:ascii="Times New Roman" w:hAnsi="Times New Roman" w:cs="Times New Roman"/>
+                <w:lang w:val="en-US"/>
+              </w:rPr>
+              <w:t>адрес</w:t>
+            </w:r>
+            <w:proofErr w:type="spellEnd"/>
+            <w:r>
+              <w:rPr>
+                <w:rFonts w:ascii="Times New Roman" w:hAnsi="Times New Roman" w:cs="Times New Roman"/>
+                <w:lang w:val="en-US"/>
+              </w:rPr>
+              <w:t xml:space="preserve">: </w:t>
+            </w:r>
+            <w:proofErr w:type="gramStart"/>
+            <w:r>
+              <w:rPr>
+                <w:rFonts w:ascii="Times New Roman" w:hAnsi="Times New Roman" w:cs="Times New Roman"/>
+                <w:lang w:val="en-US"/>
+              </w:rPr>
+              <w:t xml:space="preserve">{{ </w:t>
+            </w:r>
+            <w:proofErr w:type="spellStart"/>
+            <w:r>
+              <w:rPr>
+                <w:rFonts w:ascii="Times New Roman" w:hAnsi="Times New Roman" w:cs="Times New Roman"/>
+                <w:lang w:val="en-US"/>
+              </w:rPr>
+              <w:t>seller</w:t>
+            </w:r>
+            <w:proofErr w:type="gramEnd"/>
+            <w:r>
+              <w:rPr>
+                <w:rFonts w:ascii="Times New Roman" w:hAnsi="Times New Roman" w:cs="Times New Roman"/>
+                <w:lang w:val="en-US"/>
+              </w:rPr>
+              <w:t>_legal_address</w:t>
+            </w:r>
+            <w:proofErr w:type="spellEnd"/>
+            <w:r>
+              <w:rPr>
+                <w:rFonts w:ascii="Times New Roman" w:hAnsi="Times New Roman" w:cs="Times New Roman"/>
+                <w:lang w:val="en-US"/>
+              </w:rPr>
+              <w:t xml:space="preserve"> }}</w:t>
             </w:r>
           </w:p>
           <w:p>
@@ -10927,12 +14132,69 @@
                 <w:lang w:val="en-US"/>
               </w:rPr>
             </w:pPr>
-            <w:r>
-              <w:rPr>
-                <w:rFonts w:ascii="Times New Roman" w:hAnsi="Times New Roman" w:cs="Times New Roman"/>
-                <w:lang w:val="en-US"/>
-              </w:rPr>
-              <w:t>эл. почта: {{ seller_email }}</w:t>
+            <w:proofErr w:type="spellStart"/>
+            <w:r>
+              <w:rPr>
+                <w:rFonts w:ascii="Times New Roman" w:hAnsi="Times New Roman" w:cs="Times New Roman"/>
+                <w:lang w:val="en-US"/>
+              </w:rPr>
+              <w:t>эл</w:t>
+            </w:r>
+            <w:proofErr w:type="spellEnd"/>
+            <w:r>
+              <w:rPr>
+                <w:rFonts w:ascii="Times New Roman" w:hAnsi="Times New Roman" w:cs="Times New Roman"/>
+                <w:lang w:val="en-US"/>
+              </w:rPr>
+              <w:t xml:space="preserve">. </w:t>
+            </w:r>
+            <w:proofErr w:type="spellStart"/>
+            <w:r>
+              <w:rPr>
+                <w:rFonts w:ascii="Times New Roman" w:hAnsi="Times New Roman" w:cs="Times New Roman"/>
+                <w:lang w:val="en-US"/>
+              </w:rPr>
+              <w:t>почта</w:t>
+            </w:r>
+            <w:proofErr w:type="spellEnd"/>
+            <w:r>
+              <w:rPr>
+                <w:rFonts w:ascii="Times New Roman" w:hAnsi="Times New Roman" w:cs="Times New Roman"/>
+                <w:lang w:val="en-US"/>
+              </w:rPr>
+              <w:t xml:space="preserve">: </w:t>
+            </w:r>
+            <w:proofErr w:type="gramStart"/>
+            <w:r>
+              <w:rPr>
+                <w:rFonts w:ascii="Times New Roman" w:hAnsi="Times New Roman" w:cs="Times New Roman"/>
+                <w:lang w:val="en-US"/>
+              </w:rPr>
+              <w:t xml:space="preserve">{{ </w:t>
+            </w:r>
+            <w:proofErr w:type="spellStart"/>
+            <w:r>
+              <w:rPr>
+                <w:rFonts w:ascii="Times New Roman" w:hAnsi="Times New Roman" w:cs="Times New Roman"/>
+                <w:lang w:val="en-US"/>
+              </w:rPr>
+              <w:t>seller</w:t>
+            </w:r>
+            <w:proofErr w:type="gramEnd"/>
+            <w:r>
+              <w:rPr>
+                <w:rFonts w:ascii="Times New Roman" w:hAnsi="Times New Roman" w:cs="Times New Roman"/>
+                <w:lang w:val="en-US"/>
+              </w:rPr>
+              <w:t>_email</w:t>
+            </w:r>
+            <w:proofErr w:type="spellEnd"/>
+            <w:r>
+              <w:rPr>
+                <w:rFonts w:ascii="Times New Roman" w:hAnsi="Times New Roman" w:cs="Times New Roman"/>
+                <w:lang w:val="en-US"/>
+              </w:rPr>
+              <w:t xml:space="preserve"> }}</w:t>
             </w:r>
           </w:p>
           <w:p>
@@ -10943,12 +14205,53 @@
                 <w:lang w:val="en-US"/>
               </w:rPr>
             </w:pPr>
-            <w:r>
-              <w:rPr>
-                <w:rFonts w:ascii="Times New Roman" w:hAnsi="Times New Roman" w:cs="Times New Roman"/>
-                <w:lang w:val="en-US"/>
-              </w:rPr>
-              <w:t>тел: {{ seller_phone }}</w:t>
+            <w:proofErr w:type="spellStart"/>
+            <w:r>
+              <w:rPr>
+                <w:rFonts w:ascii="Times New Roman" w:hAnsi="Times New Roman" w:cs="Times New Roman"/>
+                <w:lang w:val="en-US"/>
+              </w:rPr>
+              <w:t>тел</w:t>
+            </w:r>
+            <w:proofErr w:type="spellEnd"/>
+            <w:r>
+              <w:rPr>
+                <w:rFonts w:ascii="Times New Roman" w:hAnsi="Times New Roman" w:cs="Times New Roman"/>
+                <w:lang w:val="en-US"/>
+              </w:rPr>
+              <w:t xml:space="preserve">: </w:t>
+            </w:r>
+            <w:proofErr w:type="gramStart"/>
+            <w:r>
+              <w:rPr>
+                <w:rFonts w:ascii="Times New Roman" w:hAnsi="Times New Roman" w:cs="Times New Roman"/>
+                <w:lang w:val="en-US"/>
+              </w:rPr>
+              <w:t xml:space="preserve">{{ </w:t>
+            </w:r>
+            <w:proofErr w:type="spellStart"/>
+            <w:r>
+              <w:rPr>
+                <w:rFonts w:ascii="Times New Roman" w:hAnsi="Times New Roman" w:cs="Times New Roman"/>
+                <w:lang w:val="en-US"/>
+              </w:rPr>
+              <w:t>seller</w:t>
+            </w:r>
+            <w:proofErr w:type="gramEnd"/>
+            <w:r>
+              <w:rPr>
+                <w:rFonts w:ascii="Times New Roman" w:hAnsi="Times New Roman" w:cs="Times New Roman"/>
+                <w:lang w:val="en-US"/>
+              </w:rPr>
+              <w:t>_phone</w:t>
+            </w:r>
+            <w:proofErr w:type="spellEnd"/>
+            <w:r>
+              <w:rPr>
+                <w:rFonts w:ascii="Times New Roman" w:hAnsi="Times New Roman" w:cs="Times New Roman"/>
+                <w:lang w:val="en-US"/>
+              </w:rPr>
+              <w:t xml:space="preserve"> }}</w:t>
             </w:r>
           </w:p>
           <w:p>
@@ -10964,7 +14267,39 @@
                 <w:rFonts w:ascii="Times New Roman" w:hAnsi="Times New Roman" w:cs="Times New Roman"/>
                 <w:lang w:val="en-US"/>
               </w:rPr>
-              <w:t>ОГРН {{ seller_ogrn }}</w:t>
+              <w:t xml:space="preserve">ОГРН </w:t>
+            </w:r>
+            <w:proofErr w:type="gramStart"/>
+            <w:r>
+              <w:rPr>
+                <w:rFonts w:ascii="Times New Roman" w:hAnsi="Times New Roman" w:cs="Times New Roman"/>
+                <w:lang w:val="en-US"/>
+              </w:rPr>
+              <w:t xml:space="preserve">{{ </w:t>
+            </w:r>
+            <w:proofErr w:type="spellStart"/>
+            <w:r>
+              <w:rPr>
+                <w:rFonts w:ascii="Times New Roman" w:hAnsi="Times New Roman" w:cs="Times New Roman"/>
+                <w:lang w:val="en-US"/>
+              </w:rPr>
+              <w:t>seller</w:t>
+            </w:r>
+            <w:proofErr w:type="gramEnd"/>
+            <w:r>
+              <w:rPr>
+                <w:rFonts w:ascii="Times New Roman" w:hAnsi="Times New Roman" w:cs="Times New Roman"/>
+                <w:lang w:val="en-US"/>
+              </w:rPr>
+              <w:t>_ogrn</w:t>
+            </w:r>
+            <w:proofErr w:type="spellEnd"/>
+            <w:r>
+              <w:rPr>
+                <w:rFonts w:ascii="Times New Roman" w:hAnsi="Times New Roman" w:cs="Times New Roman"/>
+                <w:lang w:val="en-US"/>
+              </w:rPr>
+              <w:t xml:space="preserve"> }}</w:t>
             </w:r>
           </w:p>
           <w:p>
@@ -10980,7 +14315,55 @@
                 <w:rFonts w:ascii="Times New Roman" w:hAnsi="Times New Roman" w:cs="Times New Roman"/>
                 <w:lang w:val="en-US"/>
               </w:rPr>
-              <w:t>ИНН {{ seller_inn }} КПП {{ seller_kpp }}</w:t>
+              <w:t xml:space="preserve">ИНН </w:t>
+            </w:r>
+            <w:proofErr w:type="gramStart"/>
+            <w:r>
+              <w:rPr>
+                <w:rFonts w:ascii="Times New Roman" w:hAnsi="Times New Roman" w:cs="Times New Roman"/>
+                <w:lang w:val="en-US"/>
+              </w:rPr>
+              <w:t xml:space="preserve">{{ </w:t>
+            </w:r>
+            <w:proofErr w:type="spellStart"/>
+            <w:r>
+              <w:rPr>
+                <w:rFonts w:ascii="Times New Roman" w:hAnsi="Times New Roman" w:cs="Times New Roman"/>
+                <w:lang w:val="en-US"/>
+              </w:rPr>
+              <w:t>seller</w:t>
+            </w:r>
+            <w:proofErr w:type="gramEnd"/>
+            <w:r>
+              <w:rPr>
+                <w:rFonts w:ascii="Times New Roman" w:hAnsi="Times New Roman" w:cs="Times New Roman"/>
+                <w:lang w:val="en-US"/>
+              </w:rPr>
+              <w:t>_inn</w:t>
+            </w:r>
+            <w:proofErr w:type="spellEnd"/>
+            <w:r>
+              <w:rPr>
+                <w:rFonts w:ascii="Times New Roman" w:hAnsi="Times New Roman" w:cs="Times New Roman"/>
+                <w:lang w:val="en-US"/>
+              </w:rPr>
+              <w:t xml:space="preserve"> }} КПП {{ </w:t>
+            </w:r>
+            <w:proofErr w:type="spellStart"/>
+            <w:r>
+              <w:rPr>
+                <w:rFonts w:ascii="Times New Roman" w:hAnsi="Times New Roman" w:cs="Times New Roman"/>
+                <w:lang w:val="en-US"/>
+              </w:rPr>
+              <w:t>seller_kpp</w:t>
+            </w:r>
+            <w:proofErr w:type="spellEnd"/>
+            <w:r>
+              <w:rPr>
+                <w:rFonts w:ascii="Times New Roman" w:hAnsi="Times New Roman" w:cs="Times New Roman"/>
+                <w:lang w:val="en-US"/>
+              </w:rPr>
+              <w:t xml:space="preserve"> }}</w:t>
             </w:r>
           </w:p>
           <w:p>
@@ -10996,7 +14379,39 @@
                 <w:rFonts w:ascii="Times New Roman" w:hAnsi="Times New Roman" w:cs="Times New Roman"/>
                 <w:lang w:val="en-US"/>
               </w:rPr>
-              <w:t>р/с {{ seller_bank_account }}</w:t>
+              <w:t xml:space="preserve">р/с </w:t>
+            </w:r>
+            <w:proofErr w:type="gramStart"/>
+            <w:r>
+              <w:rPr>
+                <w:rFonts w:ascii="Times New Roman" w:hAnsi="Times New Roman" w:cs="Times New Roman"/>
+                <w:lang w:val="en-US"/>
+              </w:rPr>
+              <w:t xml:space="preserve">{{ </w:t>
+            </w:r>
+            <w:proofErr w:type="spellStart"/>
+            <w:r>
+              <w:rPr>
+                <w:rFonts w:ascii="Times New Roman" w:hAnsi="Times New Roman" w:cs="Times New Roman"/>
+                <w:lang w:val="en-US"/>
+              </w:rPr>
+              <w:t>seller</w:t>
+            </w:r>
+            <w:proofErr w:type="gramEnd"/>
+            <w:r>
+              <w:rPr>
+                <w:rFonts w:ascii="Times New Roman" w:hAnsi="Times New Roman" w:cs="Times New Roman"/>
+                <w:lang w:val="en-US"/>
+              </w:rPr>
+              <w:t>_bank_account</w:t>
+            </w:r>
+            <w:proofErr w:type="spellEnd"/>
+            <w:r>
+              <w:rPr>
+                <w:rFonts w:ascii="Times New Roman" w:hAnsi="Times New Roman" w:cs="Times New Roman"/>
+                <w:lang w:val="en-US"/>
+              </w:rPr>
+              <w:t xml:space="preserve"> }}</w:t>
             </w:r>
           </w:p>
           <w:p>
@@ -11007,12 +14422,37 @@
                 <w:lang w:val="en-US"/>
               </w:rPr>
             </w:pPr>
-            <w:r>
-              <w:rPr>
-                <w:rFonts w:ascii="Times New Roman" w:hAnsi="Times New Roman" w:cs="Times New Roman"/>
-                <w:lang w:val="en-US"/>
-              </w:rPr>
-              <w:t>{{ seller_bank_name }}</w:t>
+            <w:proofErr w:type="gramStart"/>
+            <w:r>
+              <w:rPr>
+                <w:rFonts w:ascii="Times New Roman" w:hAnsi="Times New Roman" w:cs="Times New Roman"/>
+                <w:lang w:val="en-US"/>
+              </w:rPr>
+              <w:t xml:space="preserve">{{ </w:t>
+            </w:r>
+            <w:proofErr w:type="spellStart"/>
+            <w:r>
+              <w:rPr>
+                <w:rFonts w:ascii="Times New Roman" w:hAnsi="Times New Roman" w:cs="Times New Roman"/>
+                <w:lang w:val="en-US"/>
+              </w:rPr>
+              <w:t>seller</w:t>
+            </w:r>
+            <w:proofErr w:type="gramEnd"/>
+            <w:r>
+              <w:rPr>
+                <w:rFonts w:ascii="Times New Roman" w:hAnsi="Times New Roman" w:cs="Times New Roman"/>
+                <w:lang w:val="en-US"/>
+              </w:rPr>
+              <w:t>_bank_name</w:t>
+            </w:r>
+            <w:proofErr w:type="spellEnd"/>
+            <w:r>
+              <w:rPr>
+                <w:rFonts w:ascii="Times New Roman" w:hAnsi="Times New Roman" w:cs="Times New Roman"/>
+                <w:lang w:val="en-US"/>
+              </w:rPr>
+              <w:t xml:space="preserve"> }}</w:t>
             </w:r>
           </w:p>
           <w:p>
@@ -11028,7 +14468,55 @@
                 <w:rFonts w:ascii="Times New Roman" w:hAnsi="Times New Roman" w:cs="Times New Roman"/>
                 <w:lang w:val="en-US"/>
               </w:rPr>
-              <w:t>БИК {{ seller_bik }} к/с {{ seller_corr_account }}</w:t>
+              <w:t xml:space="preserve">БИК </w:t>
+            </w:r>
+            <w:proofErr w:type="gramStart"/>
+            <w:r>
+              <w:rPr>
+                <w:rFonts w:ascii="Times New Roman" w:hAnsi="Times New Roman" w:cs="Times New Roman"/>
+                <w:lang w:val="en-US"/>
+              </w:rPr>
+              <w:t xml:space="preserve">{{ </w:t>
+            </w:r>
+            <w:proofErr w:type="spellStart"/>
+            <w:r>
+              <w:rPr>
+                <w:rFonts w:ascii="Times New Roman" w:hAnsi="Times New Roman" w:cs="Times New Roman"/>
+                <w:lang w:val="en-US"/>
+              </w:rPr>
+              <w:t>seller</w:t>
+            </w:r>
+            <w:proofErr w:type="gramEnd"/>
+            <w:r>
+              <w:rPr>
+                <w:rFonts w:ascii="Times New Roman" w:hAnsi="Times New Roman" w:cs="Times New Roman"/>
+                <w:lang w:val="en-US"/>
+              </w:rPr>
+              <w:t>_bik</w:t>
+            </w:r>
+            <w:proofErr w:type="spellEnd"/>
+            <w:r>
+              <w:rPr>
+                <w:rFonts w:ascii="Times New Roman" w:hAnsi="Times New Roman" w:cs="Times New Roman"/>
+                <w:lang w:val="en-US"/>
+              </w:rPr>
+              <w:t xml:space="preserve"> }} к/с {{ </w:t>
+            </w:r>
+            <w:proofErr w:type="spellStart"/>
+            <w:r>
+              <w:rPr>
+                <w:rFonts w:ascii="Times New Roman" w:hAnsi="Times New Roman" w:cs="Times New Roman"/>
+                <w:lang w:val="en-US"/>
+              </w:rPr>
+              <w:t>seller_corr_account</w:t>
+            </w:r>
+            <w:proofErr w:type="spellEnd"/>
+            <w:r>
+              <w:rPr>
+                <w:rFonts w:ascii="Times New Roman" w:hAnsi="Times New Roman" w:cs="Times New Roman"/>
+                <w:lang w:val="en-US"/>
+              </w:rPr>
+              <w:t xml:space="preserve"> }}</w:t>
             </w:r>
           </w:p>
           <w:p>
@@ -11067,7 +14555,23 @@
                 <w:lang w:val="en-US"/>
               </w:rPr>
               <w:lastRenderedPageBreak/>
-              <w:t xml:space="preserve">{% if buyer_type </w:t>
+              <w:t xml:space="preserve">{% if </w:t>
+            </w:r>
+            <w:proofErr w:type="spellStart"/>
+            <w:r>
+              <w:rPr>
+                <w:rFonts w:ascii="Times New Roman" w:hAnsi="Times New Roman" w:cs="Times New Roman"/>
+                <w:lang w:val="en-US"/>
+              </w:rPr>
+              <w:t>buyer_type</w:t>
+            </w:r>
+            <w:proofErr w:type="spellEnd"/>
+            <w:r>
+              <w:rPr>
+                <w:rFonts w:ascii="Times New Roman" w:hAnsi="Times New Roman" w:cs="Times New Roman"/>
+                <w:lang w:val="en-US"/>
+              </w:rPr>
+              <w:t xml:space="preserve"> </w:t>
             </w:r>
             <w:r>
               <w:rPr>
@@ -11076,6 +14580,7 @@
               </w:rPr>
               <w:t>== ‘person’</w:t>
             </w:r>
+            <w:proofErr w:type="gramStart"/>
             <w:r>
               <w:rPr>
                 <w:rFonts w:ascii="Times New Roman" w:hAnsi="Times New Roman" w:cs="Times New Roman"/>
@@ -11090,7 +14595,77 @@
                 <w:bCs/>
                 <w:lang w:val="en-US"/>
               </w:rPr>
-              <w:t>{{ buyer_last_name }} {{ buyer_first_name }} {{ buyer_middle_name }}</w:t>
+              <w:t>{</w:t>
+            </w:r>
+            <w:proofErr w:type="gramEnd"/>
+            <w:r>
+              <w:rPr>
+                <w:rFonts w:ascii="Times New Roman" w:hAnsi="Times New Roman" w:cs="Times New Roman"/>
+                <w:b/>
+                <w:bCs/>
+                <w:lang w:val="en-US"/>
+              </w:rPr>
+              <w:t xml:space="preserve">{ </w:t>
+            </w:r>
+            <w:proofErr w:type="spellStart"/>
+            <w:r>
+              <w:rPr>
+                <w:rFonts w:ascii="Times New Roman" w:hAnsi="Times New Roman" w:cs="Times New Roman"/>
+                <w:b/>
+                <w:bCs/>
+                <w:lang w:val="en-US"/>
+              </w:rPr>
+              <w:t>buyer_last_name</w:t>
+            </w:r>
+            <w:proofErr w:type="spellEnd"/>
+            <w:r>
+              <w:rPr>
+                <w:rFonts w:ascii="Times New Roman" w:hAnsi="Times New Roman" w:cs="Times New Roman"/>
+                <w:b/>
+                <w:bCs/>
+                <w:lang w:val="en-US"/>
+              </w:rPr>
+              <w:t xml:space="preserve"> }} {{ </w:t>
+            </w:r>
+            <w:proofErr w:type="spellStart"/>
+            <w:r>
+              <w:rPr>
+                <w:rFonts w:ascii="Times New Roman" w:hAnsi="Times New Roman" w:cs="Times New Roman"/>
+                <w:b/>
+                <w:bCs/>
+                <w:lang w:val="en-US"/>
+              </w:rPr>
+              <w:t>buyer_first_name</w:t>
+            </w:r>
+            <w:proofErr w:type="spellEnd"/>
+            <w:r>
+              <w:rPr>
+                <w:rFonts w:ascii="Times New Roman" w:hAnsi="Times New Roman" w:cs="Times New Roman"/>
+                <w:b/>
+                <w:bCs/>
+                <w:lang w:val="en-US"/>
+              </w:rPr>
+              <w:t xml:space="preserve"> }} {{ </w:t>
+            </w:r>
+            <w:proofErr w:type="spellStart"/>
+            <w:r>
+              <w:rPr>
+                <w:rFonts w:ascii="Times New Roman" w:hAnsi="Times New Roman" w:cs="Times New Roman"/>
+                <w:b/>
+                <w:bCs/>
+                <w:lang w:val="en-US"/>
+              </w:rPr>
+              <w:t>buyer_middle_name</w:t>
+            </w:r>
+            <w:proofErr w:type="spellEnd"/>
+            <w:r>
+              <w:rPr>
+                <w:rFonts w:ascii="Times New Roman" w:hAnsi="Times New Roman" w:cs="Times New Roman"/>
+                <w:b/>
+                <w:bCs/>
+                <w:lang w:val="en-US"/>
+              </w:rPr>
+              <w:t xml:space="preserve"> }}</w:t>
             </w:r>
             <w:r>
               <w:rPr>
@@ -11104,7 +14679,39 @@
                 <w:rFonts w:ascii="Times New Roman" w:hAnsi="Times New Roman" w:cs="Times New Roman"/>
                 <w:lang w:val="en-US"/>
               </w:rPr>
-              <w:t>{{ buyer_birth_date }} г.р.</w:t>
+              <w:t xml:space="preserve">{{ </w:t>
+            </w:r>
+            <w:proofErr w:type="spellStart"/>
+            <w:r>
+              <w:rPr>
+                <w:rFonts w:ascii="Times New Roman" w:hAnsi="Times New Roman" w:cs="Times New Roman"/>
+                <w:lang w:val="en-US"/>
+              </w:rPr>
+              <w:t>buyer_birth_date</w:t>
+            </w:r>
+            <w:proofErr w:type="spellEnd"/>
+            <w:r>
+              <w:rPr>
+                <w:rFonts w:ascii="Times New Roman" w:hAnsi="Times New Roman" w:cs="Times New Roman"/>
+                <w:lang w:val="en-US"/>
+              </w:rPr>
+              <w:t xml:space="preserve"> }} </w:t>
+            </w:r>
+            <w:proofErr w:type="spellStart"/>
+            <w:r>
+              <w:rPr>
+                <w:rFonts w:ascii="Times New Roman" w:hAnsi="Times New Roman" w:cs="Times New Roman"/>
+                <w:lang w:val="en-US"/>
+              </w:rPr>
+              <w:t>г.р</w:t>
+            </w:r>
+            <w:proofErr w:type="spellEnd"/>
+            <w:r>
+              <w:rPr>
+                <w:rFonts w:ascii="Times New Roman" w:hAnsi="Times New Roman" w:cs="Times New Roman"/>
+                <w:lang w:val="en-US"/>
+              </w:rPr>
+              <w:t>.</w:t>
             </w:r>
           </w:p>
           <w:p>
@@ -11115,12 +14722,101 @@
                 <w:lang w:val="en-US"/>
               </w:rPr>
             </w:pPr>
-            <w:r>
-              <w:rPr>
-                <w:rFonts w:ascii="Times New Roman" w:hAnsi="Times New Roman" w:cs="Times New Roman"/>
-                <w:lang w:val="en-US"/>
-              </w:rPr>
-              <w:t>Паспорт РФ {{ buyer_licence_number }} выдан {{ buyer_issue_date }} {{ buyer_issue_organization }}</w:t>
+            <w:proofErr w:type="spellStart"/>
+            <w:r>
+              <w:rPr>
+                <w:rFonts w:ascii="Times New Roman" w:hAnsi="Times New Roman" w:cs="Times New Roman"/>
+                <w:lang w:val="en-US"/>
+              </w:rPr>
+              <w:t>Паспорт</w:t>
+            </w:r>
+            <w:proofErr w:type="spellEnd"/>
+            <w:r>
+              <w:rPr>
+                <w:rFonts w:ascii="Times New Roman" w:hAnsi="Times New Roman" w:cs="Times New Roman"/>
+                <w:lang w:val="en-US"/>
+              </w:rPr>
+              <w:t xml:space="preserve"> РФ </w:t>
+            </w:r>
+            <w:proofErr w:type="gramStart"/>
+            <w:r>
+              <w:rPr>
+                <w:rFonts w:ascii="Times New Roman" w:hAnsi="Times New Roman" w:cs="Times New Roman"/>
+                <w:lang w:val="en-US"/>
+              </w:rPr>
+              <w:t xml:space="preserve">{{ </w:t>
+            </w:r>
+            <w:proofErr w:type="spellStart"/>
+            <w:r>
+              <w:rPr>
+                <w:rFonts w:ascii="Times New Roman" w:hAnsi="Times New Roman" w:cs="Times New Roman"/>
+                <w:lang w:val="en-US"/>
+              </w:rPr>
+              <w:t>buyer</w:t>
+            </w:r>
+            <w:proofErr w:type="gramEnd"/>
+            <w:r>
+              <w:rPr>
+                <w:rFonts w:ascii="Times New Roman" w:hAnsi="Times New Roman" w:cs="Times New Roman"/>
+                <w:lang w:val="en-US"/>
+              </w:rPr>
+              <w:t>_licence_number</w:t>
+            </w:r>
+            <w:proofErr w:type="spellEnd"/>
+            <w:r>
+              <w:rPr>
+                <w:rFonts w:ascii="Times New Roman" w:hAnsi="Times New Roman" w:cs="Times New Roman"/>
+                <w:lang w:val="en-US"/>
+              </w:rPr>
+              <w:t xml:space="preserve"> }} </w:t>
+            </w:r>
+            <w:proofErr w:type="spellStart"/>
+            <w:r>
+              <w:rPr>
+                <w:rFonts w:ascii="Times New Roman" w:hAnsi="Times New Roman" w:cs="Times New Roman"/>
+                <w:lang w:val="en-US"/>
+              </w:rPr>
+              <w:t>выдан</w:t>
+            </w:r>
+            <w:proofErr w:type="spellEnd"/>
+            <w:r>
+              <w:rPr>
+                <w:rFonts w:ascii="Times New Roman" w:hAnsi="Times New Roman" w:cs="Times New Roman"/>
+                <w:lang w:val="en-US"/>
+              </w:rPr>
+              <w:t xml:space="preserve"> {{ </w:t>
+            </w:r>
+            <w:proofErr w:type="spellStart"/>
+            <w:r>
+              <w:rPr>
+                <w:rFonts w:ascii="Times New Roman" w:hAnsi="Times New Roman" w:cs="Times New Roman"/>
+                <w:lang w:val="en-US"/>
+              </w:rPr>
+              <w:t>buyer_issue_date</w:t>
+            </w:r>
+            <w:proofErr w:type="spellEnd"/>
+            <w:r>
+              <w:rPr>
+                <w:rFonts w:ascii="Times New Roman" w:hAnsi="Times New Roman" w:cs="Times New Roman"/>
+                <w:lang w:val="en-US"/>
+              </w:rPr>
+              <w:t xml:space="preserve"> }} {{ </w:t>
+            </w:r>
+            <w:proofErr w:type="spellStart"/>
+            <w:r>
+              <w:rPr>
+                <w:rFonts w:ascii="Times New Roman" w:hAnsi="Times New Roman" w:cs="Times New Roman"/>
+                <w:lang w:val="en-US"/>
+              </w:rPr>
+              <w:t>buyer_issue_organization</w:t>
+            </w:r>
+            <w:proofErr w:type="spellEnd"/>
+            <w:r>
+              <w:rPr>
+                <w:rFonts w:ascii="Times New Roman" w:hAnsi="Times New Roman" w:cs="Times New Roman"/>
+                <w:lang w:val="en-US"/>
+              </w:rPr>
+              <w:t xml:space="preserve"> }}</w:t>
             </w:r>
           </w:p>
           <w:p>
@@ -11131,12 +14827,53 @@
                 <w:lang w:val="en-US"/>
               </w:rPr>
             </w:pPr>
-            <w:r>
-              <w:rPr>
-                <w:rFonts w:ascii="Times New Roman" w:hAnsi="Times New Roman" w:cs="Times New Roman"/>
-                <w:lang w:val="en-US"/>
-              </w:rPr>
-              <w:t>Зарегистрирован: {{ buyer_full_address }}</w:t>
+            <w:proofErr w:type="spellStart"/>
+            <w:r>
+              <w:rPr>
+                <w:rFonts w:ascii="Times New Roman" w:hAnsi="Times New Roman" w:cs="Times New Roman"/>
+                <w:lang w:val="en-US"/>
+              </w:rPr>
+              <w:t>Зарегистрирован</w:t>
+            </w:r>
+            <w:proofErr w:type="spellEnd"/>
+            <w:r>
+              <w:rPr>
+                <w:rFonts w:ascii="Times New Roman" w:hAnsi="Times New Roman" w:cs="Times New Roman"/>
+                <w:lang w:val="en-US"/>
+              </w:rPr>
+              <w:t xml:space="preserve">: </w:t>
+            </w:r>
+            <w:proofErr w:type="gramStart"/>
+            <w:r>
+              <w:rPr>
+                <w:rFonts w:ascii="Times New Roman" w:hAnsi="Times New Roman" w:cs="Times New Roman"/>
+                <w:lang w:val="en-US"/>
+              </w:rPr>
+              <w:t xml:space="preserve">{{ </w:t>
+            </w:r>
+            <w:proofErr w:type="spellStart"/>
+            <w:r>
+              <w:rPr>
+                <w:rFonts w:ascii="Times New Roman" w:hAnsi="Times New Roman" w:cs="Times New Roman"/>
+                <w:lang w:val="en-US"/>
+              </w:rPr>
+              <w:t>buyer</w:t>
+            </w:r>
+            <w:proofErr w:type="gramEnd"/>
+            <w:r>
+              <w:rPr>
+                <w:rFonts w:ascii="Times New Roman" w:hAnsi="Times New Roman" w:cs="Times New Roman"/>
+                <w:lang w:val="en-US"/>
+              </w:rPr>
+              <w:t>_full_address</w:t>
+            </w:r>
+            <w:proofErr w:type="spellEnd"/>
+            <w:r>
+              <w:rPr>
+                <w:rFonts w:ascii="Times New Roman" w:hAnsi="Times New Roman" w:cs="Times New Roman"/>
+                <w:lang w:val="en-US"/>
+              </w:rPr>
+              <w:t xml:space="preserve"> }}</w:t>
             </w:r>
           </w:p>
           <w:p>
@@ -11152,7 +14889,39 @@
                 <w:rFonts w:ascii="Times New Roman" w:hAnsi="Times New Roman" w:cs="Times New Roman"/>
                 <w:lang w:val="en-US"/>
               </w:rPr>
-              <w:t>ИНН: {{ buyer_inn }}</w:t>
+              <w:t xml:space="preserve">ИНН: </w:t>
+            </w:r>
+            <w:proofErr w:type="gramStart"/>
+            <w:r>
+              <w:rPr>
+                <w:rFonts w:ascii="Times New Roman" w:hAnsi="Times New Roman" w:cs="Times New Roman"/>
+                <w:lang w:val="en-US"/>
+              </w:rPr>
+              <w:t xml:space="preserve">{{ </w:t>
+            </w:r>
+            <w:proofErr w:type="spellStart"/>
+            <w:r>
+              <w:rPr>
+                <w:rFonts w:ascii="Times New Roman" w:hAnsi="Times New Roman" w:cs="Times New Roman"/>
+                <w:lang w:val="en-US"/>
+              </w:rPr>
+              <w:t>buyer</w:t>
+            </w:r>
+            <w:proofErr w:type="gramEnd"/>
+            <w:r>
+              <w:rPr>
+                <w:rFonts w:ascii="Times New Roman" w:hAnsi="Times New Roman" w:cs="Times New Roman"/>
+                <w:lang w:val="en-US"/>
+              </w:rPr>
+              <w:t>_inn</w:t>
+            </w:r>
+            <w:proofErr w:type="spellEnd"/>
+            <w:r>
+              <w:rPr>
+                <w:rFonts w:ascii="Times New Roman" w:hAnsi="Times New Roman" w:cs="Times New Roman"/>
+                <w:lang w:val="en-US"/>
+              </w:rPr>
+              <w:t xml:space="preserve"> }}</w:t>
             </w:r>
           </w:p>
           <w:p>
@@ -11168,7 +14937,79 @@
                 <w:rFonts w:ascii="Times New Roman" w:hAnsi="Times New Roman" w:cs="Times New Roman"/>
                 <w:lang w:val="en-US"/>
               </w:rPr>
-              <w:t>{% elif buyer_type in ["external_company", "internal_company"] %}</w:t>
+              <w:t xml:space="preserve">{% </w:t>
+            </w:r>
+            <w:proofErr w:type="spellStart"/>
+            <w:r>
+              <w:rPr>
+                <w:rFonts w:ascii="Times New Roman" w:hAnsi="Times New Roman" w:cs="Times New Roman"/>
+                <w:lang w:val="en-US"/>
+              </w:rPr>
+              <w:t>elif</w:t>
+            </w:r>
+            <w:proofErr w:type="spellEnd"/>
+            <w:r>
+              <w:rPr>
+                <w:rFonts w:ascii="Times New Roman" w:hAnsi="Times New Roman" w:cs="Times New Roman"/>
+                <w:lang w:val="en-US"/>
+              </w:rPr>
+              <w:t xml:space="preserve"> </w:t>
+            </w:r>
+            <w:proofErr w:type="spellStart"/>
+            <w:r>
+              <w:rPr>
+                <w:rFonts w:ascii="Times New Roman" w:hAnsi="Times New Roman" w:cs="Times New Roman"/>
+                <w:lang w:val="en-US"/>
+              </w:rPr>
+              <w:t>buyer_type</w:t>
+            </w:r>
+            <w:proofErr w:type="spellEnd"/>
+            <w:r>
+              <w:rPr>
+                <w:rFonts w:ascii="Times New Roman" w:hAnsi="Times New Roman" w:cs="Times New Roman"/>
+                <w:lang w:val="en-US"/>
+              </w:rPr>
+              <w:t xml:space="preserve"> in ["</w:t>
+            </w:r>
+            <w:proofErr w:type="spellStart"/>
+            <w:r>
+              <w:rPr>
+                <w:rFonts w:ascii="Times New Roman" w:hAnsi="Times New Roman" w:cs="Times New Roman"/>
+                <w:lang w:val="en-US"/>
+              </w:rPr>
+              <w:t>external_company</w:t>
+            </w:r>
+            <w:proofErr w:type="spellEnd"/>
+            <w:r>
+              <w:rPr>
+                <w:rFonts w:ascii="Times New Roman" w:hAnsi="Times New Roman" w:cs="Times New Roman"/>
+                <w:lang w:val="en-US"/>
+              </w:rPr>
+              <w:t>", "</w:t>
+            </w:r>
+            <w:proofErr w:type="spellStart"/>
+            <w:r>
+              <w:rPr>
+                <w:rFonts w:ascii="Times New Roman" w:hAnsi="Times New Roman" w:cs="Times New Roman"/>
+                <w:lang w:val="en-US"/>
+              </w:rPr>
+              <w:t>internal_company</w:t>
+            </w:r>
+            <w:proofErr w:type="spellEnd"/>
+            <w:r>
+              <w:rPr>
+                <w:rFonts w:ascii="Times New Roman" w:hAnsi="Times New Roman" w:cs="Times New Roman"/>
+                <w:lang w:val="en-US"/>
+              </w:rPr>
+              <w:t xml:space="preserve">"] </w:t>
+            </w:r>
+            <w:proofErr w:type="gramStart"/>
+            <w:r>
+              <w:rPr>
+                <w:rFonts w:ascii="Times New Roman" w:hAnsi="Times New Roman" w:cs="Times New Roman"/>
+                <w:lang w:val="en-US"/>
+              </w:rPr>
+              <w:t>%}</w:t>
             </w:r>
             <w:r>
               <w:rPr>
@@ -11177,7 +15018,37 @@
                 <w:bCs/>
                 <w:lang w:val="en-US"/>
               </w:rPr>
-              <w:t>{{ buyer_name }}</w:t>
+              <w:t>{</w:t>
+            </w:r>
+            <w:proofErr w:type="gramEnd"/>
+            <w:r>
+              <w:rPr>
+                <w:rFonts w:ascii="Times New Roman" w:hAnsi="Times New Roman" w:cs="Times New Roman"/>
+                <w:b/>
+                <w:bCs/>
+                <w:lang w:val="en-US"/>
+              </w:rPr>
+              <w:t xml:space="preserve">{ </w:t>
+            </w:r>
+            <w:proofErr w:type="spellStart"/>
+            <w:r>
+              <w:rPr>
+                <w:rFonts w:ascii="Times New Roman" w:hAnsi="Times New Roman" w:cs="Times New Roman"/>
+                <w:b/>
+                <w:bCs/>
+                <w:lang w:val="en-US"/>
+              </w:rPr>
+              <w:t>buyer_name</w:t>
+            </w:r>
+            <w:proofErr w:type="spellEnd"/>
+            <w:r>
+              <w:rPr>
+                <w:rFonts w:ascii="Times New Roman" w:hAnsi="Times New Roman" w:cs="Times New Roman"/>
+                <w:b/>
+                <w:bCs/>
+                <w:lang w:val="en-US"/>
+              </w:rPr>
+              <w:t xml:space="preserve"> }}</w:t>
             </w:r>
           </w:p>
           <w:p>
@@ -11188,13 +15059,70 @@
                 <w:lang w:val="en-US"/>
               </w:rPr>
             </w:pPr>
+            <w:proofErr w:type="spellStart"/>
             <w:r>
               <w:rPr>
                 <w:rFonts w:ascii="Times New Roman" w:hAnsi="Times New Roman" w:cs="Times New Roman"/>
                 <w:lang w:val="en-US"/>
               </w:rPr>
               <w:lastRenderedPageBreak/>
-              <w:t>Юр. адрес: {{ buyer_legal_address }}</w:t>
+              <w:t>Юр</w:t>
+            </w:r>
+            <w:proofErr w:type="spellEnd"/>
+            <w:r>
+              <w:rPr>
+                <w:rFonts w:ascii="Times New Roman" w:hAnsi="Times New Roman" w:cs="Times New Roman"/>
+                <w:lang w:val="en-US"/>
+              </w:rPr>
+              <w:t xml:space="preserve">. </w:t>
+            </w:r>
+            <w:proofErr w:type="spellStart"/>
+            <w:r>
+              <w:rPr>
+                <w:rFonts w:ascii="Times New Roman" w:hAnsi="Times New Roman" w:cs="Times New Roman"/>
+                <w:lang w:val="en-US"/>
+              </w:rPr>
+              <w:t>адрес</w:t>
+            </w:r>
+            <w:proofErr w:type="spellEnd"/>
+            <w:r>
+              <w:rPr>
+                <w:rFonts w:ascii="Times New Roman" w:hAnsi="Times New Roman" w:cs="Times New Roman"/>
+                <w:lang w:val="en-US"/>
+              </w:rPr>
+              <w:t xml:space="preserve">: </w:t>
+            </w:r>
+            <w:proofErr w:type="gramStart"/>
+            <w:r>
+              <w:rPr>
+                <w:rFonts w:ascii="Times New Roman" w:hAnsi="Times New Roman" w:cs="Times New Roman"/>
+                <w:lang w:val="en-US"/>
+              </w:rPr>
+              <w:t xml:space="preserve">{{ </w:t>
+            </w:r>
+            <w:proofErr w:type="spellStart"/>
+            <w:r>
+              <w:rPr>
+                <w:rFonts w:ascii="Times New Roman" w:hAnsi="Times New Roman" w:cs="Times New Roman"/>
+                <w:lang w:val="en-US"/>
+              </w:rPr>
+              <w:t>buyer</w:t>
+            </w:r>
+            <w:proofErr w:type="gramEnd"/>
+            <w:r>
+              <w:rPr>
+                <w:rFonts w:ascii="Times New Roman" w:hAnsi="Times New Roman" w:cs="Times New Roman"/>
+                <w:lang w:val="en-US"/>
+              </w:rPr>
+              <w:t>_legal_address</w:t>
+            </w:r>
+            <w:proofErr w:type="spellEnd"/>
+            <w:r>
+              <w:rPr>
+                <w:rFonts w:ascii="Times New Roman" w:hAnsi="Times New Roman" w:cs="Times New Roman"/>
+                <w:lang w:val="en-US"/>
+              </w:rPr>
+              <w:t xml:space="preserve"> }}</w:t>
             </w:r>
           </w:p>
           <w:p>
@@ -11205,12 +15133,69 @@
                 <w:lang w:val="en-US"/>
               </w:rPr>
             </w:pPr>
-            <w:r>
-              <w:rPr>
-                <w:rFonts w:ascii="Times New Roman" w:hAnsi="Times New Roman" w:cs="Times New Roman"/>
-                <w:lang w:val="en-US"/>
-              </w:rPr>
-              <w:t>эл. почта: {{ buyer_email }}</w:t>
+            <w:proofErr w:type="spellStart"/>
+            <w:r>
+              <w:rPr>
+                <w:rFonts w:ascii="Times New Roman" w:hAnsi="Times New Roman" w:cs="Times New Roman"/>
+                <w:lang w:val="en-US"/>
+              </w:rPr>
+              <w:t>эл</w:t>
+            </w:r>
+            <w:proofErr w:type="spellEnd"/>
+            <w:r>
+              <w:rPr>
+                <w:rFonts w:ascii="Times New Roman" w:hAnsi="Times New Roman" w:cs="Times New Roman"/>
+                <w:lang w:val="en-US"/>
+              </w:rPr>
+              <w:t xml:space="preserve">. </w:t>
+            </w:r>
+            <w:proofErr w:type="spellStart"/>
+            <w:r>
+              <w:rPr>
+                <w:rFonts w:ascii="Times New Roman" w:hAnsi="Times New Roman" w:cs="Times New Roman"/>
+                <w:lang w:val="en-US"/>
+              </w:rPr>
+              <w:t>почта</w:t>
+            </w:r>
+            <w:proofErr w:type="spellEnd"/>
+            <w:r>
+              <w:rPr>
+                <w:rFonts w:ascii="Times New Roman" w:hAnsi="Times New Roman" w:cs="Times New Roman"/>
+                <w:lang w:val="en-US"/>
+              </w:rPr>
+              <w:t xml:space="preserve">: </w:t>
+            </w:r>
+            <w:proofErr w:type="gramStart"/>
+            <w:r>
+              <w:rPr>
+                <w:rFonts w:ascii="Times New Roman" w:hAnsi="Times New Roman" w:cs="Times New Roman"/>
+                <w:lang w:val="en-US"/>
+              </w:rPr>
+              <w:t xml:space="preserve">{{ </w:t>
+            </w:r>
+            <w:proofErr w:type="spellStart"/>
+            <w:r>
+              <w:rPr>
+                <w:rFonts w:ascii="Times New Roman" w:hAnsi="Times New Roman" w:cs="Times New Roman"/>
+                <w:lang w:val="en-US"/>
+              </w:rPr>
+              <w:t>buyer</w:t>
+            </w:r>
+            <w:proofErr w:type="gramEnd"/>
+            <w:r>
+              <w:rPr>
+                <w:rFonts w:ascii="Times New Roman" w:hAnsi="Times New Roman" w:cs="Times New Roman"/>
+                <w:lang w:val="en-US"/>
+              </w:rPr>
+              <w:t>_email</w:t>
+            </w:r>
+            <w:proofErr w:type="spellEnd"/>
+            <w:r>
+              <w:rPr>
+                <w:rFonts w:ascii="Times New Roman" w:hAnsi="Times New Roman" w:cs="Times New Roman"/>
+                <w:lang w:val="en-US"/>
+              </w:rPr>
+              <w:t xml:space="preserve"> }}</w:t>
             </w:r>
           </w:p>
           <w:p>
@@ -11221,12 +15206,53 @@
                 <w:lang w:val="en-US"/>
               </w:rPr>
             </w:pPr>
-            <w:r>
-              <w:rPr>
-                <w:rFonts w:ascii="Times New Roman" w:hAnsi="Times New Roman" w:cs="Times New Roman"/>
-                <w:lang w:val="en-US"/>
-              </w:rPr>
-              <w:t>тел: {{ buyer_phone }}</w:t>
+            <w:proofErr w:type="spellStart"/>
+            <w:r>
+              <w:rPr>
+                <w:rFonts w:ascii="Times New Roman" w:hAnsi="Times New Roman" w:cs="Times New Roman"/>
+                <w:lang w:val="en-US"/>
+              </w:rPr>
+              <w:t>тел</w:t>
+            </w:r>
+            <w:proofErr w:type="spellEnd"/>
+            <w:r>
+              <w:rPr>
+                <w:rFonts w:ascii="Times New Roman" w:hAnsi="Times New Roman" w:cs="Times New Roman"/>
+                <w:lang w:val="en-US"/>
+              </w:rPr>
+              <w:t xml:space="preserve">: </w:t>
+            </w:r>
+            <w:proofErr w:type="gramStart"/>
+            <w:r>
+              <w:rPr>
+                <w:rFonts w:ascii="Times New Roman" w:hAnsi="Times New Roman" w:cs="Times New Roman"/>
+                <w:lang w:val="en-US"/>
+              </w:rPr>
+              <w:t xml:space="preserve">{{ </w:t>
+            </w:r>
+            <w:proofErr w:type="spellStart"/>
+            <w:r>
+              <w:rPr>
+                <w:rFonts w:ascii="Times New Roman" w:hAnsi="Times New Roman" w:cs="Times New Roman"/>
+                <w:lang w:val="en-US"/>
+              </w:rPr>
+              <w:t>buyer</w:t>
+            </w:r>
+            <w:proofErr w:type="gramEnd"/>
+            <w:r>
+              <w:rPr>
+                <w:rFonts w:ascii="Times New Roman" w:hAnsi="Times New Roman" w:cs="Times New Roman"/>
+                <w:lang w:val="en-US"/>
+              </w:rPr>
+              <w:t>_phone</w:t>
+            </w:r>
+            <w:proofErr w:type="spellEnd"/>
+            <w:r>
+              <w:rPr>
+                <w:rFonts w:ascii="Times New Roman" w:hAnsi="Times New Roman" w:cs="Times New Roman"/>
+                <w:lang w:val="en-US"/>
+              </w:rPr>
+              <w:t xml:space="preserve"> }}</w:t>
             </w:r>
           </w:p>
           <w:p>
@@ -11242,7 +15268,39 @@
                 <w:rFonts w:ascii="Times New Roman" w:hAnsi="Times New Roman" w:cs="Times New Roman"/>
                 <w:lang w:val="en-US"/>
               </w:rPr>
-              <w:t>ОГРН {{ buyer_ogrn }}</w:t>
+              <w:t xml:space="preserve">ОГРН </w:t>
+            </w:r>
+            <w:proofErr w:type="gramStart"/>
+            <w:r>
+              <w:rPr>
+                <w:rFonts w:ascii="Times New Roman" w:hAnsi="Times New Roman" w:cs="Times New Roman"/>
+                <w:lang w:val="en-US"/>
+              </w:rPr>
+              <w:t xml:space="preserve">{{ </w:t>
+            </w:r>
+            <w:proofErr w:type="spellStart"/>
+            <w:r>
+              <w:rPr>
+                <w:rFonts w:ascii="Times New Roman" w:hAnsi="Times New Roman" w:cs="Times New Roman"/>
+                <w:lang w:val="en-US"/>
+              </w:rPr>
+              <w:t>buyer</w:t>
+            </w:r>
+            <w:proofErr w:type="gramEnd"/>
+            <w:r>
+              <w:rPr>
+                <w:rFonts w:ascii="Times New Roman" w:hAnsi="Times New Roman" w:cs="Times New Roman"/>
+                <w:lang w:val="en-US"/>
+              </w:rPr>
+              <w:t>_ogrn</w:t>
+            </w:r>
+            <w:proofErr w:type="spellEnd"/>
+            <w:r>
+              <w:rPr>
+                <w:rFonts w:ascii="Times New Roman" w:hAnsi="Times New Roman" w:cs="Times New Roman"/>
+                <w:lang w:val="en-US"/>
+              </w:rPr>
+              <w:t xml:space="preserve"> }}</w:t>
             </w:r>
           </w:p>
           <w:p>
@@ -11258,7 +15316,55 @@
                 <w:rFonts w:ascii="Times New Roman" w:hAnsi="Times New Roman" w:cs="Times New Roman"/>
                 <w:lang w:val="en-US"/>
               </w:rPr>
-              <w:t>ИНН {{ buyer_inn }} КПП {{ buyer_kpp }}</w:t>
+              <w:t xml:space="preserve">ИНН </w:t>
+            </w:r>
+            <w:proofErr w:type="gramStart"/>
+            <w:r>
+              <w:rPr>
+                <w:rFonts w:ascii="Times New Roman" w:hAnsi="Times New Roman" w:cs="Times New Roman"/>
+                <w:lang w:val="en-US"/>
+              </w:rPr>
+              <w:t xml:space="preserve">{{ </w:t>
+            </w:r>
+            <w:proofErr w:type="spellStart"/>
+            <w:r>
+              <w:rPr>
+                <w:rFonts w:ascii="Times New Roman" w:hAnsi="Times New Roman" w:cs="Times New Roman"/>
+                <w:lang w:val="en-US"/>
+              </w:rPr>
+              <w:t>buyer</w:t>
+            </w:r>
+            <w:proofErr w:type="gramEnd"/>
+            <w:r>
+              <w:rPr>
+                <w:rFonts w:ascii="Times New Roman" w:hAnsi="Times New Roman" w:cs="Times New Roman"/>
+                <w:lang w:val="en-US"/>
+              </w:rPr>
+              <w:t>_inn</w:t>
+            </w:r>
+            <w:proofErr w:type="spellEnd"/>
+            <w:r>
+              <w:rPr>
+                <w:rFonts w:ascii="Times New Roman" w:hAnsi="Times New Roman" w:cs="Times New Roman"/>
+                <w:lang w:val="en-US"/>
+              </w:rPr>
+              <w:t xml:space="preserve"> }} КПП {{ </w:t>
+            </w:r>
+            <w:proofErr w:type="spellStart"/>
+            <w:r>
+              <w:rPr>
+                <w:rFonts w:ascii="Times New Roman" w:hAnsi="Times New Roman" w:cs="Times New Roman"/>
+                <w:lang w:val="en-US"/>
+              </w:rPr>
+              <w:t>buyer_kpp</w:t>
+            </w:r>
+            <w:proofErr w:type="spellEnd"/>
+            <w:r>
+              <w:rPr>
+                <w:rFonts w:ascii="Times New Roman" w:hAnsi="Times New Roman" w:cs="Times New Roman"/>
+                <w:lang w:val="en-US"/>
+              </w:rPr>
+              <w:t xml:space="preserve"> }}</w:t>
             </w:r>
           </w:p>
           <w:p>
@@ -11274,7 +15380,39 @@
                 <w:rFonts w:ascii="Times New Roman" w:hAnsi="Times New Roman" w:cs="Times New Roman"/>
                 <w:lang w:val="en-US"/>
               </w:rPr>
-              <w:t>р/с {{ buyer_bank_account }}</w:t>
+              <w:t xml:space="preserve">р/с </w:t>
+            </w:r>
+            <w:proofErr w:type="gramStart"/>
+            <w:r>
+              <w:rPr>
+                <w:rFonts w:ascii="Times New Roman" w:hAnsi="Times New Roman" w:cs="Times New Roman"/>
+                <w:lang w:val="en-US"/>
+              </w:rPr>
+              <w:t xml:space="preserve">{{ </w:t>
+            </w:r>
+            <w:proofErr w:type="spellStart"/>
+            <w:r>
+              <w:rPr>
+                <w:rFonts w:ascii="Times New Roman" w:hAnsi="Times New Roman" w:cs="Times New Roman"/>
+                <w:lang w:val="en-US"/>
+              </w:rPr>
+              <w:t>buyer</w:t>
+            </w:r>
+            <w:proofErr w:type="gramEnd"/>
+            <w:r>
+              <w:rPr>
+                <w:rFonts w:ascii="Times New Roman" w:hAnsi="Times New Roman" w:cs="Times New Roman"/>
+                <w:lang w:val="en-US"/>
+              </w:rPr>
+              <w:t>_bank_account</w:t>
+            </w:r>
+            <w:proofErr w:type="spellEnd"/>
+            <w:r>
+              <w:rPr>
+                <w:rFonts w:ascii="Times New Roman" w:hAnsi="Times New Roman" w:cs="Times New Roman"/>
+                <w:lang w:val="en-US"/>
+              </w:rPr>
+              <w:t xml:space="preserve"> }}</w:t>
             </w:r>
           </w:p>
           <w:p>
@@ -11285,12 +15423,37 @@
                 <w:lang w:val="en-US"/>
               </w:rPr>
             </w:pPr>
-            <w:r>
-              <w:rPr>
-                <w:rFonts w:ascii="Times New Roman" w:hAnsi="Times New Roman" w:cs="Times New Roman"/>
-                <w:lang w:val="en-US"/>
-              </w:rPr>
-              <w:t>{{ buyer_bank_name }}</w:t>
+            <w:proofErr w:type="gramStart"/>
+            <w:r>
+              <w:rPr>
+                <w:rFonts w:ascii="Times New Roman" w:hAnsi="Times New Roman" w:cs="Times New Roman"/>
+                <w:lang w:val="en-US"/>
+              </w:rPr>
+              <w:t xml:space="preserve">{{ </w:t>
+            </w:r>
+            <w:proofErr w:type="spellStart"/>
+            <w:r>
+              <w:rPr>
+                <w:rFonts w:ascii="Times New Roman" w:hAnsi="Times New Roman" w:cs="Times New Roman"/>
+                <w:lang w:val="en-US"/>
+              </w:rPr>
+              <w:t>buyer</w:t>
+            </w:r>
+            <w:proofErr w:type="gramEnd"/>
+            <w:r>
+              <w:rPr>
+                <w:rFonts w:ascii="Times New Roman" w:hAnsi="Times New Roman" w:cs="Times New Roman"/>
+                <w:lang w:val="en-US"/>
+              </w:rPr>
+              <w:t>_bank_name</w:t>
+            </w:r>
+            <w:proofErr w:type="spellEnd"/>
+            <w:r>
+              <w:rPr>
+                <w:rFonts w:ascii="Times New Roman" w:hAnsi="Times New Roman" w:cs="Times New Roman"/>
+                <w:lang w:val="en-US"/>
+              </w:rPr>
+              <w:t xml:space="preserve"> }}</w:t>
             </w:r>
           </w:p>
           <w:p>
@@ -11306,7 +15469,55 @@
                 <w:rFonts w:ascii="Times New Roman" w:hAnsi="Times New Roman" w:cs="Times New Roman"/>
                 <w:lang w:val="en-US"/>
               </w:rPr>
-              <w:t>БИК {{ buyer_bik }} к/с {{ buyer_corr_account }}</w:t>
+              <w:t xml:space="preserve">БИК </w:t>
+            </w:r>
+            <w:proofErr w:type="gramStart"/>
+            <w:r>
+              <w:rPr>
+                <w:rFonts w:ascii="Times New Roman" w:hAnsi="Times New Roman" w:cs="Times New Roman"/>
+                <w:lang w:val="en-US"/>
+              </w:rPr>
+              <w:t xml:space="preserve">{{ </w:t>
+            </w:r>
+            <w:proofErr w:type="spellStart"/>
+            <w:r>
+              <w:rPr>
+                <w:rFonts w:ascii="Times New Roman" w:hAnsi="Times New Roman" w:cs="Times New Roman"/>
+                <w:lang w:val="en-US"/>
+              </w:rPr>
+              <w:t>buyer</w:t>
+            </w:r>
+            <w:proofErr w:type="gramEnd"/>
+            <w:r>
+              <w:rPr>
+                <w:rFonts w:ascii="Times New Roman" w:hAnsi="Times New Roman" w:cs="Times New Roman"/>
+                <w:lang w:val="en-US"/>
+              </w:rPr>
+              <w:t>_bik</w:t>
+            </w:r>
+            <w:proofErr w:type="spellEnd"/>
+            <w:r>
+              <w:rPr>
+                <w:rFonts w:ascii="Times New Roman" w:hAnsi="Times New Roman" w:cs="Times New Roman"/>
+                <w:lang w:val="en-US"/>
+              </w:rPr>
+              <w:t xml:space="preserve"> }} к/с {{ </w:t>
+            </w:r>
+            <w:proofErr w:type="spellStart"/>
+            <w:r>
+              <w:rPr>
+                <w:rFonts w:ascii="Times New Roman" w:hAnsi="Times New Roman" w:cs="Times New Roman"/>
+                <w:lang w:val="en-US"/>
+              </w:rPr>
+              <w:t>buyer_corr_account</w:t>
+            </w:r>
+            <w:proofErr w:type="spellEnd"/>
+            <w:r>
+              <w:rPr>
+                <w:rFonts w:ascii="Times New Roman" w:hAnsi="Times New Roman" w:cs="Times New Roman"/>
+                <w:lang w:val="en-US"/>
+              </w:rPr>
+              <w:t xml:space="preserve"> }}</w:t>
             </w:r>
           </w:p>
           <w:p>
@@ -11415,7 +15626,51 @@
           <w:szCs w:val="20"/>
           <w:lang w:val="en-US"/>
         </w:rPr>
-        <w:t>______________/{{seller_initials}}/                 _____________________________/{{buyer_initials}}/</w:t>
+        <w:t>______________/{{</w:t>
+      </w:r>
+      <w:proofErr w:type="spellStart"/>
+      <w:r>
+        <w:rPr>
+          <w:rFonts w:ascii="Times New Roman" w:hAnsi="Times New Roman" w:cs="Times New Roman"/>
+          <w:color w:val="000000"/>
+          <w:sz w:val="20"/>
+          <w:szCs w:val="20"/>
+          <w:lang w:val="en-US"/>
+        </w:rPr>
+        <w:t>seller_initials</w:t>
+      </w:r>
+      <w:proofErr w:type="spellEnd"/>
+      <w:r>
+        <w:rPr>
+          <w:rFonts w:ascii="Times New Roman" w:hAnsi="Times New Roman" w:cs="Times New Roman"/>
+          <w:color w:val="000000"/>
+          <w:sz w:val="20"/>
+          <w:szCs w:val="20"/>
+          <w:lang w:val="en-US"/>
+        </w:rPr>
+        <w:t>}}/                 _____________________________/{{</w:t>
+      </w:r>
+      <w:proofErr w:type="spellStart"/>
+      <w:r>
+        <w:rPr>
+          <w:rFonts w:ascii="Times New Roman" w:hAnsi="Times New Roman" w:cs="Times New Roman"/>
+          <w:color w:val="000000"/>
+          <w:sz w:val="20"/>
+          <w:szCs w:val="20"/>
+          <w:lang w:val="en-US"/>
+        </w:rPr>
+        <w:t>buyer_initials</w:t>
+      </w:r>
+      <w:proofErr w:type="spellEnd"/>
+      <w:r>
+        <w:rPr>
+          <w:rFonts w:ascii="Times New Roman" w:hAnsi="Times New Roman" w:cs="Times New Roman"/>
+          <w:color w:val="000000"/>
+          <w:sz w:val="20"/>
+          <w:szCs w:val="20"/>
+          <w:lang w:val="en-US"/>
+        </w:rPr>
+        <w:t>}}/</w:t>
       </w:r>
     </w:p>
     <w:p>
@@ -11450,7 +15705,27 @@
           <w:sz w:val="20"/>
           <w:szCs w:val="20"/>
         </w:rPr>
-        <w:t xml:space="preserve">(подпись)                  (Ф.И.О.)           </w:t>
+        <w:t>(</w:t>
+      </w:r>
+      <w:proofErr w:type="gramStart"/>
+      <w:r>
+        <w:rPr>
+          <w:rFonts w:ascii="Times New Roman" w:hAnsi="Times New Roman" w:cs="Times New Roman"/>
+          <w:color w:val="000000"/>
+          <w:sz w:val="20"/>
+          <w:szCs w:val="20"/>
+        </w:rPr>
+        <w:t xml:space="preserve">подпись)   </w:t>
+      </w:r>
+      <w:proofErr w:type="gramEnd"/>
+      <w:r>
+        <w:rPr>
+          <w:rFonts w:ascii="Times New Roman" w:hAnsi="Times New Roman" w:cs="Times New Roman"/>
+          <w:color w:val="000000"/>
+          <w:sz w:val="20"/>
+          <w:szCs w:val="20"/>
+        </w:rPr>
+        <w:t xml:space="preserve">               (Ф.И.О.)           </w:t>
       </w:r>
       <w:r>
         <w:rPr>
@@ -11460,7 +15735,27 @@
           <w:szCs w:val="20"/>
         </w:rPr>
         <w:tab/>
-        <w:t xml:space="preserve">                             (подпись)                            (Ф.И.О.)</w:t>
+        <w:t xml:space="preserve">                             (</w:t>
+      </w:r>
+      <w:proofErr w:type="gramStart"/>
+      <w:r>
+        <w:rPr>
+          <w:rFonts w:ascii="Times New Roman" w:hAnsi="Times New Roman" w:cs="Times New Roman"/>
+          <w:color w:val="000000"/>
+          <w:sz w:val="20"/>
+          <w:szCs w:val="20"/>
+        </w:rPr>
+        <w:t xml:space="preserve">подпись)   </w:t>
+      </w:r>
+      <w:proofErr w:type="gramEnd"/>
+      <w:r>
+        <w:rPr>
+          <w:rFonts w:ascii="Times New Roman" w:hAnsi="Times New Roman" w:cs="Times New Roman"/>
+          <w:color w:val="000000"/>
+          <w:sz w:val="20"/>
+          <w:szCs w:val="20"/>
+        </w:rPr>
+        <w:t xml:space="preserve">                         (Ф.И.О.)</w:t>
       </w:r>
     </w:p>
     <w:p>
@@ -11503,7 +15798,7 @@
       </w:pPr>
     </w:p>
     <w:sectPr>
-      <w:footerReference w:type="default" r:id="rId13"/>
+      <w:footerReference w:type="default" r:id="rId12"/>
       <w:pgSz w:w="11906" w:h="16838"/>
       <w:pgMar w:top="851" w:right="709" w:bottom="567" w:left="992" w:header="709" w:footer="397" w:gutter="0"/>
       <w:cols w:space="708"/>
